--- a/docs/chapter_downloads/Quintana_GoFish_Predation_and_Fleeing_Behavior.docx
+++ b/docs/chapter_downloads/Quintana_GoFish_Predation_and_Fleeing_Behavior.docx
@@ -2,32 +2,6 @@
 <file path=word/document.xml><?xml version="1.0" encoding="utf-8"?>
 <w:document xmlns:w="http://schemas.openxmlformats.org/wordprocessingml/2006/main" xmlns:m="http://schemas.openxmlformats.org/officeDocument/2006/math" xmlns:r="http://schemas.openxmlformats.org/officeDocument/2006/relationships" xmlns:o="urn:schemas-microsoft-com:office:office" xmlns:v="urn:schemas-microsoft-com:vml" xmlns:w10="urn:schemas-microsoft-com:office:word" xmlns:a="http://schemas.openxmlformats.org/drawingml/2006/main" xmlns:pic="http://schemas.openxmlformats.org/drawingml/2006/picture" xmlns:wp="http://schemas.openxmlformats.org/drawingml/2006/wordprocessingDrawing">
   <w:body>
-    <w:sdt>
-      <w:sdtPr>
-        <w:docPartObj>
-          <w:docPartGallery w:val="Table of Contents"/>
-          <w:docPartUnique/>
-        </w:docPartObj>
-      </w:sdtPr>
-      <w:sdtContent>
-        <w:p>
-          <w:pPr>
-            <w:pStyle w:val="TOCHeading"/>
-          </w:pPr>
-          <w:r>
-            <w:t xml:space="preserve">Table of Contents</w:t>
-          </w:r>
-        </w:p>
-        <w:p>
-          <w:r>
-            <w:fldChar w:fldCharType="begin" w:dirty="true"/>
-            <w:instrText xml:space="preserve">TOC \o "1-3" \h \z \u</w:instrText>
-            <w:fldChar w:fldCharType="separate"/>
-            <w:fldChar w:fldCharType="end"/>
-          </w:r>
-        </w:p>
-      </w:sdtContent>
-    </w:sdt>
     <w:bookmarkStart w:id="26" w:name="predation-and-fleeing-behavior"/>
     <w:p>
       <w:pPr>
@@ -15813,9 +15787,10 @@
     <w:bookmarkEnd w:id="25"/>
     <w:bookmarkEnd w:id="26"/>
     <w:sectPr>
-      <w:footnotePr>
-        <w:numRestart w:val="eachSect"/>
-      </w:footnotePr>
+      <w:pgSz w:h="15840" w:orient="portrait" w:w="12240"/>
+      <w:pgMar w:bottom="1440" w:footer="708" w:gutter="0" w:header="708" w:left="1440" w:right="1440" w:top="1440"/>
+      <w:pgNumType/>
+      <w:docGrid w:linePitch="360"/>
     </w:sectPr>
   </w:body>
 </w:document>
@@ -15845,7 +15820,107 @@
 </file>
 
 <file path=word/numbering.xml><?xml version="1.0" encoding="utf-8"?>
-<w:numbering xmlns:w="http://schemas.openxmlformats.org/wordprocessingml/2006/main">
+<w:numbering xmlns:m="http://schemas.openxmlformats.org/officeDocument/2006/math" xmlns:mc="http://schemas.openxmlformats.org/markup-compatibility/2006" xmlns:o="urn:schemas-microsoft-com:office:office" xmlns:r="http://schemas.openxmlformats.org/officeDocument/2006/relationships" xmlns:v="urn:schemas-microsoft-com:vml" xmlns:w="http://schemas.openxmlformats.org/wordprocessingml/2006/main" xmlns:w10="urn:schemas-microsoft-com:office:word" xmlns:w14="http://schemas.microsoft.com/office/word/2010/wordml" xmlns:w15="http://schemas.microsoft.com/office/word/2012/wordml" xmlns:wne="http://schemas.microsoft.com/office/word/2006/wordml" xmlns:wp="http://schemas.openxmlformats.org/drawingml/2006/wordprocessingDrawing" xmlns:wp14="http://schemas.microsoft.com/office/word/2010/wordprocessingDrawing" xmlns:wpc="http://schemas.microsoft.com/office/word/2010/wordprocessingCanvas" xmlns:wpg="http://schemas.microsoft.com/office/word/2010/wordprocessingGroup" xmlns:wpi="http://schemas.microsoft.com/office/word/2010/wordprocessingInk" xmlns:wps="http://schemas.microsoft.com/office/word/2010/wordprocessingShape" mc:Ignorable="w14 w15 wp14">
+  <w:abstractNum w15:restartNumberingAfterBreak="0" w:abstractNumId="1">
+    <w:multiLevelType w:val="hybridMultilevel"/>
+    <w:lvl w15:tentative="1" w:ilvl="0">
+      <w:start w:val="1"/>
+      <w:numFmt w:val="bullet"/>
+      <w:lvlText w:val="●"/>
+      <w:lvlJc w:val="left"/>
+      <w:pPr>
+        <w:ind w:hanging="360" w:left="720"/>
+      </w:pPr>
+    </w:lvl>
+    <w:lvl w15:tentative="1" w:ilvl="1">
+      <w:start w:val="1"/>
+      <w:numFmt w:val="bullet"/>
+      <w:lvlText w:val="○"/>
+      <w:lvlJc w:val="left"/>
+      <w:pPr>
+        <w:ind w:hanging="360" w:left="1440"/>
+      </w:pPr>
+    </w:lvl>
+    <w:lvl w15:tentative="1" w:ilvl="2">
+      <w:start w:val="1"/>
+      <w:numFmt w:val="bullet"/>
+      <w:lvlText w:val="■"/>
+      <w:lvlJc w:val="left"/>
+      <w:pPr>
+        <w:ind w:hanging="360" w:left="2160"/>
+      </w:pPr>
+    </w:lvl>
+    <w:lvl w15:tentative="1" w:ilvl="3">
+      <w:start w:val="1"/>
+      <w:numFmt w:val="bullet"/>
+      <w:lvlText w:val="●"/>
+      <w:lvlJc w:val="left"/>
+      <w:pPr>
+        <w:ind w:hanging="360" w:left="2880"/>
+      </w:pPr>
+    </w:lvl>
+    <w:lvl w15:tentative="1" w:ilvl="4">
+      <w:start w:val="1"/>
+      <w:numFmt w:val="bullet"/>
+      <w:lvlText w:val="○"/>
+      <w:lvlJc w:val="left"/>
+      <w:pPr>
+        <w:ind w:hanging="360" w:left="3600"/>
+      </w:pPr>
+    </w:lvl>
+    <w:lvl w15:tentative="1" w:ilvl="5">
+      <w:start w:val="1"/>
+      <w:numFmt w:val="bullet"/>
+      <w:lvlText w:val="■"/>
+      <w:lvlJc w:val="left"/>
+      <w:pPr>
+        <w:ind w:hanging="360" w:left="4320"/>
+      </w:pPr>
+    </w:lvl>
+    <w:lvl w15:tentative="1" w:ilvl="6">
+      <w:start w:val="1"/>
+      <w:numFmt w:val="bullet"/>
+      <w:lvlText w:val="●"/>
+      <w:lvlJc w:val="left"/>
+      <w:pPr>
+        <w:ind w:hanging="360" w:left="5040"/>
+      </w:pPr>
+    </w:lvl>
+    <w:lvl w15:tentative="1" w:ilvl="7">
+      <w:start w:val="1"/>
+      <w:numFmt w:val="bullet"/>
+      <w:lvlText w:val="●"/>
+      <w:lvlJc w:val="left"/>
+      <w:pPr>
+        <w:ind w:hanging="360" w:left="5760"/>
+      </w:pPr>
+    </w:lvl>
+    <w:lvl w15:tentative="1" w:ilvl="8">
+      <w:start w:val="1"/>
+      <w:numFmt w:val="bullet"/>
+      <w:lvlText w:val="●"/>
+      <w:lvlJc w:val="left"/>
+      <w:pPr>
+        <w:ind w:hanging="360" w:left="6480"/>
+      </w:pPr>
+    </w:lvl>
+  </w:abstractNum>
+  <w:abstractNum w15:restartNumberingAfterBreak="0" w:abstractNumId="2">
+    <w:multiLevelType w:val="hybridMultilevel"/>
+    <w:lvl w15:tentative="1" w:ilvl="0">
+      <w:start w:val="1"/>
+      <w:numFmt w:val="bullet"/>
+      <w:lvlText w:val="•"/>
+      <w:lvlJc w:val="left"/>
+      <w:pPr>
+        <w:ind w:hanging="360" w:left="720"/>
+      </w:pPr>
+      <w:rPr>
+        <w:rFonts w:ascii="Calibri" w:cs="Calibri" w:eastAsia="Calibri" w:hAnsi="Calibri"/>
+        <w:color w:val="0c7aba"/>
+      </w:rPr>
+    </w:lvl>
+  </w:abstractNum>
   <w:abstractNum w:abstractNumId="990">
     <w:nsid w:val="0000A990"/>
     <w:multiLevelType w:val="multilevel"/>
@@ -16110,6 +16185,12 @@
       </w:pPr>
     </w:lvl>
   </w:abstractNum>
+  <w:num w:numId="1">
+    <w:abstractNumId w:val="1"/>
+    <w:lvlOverride w:ilvl="0">
+      <w:startOverride w:val="1"/>
+    </w:lvlOverride>
+  </w:num>
   <w:num w:numId="1000">
     <w:abstractNumId w:val="990"/>
   </w:num>
@@ -16303,659 +16384,297 @@
 </file>
 
 <file path=word/styles.xml><?xml version="1.0" encoding="utf-8"?>
-<w:styles xmlns:r="http://schemas.openxmlformats.org/officeDocument/2006/relationships" xmlns:w="http://schemas.openxmlformats.org/wordprocessingml/2006/main">
+<w:styles xmlns:mc="http://schemas.openxmlformats.org/markup-compatibility/2006" xmlns:r="http://schemas.openxmlformats.org/officeDocument/2006/relationships" xmlns:w="http://schemas.openxmlformats.org/wordprocessingml/2006/main" xmlns:w14="http://schemas.microsoft.com/office/word/2010/wordml" xmlns:w15="http://schemas.microsoft.com/office/word/2012/wordml" mc:Ignorable="w14 w15">
   <w:docDefaults>
     <w:rPrDefault>
       <w:rPr>
-        <w:rFonts w:asciiTheme="minorHAnsi" w:cstheme="minorBidi" w:eastAsiaTheme="minorEastAsia" w:hAnsiTheme="minorHAnsi"/>
-        <w:sz w:val="24"/>
-        <w:szCs w:val="24"/>
-        <w:lang w:bidi="ar-SA" w:eastAsia="zh-CN" w:val="en-US"/>
+        <w:rFonts w:ascii="Calibri" w:cs="Calibri" w:eastAsia="Calibri" w:hAnsi="Calibri"/>
+        <w:color w:val="1a1a1a"/>
+        <w:sz w:val="22"/>
+        <w:szCs w:val="22"/>
       </w:rPr>
     </w:rPrDefault>
-    <w:pPrDefault>
-      <w:pPr>
-        <w:spacing w:after="200"/>
-      </w:pPr>
-    </w:pPrDefault>
+    <w:pPrDefault/>
   </w:docDefaults>
-  <w:latentStyles w:count="276" w:defLockedState="0" w:defQFormat="0" w:defSemiHidden="0" w:defUIPriority="0" w:defUnhideWhenUsed="0"/>
-  <w:style w:default="1" w:styleId="Normal" w:type="paragraph">
-    <w:name w:val="Normal"/>
-    <w:qFormat/>
-  </w:style>
-  <w:style w:styleId="BodyText" w:type="paragraph">
-    <w:name w:val="Body Text"/>
-    <w:basedOn w:val="Normal"/>
-    <w:link w:val="BodyTextChar"/>
-    <w:qFormat/>
-    <w:pPr>
-      <w:spacing w:after="180" w:before="180"/>
-    </w:pPr>
-  </w:style>
-  <w:style w:customStyle="1" w:styleId="FirstParagraph" w:type="paragraph">
-    <w:name w:val="First Paragraph"/>
-    <w:basedOn w:val="BodyText"/>
-    <w:next w:val="BodyText"/>
-    <w:qFormat/>
-  </w:style>
-  <w:style w:customStyle="1" w:styleId="Compact" w:type="paragraph">
-    <w:name w:val="Compact"/>
-    <w:basedOn w:val="BodyText"/>
-    <w:qFormat/>
-    <w:pPr>
-      <w:spacing w:after="36" w:before="36"/>
-    </w:pPr>
-  </w:style>
   <w:style w:styleId="Title" w:type="paragraph">
     <w:name w:val="Title"/>
     <w:basedOn w:val="Normal"/>
-    <w:next w:val="BodyText"/>
-    <w:link w:val="TitleChar"/>
-    <w:uiPriority w:val="10"/>
+    <w:next w:val="Normal"/>
     <w:qFormat/>
-    <w:rsid w:val="00A10FD9"/>
-    <w:pPr>
-      <w:spacing w:after="80" w:line="240" w:lineRule="auto"/>
-      <w:contextualSpacing/>
-      <w:jc w:val="center"/>
-    </w:pPr>
     <w:rPr>
-      <w:rFonts w:asciiTheme="majorHAnsi" w:cstheme="majorBidi" w:eastAsiaTheme="majorEastAsia" w:hAnsiTheme="majorHAnsi"/>
       <w:sz w:val="56"/>
       <w:szCs w:val="56"/>
     </w:rPr>
   </w:style>
-  <w:style w:customStyle="1" w:styleId="TitleChar" w:type="character">
-    <w:name w:val="Title Char"/>
-    <w:basedOn w:val="DefaultParagraphFont"/>
-    <w:link w:val="Title"/>
-    <w:uiPriority w:val="10"/>
-    <w:rsid w:val="00A10FD9"/>
+  <w:style w:styleId="Heading1" w:type="paragraph">
+    <w:name w:val="Heading 1"/>
+    <w:basedOn w:val="Normal"/>
+    <w:next w:val="Normal"/>
+    <w:qFormat/>
     <w:rPr>
-      <w:rFonts w:asciiTheme="majorHAnsi" w:cstheme="majorBidi" w:eastAsiaTheme="majorEastAsia" w:hAnsiTheme="majorHAnsi"/>
-      <w:sz w:val="56"/>
-      <w:szCs w:val="56"/>
+      <w:color w:val="2E74B5"/>
+      <w:sz w:val="32"/>
+      <w:szCs w:val="32"/>
     </w:rPr>
   </w:style>
-  <w:style w:styleId="Subtitle" w:type="paragraph">
-    <w:name w:val="Subtitle"/>
-    <w:basedOn w:val="Title"/>
-    <w:next w:val="BodyText"/>
-    <w:link w:val="SubtitleChar"/>
-    <w:uiPriority w:val="11"/>
+  <w:style w:styleId="Heading2" w:type="paragraph">
+    <w:name w:val="Heading 2"/>
+    <w:basedOn w:val="Normal"/>
+    <w:next w:val="Normal"/>
     <w:qFormat/>
-    <w:rsid w:val="00A10FD9"/>
-    <w:pPr>
-      <w:numPr>
-        <w:ilvl w:val="1"/>
-      </w:numPr>
-    </w:pPr>
     <w:rPr>
-      <w:rFonts w:cstheme="majorBidi" w:eastAsiaTheme="majorEastAsia"/>
-      <w:spacing w:val="15"/>
-      <w:sz w:val="28"/>
-      <w:szCs w:val="28"/>
+      <w:color w:val="2E74B5"/>
+      <w:sz w:val="26"/>
+      <w:szCs w:val="26"/>
     </w:rPr>
   </w:style>
-  <w:style w:customStyle="1" w:styleId="SubtitleChar" w:type="character">
-    <w:name w:val="Subtitle Char"/>
-    <w:basedOn w:val="DefaultParagraphFont"/>
-    <w:link w:val="Subtitle"/>
-    <w:uiPriority w:val="11"/>
-    <w:rsid w:val="00A10FD9"/>
+  <w:style w:styleId="Heading3" w:type="paragraph">
+    <w:name w:val="Heading 3"/>
+    <w:basedOn w:val="Normal"/>
+    <w:next w:val="Normal"/>
+    <w:qFormat/>
     <w:rPr>
-      <w:rFonts w:cstheme="majorBidi" w:eastAsiaTheme="majorEastAsia"/>
-      <w:color w:themeColor="text1" w:themeTint="A6" w:val="595959"/>
-      <w:spacing w:val="15"/>
-      <w:sz w:val="28"/>
-      <w:szCs w:val="28"/>
-    </w:rPr>
-  </w:style>
-  <w:style w:customStyle="1" w:styleId="Author" w:type="paragraph">
-    <w:name w:val="Author"/>
-    <w:basedOn w:val="Title"/>
-    <w:next w:val="BodyText"/>
-    <w:qFormat/>
-    <w:pPr>
-      <w:keepNext/>
-      <w:keepLines/>
-    </w:pPr>
-    <w:rPr>
+      <w:color w:val="1F4D78"/>
       <w:sz w:val="24"/>
       <w:szCs w:val="24"/>
     </w:rPr>
   </w:style>
-  <w:style w:styleId="Date" w:type="paragraph">
-    <w:name w:val="Date"/>
-    <w:basedOn w:val="Title"/>
-    <w:next w:val="BodyText"/>
+  <w:style w:styleId="Heading4" w:type="paragraph">
+    <w:name w:val="Heading 4"/>
+    <w:basedOn w:val="Normal"/>
+    <w:next w:val="Normal"/>
     <w:qFormat/>
-    <w:pPr>
-      <w:keepNext/>
-      <w:keepLines/>
-    </w:pPr>
     <w:rPr>
-      <w:sz w:val="24"/>
-      <w:szCs w:val="24"/>
+      <w:i/>
+      <w:iCs/>
+      <w:color w:val="2E74B5"/>
     </w:rPr>
   </w:style>
-  <w:style w:customStyle="1" w:styleId="AbstractTitle" w:type="paragraph">
-    <w:name w:val="Abstract Title"/>
+  <w:style w:styleId="Heading5" w:type="paragraph">
+    <w:name w:val="Heading 5"/>
     <w:basedOn w:val="Normal"/>
-    <w:next w:val="Abstract"/>
+    <w:next w:val="Normal"/>
     <w:qFormat/>
-    <w:pPr>
-      <w:keepNext/>
-      <w:keepLines/>
-      <w:spacing w:after="0" w:before="300"/>
-      <w:jc w:val="center"/>
-    </w:pPr>
+    <w:rPr>
+      <w:color w:val="2E74B5"/>
+    </w:rPr>
+  </w:style>
+  <w:style w:styleId="Heading6" w:type="paragraph">
+    <w:name w:val="Heading 6"/>
+    <w:basedOn w:val="Normal"/>
+    <w:next w:val="Normal"/>
+    <w:qFormat/>
+    <w:rPr>
+      <w:color w:val="1F4D78"/>
+    </w:rPr>
+  </w:style>
+  <w:style w:styleId="Strong" w:type="paragraph">
+    <w:name w:val="Strong"/>
+    <w:basedOn w:val="Normal"/>
+    <w:next w:val="Normal"/>
+    <w:qFormat/>
     <w:rPr>
       <w:b/>
-      <w:sz w:val="20"/>
-      <w:szCs w:val="20"/>
+      <w:bCs/>
     </w:rPr>
   </w:style>
-  <w:style w:customStyle="1" w:styleId="Abstract" w:type="paragraph">
-    <w:name w:val="Abstract"/>
+  <w:style w:styleId="ListParagraph" w:type="paragraph">
+    <w:name w:val="List Paragraph"/>
     <w:basedOn w:val="Normal"/>
-    <w:next w:val="BodyText"/>
     <w:qFormat/>
+  </w:style>
+  <w:style w:styleId="Hyperlink" w:type="character">
+    <w:name w:val="Hyperlink"/>
+    <w:basedOn w:val="DefaultParagraphFont"/>
+    <w:uiPriority w:val="99"/>
+    <w:unhideWhenUsed/>
+    <w:rPr>
+      <w:color w:val="0563C1"/>
+      <w:u w:val="single"/>
+    </w:rPr>
+  </w:style>
+  <w:style w:styleId="FootnoteReference" w:type="character">
+    <w:name w:val="footnote reference"/>
+    <w:basedOn w:val="DefaultParagraphFont"/>
+    <w:uiPriority w:val="99"/>
+    <w:semiHidden/>
+    <w:unhideWhenUsed/>
+    <w:rPr>
+      <w:vertAlign w:val="superscript"/>
+    </w:rPr>
+  </w:style>
+  <w:style w:styleId="FootnoteText" w:type="paragraph">
+    <w:name w:val="footnote text"/>
+    <w:basedOn w:val="Normal"/>
+    <w:link w:val="FootnoteTextChar"/>
+    <w:uiPriority w:val="99"/>
+    <w:semiHidden/>
+    <w:unhideWhenUsed/>
     <w:pPr>
-      <w:keepNext/>
-      <w:keepLines/>
-      <w:spacing w:after="300" w:before="100"/>
+      <w:spacing w:after="0" w:line="240" w:lineRule="auto"/>
     </w:pPr>
     <w:rPr>
       <w:sz w:val="20"/>
       <w:szCs w:val="20"/>
     </w:rPr>
   </w:style>
-  <w:style w:styleId="Bibliography" w:type="paragraph">
-    <w:name w:val="Bibliography"/>
+  <w:style w:styleId="FootnoteTextChar" w:type="character">
+    <w:name w:val="Footnote Text Char"/>
+    <w:basedOn w:val="DefaultParagraphFont"/>
+    <w:link w:val="FootnoteText"/>
+    <w:uiPriority w:val="99"/>
+    <w:semiHidden/>
+    <w:unhideWhenUsed/>
+    <w:rPr>
+      <w:sz w:val="20"/>
+      <w:szCs w:val="20"/>
+    </w:rPr>
+  </w:style>
+  <w:style w:styleId="EndnoteReference" w:type="character">
+    <w:name w:val="endnote reference"/>
+    <w:basedOn w:val="DefaultParagraphFont"/>
+    <w:uiPriority w:val="99"/>
+    <w:semiHidden/>
+    <w:unhideWhenUsed/>
+    <w:rPr>
+      <w:vertAlign w:val="superscript"/>
+    </w:rPr>
+  </w:style>
+  <w:style w:styleId="EndnoteText" w:type="paragraph">
+    <w:name w:val="endnote text"/>
     <w:basedOn w:val="Normal"/>
-    <w:next w:val="Bibliography"/>
-    <w:qFormat/>
-    <w:pPr/>
-    <w:rPr/>
+    <w:link w:val="EndnoteTextChar"/>
+    <w:uiPriority w:val="99"/>
+    <w:semiHidden/>
+    <w:unhideWhenUsed/>
+    <w:pPr>
+      <w:spacing w:after="0" w:line="240" w:lineRule="auto"/>
+    </w:pPr>
+    <w:rPr>
+      <w:sz w:val="20"/>
+      <w:szCs w:val="20"/>
+    </w:rPr>
+  </w:style>
+  <w:style w:styleId="EndnoteTextChar" w:type="character">
+    <w:name w:val="Endnote Text Char"/>
+    <w:basedOn w:val="DefaultParagraphFont"/>
+    <w:link w:val="EndnoteText"/>
+    <w:uiPriority w:val="99"/>
+    <w:semiHidden/>
+    <w:unhideWhenUsed/>
+    <w:rPr>
+      <w:sz w:val="20"/>
+      <w:szCs w:val="20"/>
+    </w:rPr>
   </w:style>
   <w:style w:styleId="Heading1" w:type="paragraph">
-    <w:name w:val="heading 1"/>
+    <w:name w:val="Heading 1"/>
     <w:basedOn w:val="Normal"/>
-    <w:next w:val="BodyText"/>
-    <w:link w:val="Heading1Char"/>
-    <w:uiPriority w:val="9"/>
+    <w:next w:val="Normal"/>
     <w:qFormat/>
-    <w:rsid w:val="00A10FD9"/>
     <w:pPr>
-      <w:keepNext/>
-      <w:keepLines/>
-      <w:spacing w:after="80" w:before="360"/>
+      <w:pBdr>
+        <w:bottom w:color="1e90ff" w:space="4" w:sz="6" w:val="single"/>
+      </w:pBdr>
+      <w:spacing w:after="240" w:before="480"/>
       <w:outlineLvl w:val="0"/>
     </w:pPr>
     <w:rPr>
-      <w:rFonts w:asciiTheme="majorHAnsi" w:cstheme="majorBidi" w:eastAsiaTheme="majorEastAsia" w:hAnsiTheme="majorHAnsi"/>
-      <w:color w:themeColor="accent1" w:themeShade="BF" w:val="0F4761"/>
-      <w:sz w:val="40"/>
-      <w:szCs w:val="40"/>
+      <w:rFonts w:ascii="Calibri" w:cs="Calibri" w:eastAsia="Calibri" w:hAnsi="Calibri"/>
+      <w:b/>
+      <w:bCs/>
+      <w:color w:val="0a3d62"/>
+      <w:sz w:val="44"/>
+      <w:szCs w:val="44"/>
     </w:rPr>
   </w:style>
   <w:style w:styleId="Heading2" w:type="paragraph">
-    <w:name w:val="heading 2"/>
+    <w:name w:val="Heading 2"/>
     <w:basedOn w:val="Normal"/>
-    <w:next w:val="BodyText"/>
-    <w:link w:val="Heading2Char"/>
-    <w:uiPriority w:val="9"/>
-    <w:semiHidden/>
-    <w:unhideWhenUsed/>
+    <w:next w:val="Normal"/>
     <w:qFormat/>
-    <w:rsid w:val="00A10FD9"/>
     <w:pPr>
-      <w:keepNext/>
-      <w:keepLines/>
-      <w:spacing w:after="80" w:before="160"/>
+      <w:pBdr>
+        <w:bottom w:color="e8f4fd" w:space="2" w:sz="3" w:val="single"/>
+      </w:pBdr>
+      <w:spacing w:after="160" w:before="320"/>
       <w:outlineLvl w:val="1"/>
     </w:pPr>
     <w:rPr>
-      <w:rFonts w:asciiTheme="majorHAnsi" w:cstheme="majorBidi" w:eastAsiaTheme="majorEastAsia" w:hAnsiTheme="majorHAnsi"/>
-      <w:color w:themeColor="accent1" w:themeShade="BF" w:val="0F4761"/>
+      <w:rFonts w:ascii="Calibri" w:cs="Calibri" w:eastAsia="Calibri" w:hAnsi="Calibri"/>
+      <w:b/>
+      <w:bCs/>
+      <w:color w:val="0a3d62"/>
       <w:sz w:val="32"/>
       <w:szCs w:val="32"/>
     </w:rPr>
   </w:style>
   <w:style w:styleId="Heading3" w:type="paragraph">
-    <w:name w:val="heading 3"/>
+    <w:name w:val="Heading 3"/>
     <w:basedOn w:val="Normal"/>
-    <w:next w:val="BodyText"/>
-    <w:link w:val="Heading3Char"/>
-    <w:uiPriority w:val="9"/>
-    <w:semiHidden/>
-    <w:unhideWhenUsed/>
+    <w:next w:val="Normal"/>
     <w:qFormat/>
-    <w:rsid w:val="00A10FD9"/>
     <w:pPr>
-      <w:keepNext/>
-      <w:keepLines/>
-      <w:spacing w:after="80" w:before="160"/>
+      <w:spacing w:after="120" w:before="240"/>
       <w:outlineLvl w:val="2"/>
     </w:pPr>
     <w:rPr>
-      <w:rFonts w:cstheme="majorBidi" w:eastAsiaTheme="majorEastAsia"/>
-      <w:color w:themeColor="accent1" w:themeShade="BF" w:val="0F4761"/>
-      <w:sz w:val="28"/>
-      <w:szCs w:val="28"/>
+      <w:rFonts w:ascii="Calibri" w:cs="Calibri" w:eastAsia="Calibri" w:hAnsi="Calibri"/>
+      <w:b/>
+      <w:bCs/>
+      <w:color w:val="0c7aba"/>
+      <w:sz w:val="26"/>
+      <w:szCs w:val="26"/>
     </w:rPr>
   </w:style>
   <w:style w:styleId="Heading4" w:type="paragraph">
-    <w:name w:val="heading 4"/>
+    <w:name w:val="Heading 4"/>
     <w:basedOn w:val="Normal"/>
-    <w:next w:val="BodyText"/>
-    <w:link w:val="Heading4Char"/>
-    <w:uiPriority w:val="9"/>
-    <w:semiHidden/>
-    <w:unhideWhenUsed/>
+    <w:next w:val="Normal"/>
     <w:qFormat/>
-    <w:rsid w:val="00A10FD9"/>
     <w:pPr>
-      <w:keepNext/>
-      <w:keepLines/>
-      <w:spacing w:after="40" w:before="80"/>
+      <w:spacing w:after="80" w:before="160"/>
       <w:outlineLvl w:val="3"/>
     </w:pPr>
     <w:rPr>
-      <w:rFonts w:cstheme="majorBidi" w:eastAsiaTheme="majorEastAsia"/>
+      <w:rFonts w:ascii="Calibri" w:cs="Calibri" w:eastAsia="Calibri" w:hAnsi="Calibri"/>
+      <w:b/>
+      <w:bCs/>
       <w:i/>
       <w:iCs/>
-      <w:color w:themeColor="accent1" w:themeShade="BF" w:val="0F4761"/>
+      <w:color w:val="0c7aba"/>
+      <w:sz w:val="24"/>
+      <w:szCs w:val="24"/>
     </w:rPr>
   </w:style>
-  <w:style w:styleId="Heading5" w:type="paragraph">
-    <w:name w:val="heading 5"/>
-    <w:basedOn w:val="Normal"/>
-    <w:next w:val="BodyText"/>
-    <w:link w:val="Heading5Char"/>
-    <w:uiPriority w:val="9"/>
-    <w:semiHidden/>
-    <w:unhideWhenUsed/>
-    <w:qFormat/>
-    <w:rsid w:val="00A10FD9"/>
+  <w:style w:styleId="Normal" w:type="paragraph">
+    <w:name w:val="Normal"/>
     <w:pPr>
-      <w:keepNext/>
-      <w:keepLines/>
-      <w:spacing w:after="40" w:before="80"/>
-      <w:outlineLvl w:val="4"/>
+      <w:spacing w:after="160" w:line="276"/>
     </w:pPr>
     <w:rPr>
-      <w:rFonts w:cstheme="majorBidi" w:eastAsiaTheme="majorEastAsia"/>
-      <w:color w:themeColor="accent1" w:themeShade="BF" w:val="0F4761"/>
+      <w:rFonts w:ascii="Calibri" w:cs="Calibri" w:eastAsia="Calibri" w:hAnsi="Calibri"/>
+      <w:color w:val="1a1a1a"/>
+      <w:sz w:val="22"/>
+      <w:szCs w:val="22"/>
     </w:rPr>
   </w:style>
-  <w:style w:styleId="Heading6" w:type="paragraph">
-    <w:name w:val="heading 6"/>
+  <w:style w:styleId="verbatim" w:type="paragraph">
+    <w:name w:val="verbatim"/>
     <w:basedOn w:val="Normal"/>
-    <w:next w:val="BodyText"/>
-    <w:link w:val="Heading6Char"/>
-    <w:uiPriority w:val="9"/>
-    <w:semiHidden/>
-    <w:unhideWhenUsed/>
-    <w:qFormat/>
-    <w:rsid w:val="00A10FD9"/>
     <w:pPr>
-      <w:keepNext/>
-      <w:keepLines/>
-      <w:spacing w:after="0" w:before="40"/>
-      <w:outlineLvl w:val="5"/>
+      <w:pBdr>
+        <w:left w:color="1e90ff" w:space="6" w:sz="12" w:val="single"/>
+      </w:pBdr>
+      <w:shd w:fill="e8f4fd" w:val="clear"/>
+      <w:spacing w:after="120" w:before="120"/>
+      <w:ind w:left="360"/>
     </w:pPr>
     <w:rPr>
-      <w:rFonts w:cstheme="majorBidi" w:eastAsiaTheme="majorEastAsia"/>
-      <w:i/>
-      <w:iCs/>
-      <w:color w:themeColor="text1" w:themeTint="A6" w:val="595959"/>
-    </w:rPr>
-  </w:style>
-  <w:style w:styleId="Heading7" w:type="paragraph">
-    <w:name w:val="heading 7"/>
-    <w:basedOn w:val="Normal"/>
-    <w:next w:val="BodyText"/>
-    <w:link w:val="Heading7Char"/>
-    <w:uiPriority w:val="9"/>
-    <w:semiHidden/>
-    <w:unhideWhenUsed/>
-    <w:qFormat/>
-    <w:rsid w:val="00A10FD9"/>
-    <w:pPr>
-      <w:keepNext/>
-      <w:keepLines/>
-      <w:spacing w:after="0" w:before="40"/>
-      <w:outlineLvl w:val="6"/>
-    </w:pPr>
-    <w:rPr>
-      <w:rFonts w:cstheme="majorBidi" w:eastAsiaTheme="majorEastAsia"/>
-      <w:color w:themeColor="text1" w:themeTint="A6" w:val="595959"/>
-    </w:rPr>
-  </w:style>
-  <w:style w:styleId="Heading8" w:type="paragraph">
-    <w:name w:val="heading 8"/>
-    <w:basedOn w:val="Normal"/>
-    <w:next w:val="BodyText"/>
-    <w:link w:val="Heading8Char"/>
-    <w:uiPriority w:val="9"/>
-    <w:semiHidden/>
-    <w:unhideWhenUsed/>
-    <w:qFormat/>
-    <w:rsid w:val="00A10FD9"/>
-    <w:pPr>
-      <w:keepNext/>
-      <w:keepLines/>
-      <w:spacing w:after="0"/>
-      <w:outlineLvl w:val="7"/>
-    </w:pPr>
-    <w:rPr>
-      <w:rFonts w:cstheme="majorBidi" w:eastAsiaTheme="majorEastAsia"/>
-      <w:i/>
-      <w:iCs/>
-      <w:color w:themeColor="text1" w:themeTint="D8" w:val="272727"/>
-    </w:rPr>
-  </w:style>
-  <w:style w:styleId="Heading9" w:type="paragraph">
-    <w:name w:val="heading 9"/>
-    <w:basedOn w:val="Normal"/>
-    <w:next w:val="BodyText"/>
-    <w:link w:val="Heading9Char"/>
-    <w:uiPriority w:val="9"/>
-    <w:semiHidden/>
-    <w:unhideWhenUsed/>
-    <w:qFormat/>
-    <w:rsid w:val="00A10FD9"/>
-    <w:pPr>
-      <w:keepNext/>
-      <w:keepLines/>
-      <w:spacing w:after="0"/>
-      <w:outlineLvl w:val="8"/>
-    </w:pPr>
-    <w:rPr>
-      <w:rFonts w:cstheme="majorBidi" w:eastAsiaTheme="majorEastAsia"/>
-      <w:color w:themeColor="text1" w:themeTint="D8" w:val="272727"/>
-    </w:rPr>
-  </w:style>
-  <w:style w:customStyle="1" w:styleId="Heading1Char" w:type="character">
-    <w:name w:val="Heading 1 Char"/>
-    <w:basedOn w:val="DefaultParagraphFont"/>
-    <w:link w:val="Heading1"/>
-    <w:uiPriority w:val="9"/>
-    <w:rsid w:val="00A10FD9"/>
-    <w:rPr>
-      <w:rFonts w:asciiTheme="majorHAnsi" w:cstheme="majorBidi" w:eastAsiaTheme="majorEastAsia" w:hAnsiTheme="majorHAnsi"/>
-      <w:color w:themeColor="accent1" w:themeShade="BF" w:val="0F4761"/>
-      <w:sz w:val="40"/>
-      <w:szCs w:val="40"/>
-    </w:rPr>
-  </w:style>
-  <w:style w:customStyle="1" w:styleId="Heading2Char" w:type="character">
-    <w:name w:val="Heading 2 Char"/>
-    <w:basedOn w:val="DefaultParagraphFont"/>
-    <w:link w:val="Heading2"/>
-    <w:uiPriority w:val="9"/>
-    <w:semiHidden/>
-    <w:rsid w:val="00A10FD9"/>
-    <w:rPr>
-      <w:rFonts w:asciiTheme="majorHAnsi" w:cstheme="majorBidi" w:eastAsiaTheme="majorEastAsia" w:hAnsiTheme="majorHAnsi"/>
-      <w:color w:themeColor="accent1" w:themeShade="BF" w:val="0F4761"/>
-      <w:sz w:val="32"/>
-      <w:szCs w:val="32"/>
-    </w:rPr>
-  </w:style>
-  <w:style w:customStyle="1" w:styleId="Heading3Char" w:type="character">
-    <w:name w:val="Heading 3 Char"/>
-    <w:basedOn w:val="DefaultParagraphFont"/>
-    <w:link w:val="Heading3"/>
-    <w:uiPriority w:val="9"/>
-    <w:semiHidden/>
-    <w:rsid w:val="00A10FD9"/>
-    <w:rPr>
-      <w:rFonts w:cstheme="majorBidi" w:eastAsiaTheme="majorEastAsia"/>
-      <w:color w:themeColor="accent1" w:themeShade="BF" w:val="0F4761"/>
-      <w:sz w:val="28"/>
-      <w:szCs w:val="28"/>
-    </w:rPr>
-  </w:style>
-  <w:style w:customStyle="1" w:styleId="Heading4Char" w:type="character">
-    <w:name w:val="Heading 4 Char"/>
-    <w:basedOn w:val="DefaultParagraphFont"/>
-    <w:link w:val="Heading4"/>
-    <w:uiPriority w:val="9"/>
-    <w:semiHidden/>
-    <w:rsid w:val="00A10FD9"/>
-    <w:rPr>
-      <w:rFonts w:cstheme="majorBidi" w:eastAsiaTheme="majorEastAsia"/>
-      <w:i/>
-      <w:iCs/>
-      <w:color w:themeColor="accent1" w:themeShade="BF" w:val="0F4761"/>
-    </w:rPr>
-  </w:style>
-  <w:style w:customStyle="1" w:styleId="Heading5Char" w:type="character">
-    <w:name w:val="Heading 5 Char"/>
-    <w:basedOn w:val="DefaultParagraphFont"/>
-    <w:link w:val="Heading5"/>
-    <w:uiPriority w:val="9"/>
-    <w:semiHidden/>
-    <w:rsid w:val="00A10FD9"/>
-    <w:rPr>
-      <w:rFonts w:cstheme="majorBidi" w:eastAsiaTheme="majorEastAsia"/>
-      <w:color w:themeColor="accent1" w:themeShade="BF" w:val="0F4761"/>
-    </w:rPr>
-  </w:style>
-  <w:style w:customStyle="1" w:styleId="Heading6Char" w:type="character">
-    <w:name w:val="Heading 6 Char"/>
-    <w:basedOn w:val="DefaultParagraphFont"/>
-    <w:link w:val="Heading6"/>
-    <w:uiPriority w:val="9"/>
-    <w:semiHidden/>
-    <w:rsid w:val="00A10FD9"/>
-    <w:rPr>
-      <w:rFonts w:cstheme="majorBidi" w:eastAsiaTheme="majorEastAsia"/>
-      <w:i/>
-      <w:iCs/>
-      <w:color w:themeColor="text1" w:themeTint="A6" w:val="595959"/>
-    </w:rPr>
-  </w:style>
-  <w:style w:customStyle="1" w:styleId="Heading7Char" w:type="character">
-    <w:name w:val="Heading 7 Char"/>
-    <w:basedOn w:val="DefaultParagraphFont"/>
-    <w:link w:val="Heading7"/>
-    <w:uiPriority w:val="9"/>
-    <w:semiHidden/>
-    <w:rsid w:val="00A10FD9"/>
-    <w:rPr>
-      <w:rFonts w:cstheme="majorBidi" w:eastAsiaTheme="majorEastAsia"/>
-      <w:color w:themeColor="text1" w:themeTint="A6" w:val="595959"/>
-    </w:rPr>
-  </w:style>
-  <w:style w:customStyle="1" w:styleId="Heading8Char" w:type="character">
-    <w:name w:val="Heading 8 Char"/>
-    <w:basedOn w:val="DefaultParagraphFont"/>
-    <w:link w:val="Heading8"/>
-    <w:uiPriority w:val="9"/>
-    <w:semiHidden/>
-    <w:rsid w:val="00A10FD9"/>
-    <w:rPr>
-      <w:rFonts w:cstheme="majorBidi" w:eastAsiaTheme="majorEastAsia"/>
-      <w:i/>
-      <w:iCs/>
-      <w:color w:themeColor="text1" w:themeTint="D8" w:val="272727"/>
-    </w:rPr>
-  </w:style>
-  <w:style w:customStyle="1" w:styleId="Heading9Char" w:type="character">
-    <w:name w:val="Heading 9 Char"/>
-    <w:basedOn w:val="DefaultParagraphFont"/>
-    <w:link w:val="Heading9"/>
-    <w:uiPriority w:val="9"/>
-    <w:semiHidden/>
-    <w:rsid w:val="00A10FD9"/>
-    <w:rPr>
-      <w:rFonts w:cstheme="majorBidi" w:eastAsiaTheme="majorEastAsia"/>
-      <w:color w:themeColor="text1" w:themeTint="D8" w:val="272727"/>
-    </w:rPr>
-  </w:style>
-  <w:style w:styleId="BlockText" w:type="paragraph">
-    <w:name w:val="Block Text"/>
-    <w:basedOn w:val="BodyText"/>
-    <w:next w:val="BodyText"/>
-    <w:uiPriority w:val="9"/>
-    <w:unhideWhenUsed/>
-    <w:qFormat/>
-    <w:pPr>
-      <w:spacing w:after="100" w:before="100"/>
-      <w:ind w:firstLine="0" w:left="480" w:right="480"/>
-    </w:pPr>
-  </w:style>
-  <w:style w:styleId="FootnoteText" w:type="paragraph">
-    <w:name w:val="Footnote Text"/>
-    <w:basedOn w:val="Normal"/>
-    <w:next w:val="FootnoteText"/>
-    <w:uiPriority w:val="9"/>
-    <w:unhideWhenUsed/>
-    <w:qFormat/>
-  </w:style>
-  <w:style w:styleId="FootnoteBlockText" w:type="paragraph">
-    <w:name w:val="Footnote Block Text"/>
-    <w:basedOn w:val="FootnoteText"/>
-    <w:next w:val="FootnoteText"/>
-    <w:uiPriority w:val="9"/>
-    <w:unhideWhenUsed/>
-    <w:qFormat/>
-    <w:pPr>
-      <w:spacing w:after="100" w:before="100"/>
-      <w:ind w:firstLine="0" w:left="480" w:right="480"/>
-    </w:pPr>
-  </w:style>
-  <w:style w:default="1" w:styleId="DefaultParagraphFont" w:type="character">
-    <w:name w:val="Default Paragraph Font"/>
-    <w:semiHidden/>
-    <w:unhideWhenUsed/>
-  </w:style>
-  <w:style w:default="1" w:styleId="Table" w:type="table">
-    <w:name w:val="Table"/>
-    <w:basedOn w:val="TableNormal"/>
-    <w:semiHidden/>
-    <w:unhideWhenUsed/>
-    <w:qFormat/>
-    <w:tblPr>
-      <w:tblInd w:type="dxa" w:w="0"/>
-      <w:tblCellMar>
-        <w:top w:type="dxa" w:w="0"/>
-        <w:left w:type="dxa" w:w="108"/>
-        <w:bottom w:type="dxa" w:w="0"/>
-        <w:right w:type="dxa" w:w="108"/>
-      </w:tblCellMar>
-    </w:tblPr>
-    <w:tblStylePr w:type="firstRow">
-      <w:tcPr>
-        <w:tcBorders>
-          <w:bottom w:val="single"/>
-        </w:tcBorders>
-        <w:vAlign w:val="bottom"/>
-      </w:tcPr>
-    </w:tblStylePr>
-  </w:style>
-  <w:style w:customStyle="1" w:styleId="DefinitionTerm" w:type="paragraph">
-    <w:name w:val="Definition Term"/>
-    <w:basedOn w:val="Normal"/>
-    <w:next w:val="Definition"/>
-    <w:pPr>
-      <w:keepNext/>
-      <w:keepLines/>
-      <w:spacing w:after="0"/>
-    </w:pPr>
-    <w:rPr>
-      <w:b/>
-    </w:rPr>
-  </w:style>
-  <w:style w:customStyle="1" w:styleId="Definition" w:type="paragraph">
-    <w:name w:val="Definition"/>
-    <w:basedOn w:val="Normal"/>
-  </w:style>
-  <w:style w:styleId="Caption" w:type="paragraph">
-    <w:name w:val="Caption"/>
-    <w:basedOn w:val="Normal"/>
-    <w:link w:val="BodyTextChar"/>
-    <w:pPr>
-      <w:spacing w:after="120" w:before="0"/>
-    </w:pPr>
-    <w:rPr>
-      <w:i/>
-    </w:rPr>
-  </w:style>
-  <w:style w:customStyle="1" w:styleId="TableCaption" w:type="paragraph">
-    <w:name w:val="Table Caption"/>
-    <w:basedOn w:val="Caption"/>
-    <w:pPr>
-      <w:keepNext/>
-    </w:pPr>
-  </w:style>
-  <w:style w:customStyle="1" w:styleId="ImageCaption" w:type="paragraph">
-    <w:name w:val="Image Caption"/>
-    <w:basedOn w:val="Caption"/>
-  </w:style>
-  <w:style w:customStyle="1" w:styleId="Figure" w:type="paragraph">
-    <w:name w:val="Figure"/>
-    <w:basedOn w:val="Normal"/>
-  </w:style>
-  <w:style w:customStyle="1" w:styleId="CaptionedFigure" w:type="paragraph">
-    <w:name w:val="Captioned Figure"/>
-    <w:basedOn w:val="Figure"/>
-    <w:pPr>
-      <w:keepNext/>
-    </w:pPr>
-  </w:style>
-  <w:style w:customStyle="1" w:styleId="BodyTextChar" w:type="character">
-    <w:name w:val="Body Text Char"/>
-    <w:basedOn w:val="DefaultParagraphFont"/>
-    <w:link w:val="BodyText"/>
-  </w:style>
-  <w:style w:customStyle="1" w:styleId="VerbatimChar" w:type="character">
-    <w:name w:val="Verbatim Char"/>
-    <w:basedOn w:val="BodyTextChar"/>
-    <w:rPr>
-      <w:rFonts w:ascii="Consolas" w:hAnsi="Consolas"/>
-      <w:sz w:val="22"/>
-    </w:rPr>
-  </w:style>
-  <w:style w:customStyle="1" w:styleId="SectionNumber" w:type="character">
-    <w:name w:val="Section Number"/>
-    <w:basedOn w:val="BodyTextChar"/>
-  </w:style>
-  <w:style w:styleId="FootnoteReference" w:type="character">
-    <w:name w:val="Footnote Reference"/>
-    <w:basedOn w:val="BodyTextChar"/>
-    <w:rPr>
-      <w:vertAlign w:val="superscript"/>
-    </w:rPr>
-  </w:style>
-  <w:style w:styleId="Hyperlink" w:type="character">
-    <w:name w:val="Hyperlink"/>
-    <w:basedOn w:val="BodyTextChar"/>
-    <w:rPr>
-      <w:color w:themeColor="accent1" w:val="4F81BD"/>
-    </w:rPr>
-  </w:style>
-  <w:style w:styleId="TOCHeading" w:type="paragraph">
-    <w:name w:val="TOC Heading"/>
-    <w:basedOn w:val="Heading1"/>
-    <w:next w:val="BodyText"/>
-    <w:uiPriority w:val="39"/>
-    <w:unhideWhenUsed/>
-    <w:qFormat/>
-    <w:pPr>
-      <w:spacing w:before="240" w:line="259" w:lineRule="auto"/>
-      <w:outlineLvl w:val="9"/>
-    </w:pPr>
-    <w:rPr>
-      <w:rFonts w:asciiTheme="majorHAnsi" w:cstheme="majorBidi" w:eastAsiaTheme="majorEastAsia" w:hAnsiTheme="majorHAnsi"/>
-      <w:b w:val="0"/>
-      <w:bCs w:val="0"/>
-      <w:color w:themeColor="accent1" w:themeShade="BF" w:val="365F91"/>
+      <w:rFonts w:ascii="Courier New" w:cs="Courier New" w:eastAsia="Courier New" w:hAnsi="Courier New"/>
+      <w:color w:val="0a3d62"/>
+      <w:sz w:val="18"/>
+      <w:szCs w:val="18"/>
     </w:rPr>
   </w:style>
   <w:style w:type="paragraph" w:customStyle="1" w:styleId="SourceCode">

--- a/docs/chapter_downloads/Quintana_GoFish_Predation_and_Fleeing_Behavior.docx
+++ b/docs/chapter_downloads/Quintana_GoFish_Predation_and_Fleeing_Behavior.docx
@@ -2,7 +2,7 @@
 <file path=word/document.xml><?xml version="1.0" encoding="utf-8"?>
 <w:document xmlns:w="http://schemas.openxmlformats.org/wordprocessingml/2006/main" xmlns:m="http://schemas.openxmlformats.org/officeDocument/2006/math" xmlns:r="http://schemas.openxmlformats.org/officeDocument/2006/relationships" xmlns:o="urn:schemas-microsoft-com:office:office" xmlns:v="urn:schemas-microsoft-com:vml" xmlns:w10="urn:schemas-microsoft-com:office:word" xmlns:a="http://schemas.openxmlformats.org/drawingml/2006/main" xmlns:pic="http://schemas.openxmlformats.org/drawingml/2006/picture" xmlns:wp="http://schemas.openxmlformats.org/drawingml/2006/wordprocessingDrawing">
   <w:body>
-    <w:bookmarkStart w:id="26" w:name="predation-and-fleeing-behavior"/>
+    <w:bookmarkStart w:id="32" w:name="predation-and-fleeing-behavior"/>
     <w:p>
       <w:pPr>
         <w:pStyle w:val="Heading1"/>
@@ -39,7 +39,7 @@
         <w:t xml:space="preserve"> </w:t>
       </w:r>
       <w:r>
-        <w:t xml:space="preserve">[@dobon_netlogo_2018]</w:t>
+        <w:t xml:space="preserve">(Dobon 2018)</w:t>
       </w:r>
       <w:r>
         <w:t xml:space="preserve">, extended here by linking chase, escape, and capture outcomes to hydrodynamic movement, energetic cost, and contaminant transfer. Predator–prey interactions are inherently spatial and emerge from movement and local overlap among individuals, where encounter rates are governed by proximity and relative motion through the environment</w:t>
@@ -48,7 +48,7 @@
         <w:t xml:space="preserve"> </w:t>
       </w:r>
       <w:r>
-        <w:t xml:space="preserve">[@northfield_spatial_2017]</w:t>
+        <w:t xml:space="preserve">(Northfield et al. 2017)</w:t>
       </w:r>
       <w:r>
         <w:t xml:space="preserve">. These interactions follow established predator–prey theory in which consumption arises from encounter processes and functional responses linking prey availability to predator intake</w:t>
@@ -57,7 +57,7 @@
         <w:t xml:space="preserve"> </w:t>
       </w:r>
       <w:r>
-        <w:t xml:space="preserve">[@diz-pita_predatorprey_2021]</w:t>
+        <w:t xml:space="preserve">(Diz-Pita and Otero-Espinar 2021)</w:t>
       </w:r>
       <w:r>
         <w:t xml:space="preserve">, allowing predation risk, prey displacement, predator foraging success, and contaminant uptake to emerge dynamically rather than being imposed as fixed mortality or feeding rates.</w:t>
@@ -1437,7 +1437,7 @@
         <w:t xml:space="preserve"> </w:t>
       </w:r>
       <w:r>
-        <w:t xml:space="preserve">[@dobon_netlogo_2018]</w:t>
+        <w:t xml:space="preserve">(Dobon 2018)</w:t>
       </w:r>
       <w:r>
         <w:t xml:space="preserve"> </w:t>
@@ -1485,7 +1485,7 @@
         <w:t xml:space="preserve"> </w:t>
       </w:r>
       <w:r>
-        <w:t xml:space="preserve">@dobon_netlogo_2018</w:t>
+        <w:t xml:space="preserve">Dobon (2018)</w:t>
       </w:r>
       <w:r>
         <w:t xml:space="preserve">, while cost-routing, physiological</w:t>
@@ -2415,7 +2415,7 @@
       </w:tr>
     </w:tbl>
     <w:bookmarkEnd w:id="18"/>
-    <w:bookmarkStart w:id="25" w:name="submodels"/>
+    <w:bookmarkStart w:id="31" w:name="submodels"/>
     <w:p>
       <w:pPr>
         <w:pStyle w:val="Heading2"/>
@@ -15485,7 +15485,7 @@
       </w:r>
     </w:p>
     <w:bookmarkEnd w:id="23"/>
-    <w:bookmarkStart w:id="24" w:name="Xb22ddaa170c6d492dcfef61aef5d5284787362c"/>
+    <w:bookmarkStart w:id="30" w:name="Xb22ddaa170c6d492dcfef61aef5d5284787362c"/>
     <w:p>
       <w:pPr>
         <w:pStyle w:val="Heading3"/>
@@ -15783,13 +15783,181 @@
         <w:t xml:space="preserve">units).</w:t>
       </w:r>
     </w:p>
-    <w:bookmarkEnd w:id="24"/>
+    <w:bookmarkStart w:id="29" w:name="refs"/>
+    <w:bookmarkStart w:id="25" w:name="ref-diz-pita_predatorprey_2021"/>
+    <w:p>
+      <w:pPr>
+        <w:pStyle w:val="Bibliography"/>
+      </w:pPr>
+      <w:r>
+        <w:t xml:space="preserve">Diz-Pita, Érika, and M. Victoria Otero-Espinar. 2021.</w:t>
+      </w:r>
+      <w:r>
+        <w:t xml:space="preserve"> </w:t>
+      </w:r>
+      <w:r>
+        <w:t xml:space="preserve">“Predator–</w:t>
+      </w:r>
+      <w:r>
+        <w:t xml:space="preserve">Prey</w:t>
+      </w:r>
+      <w:r>
+        <w:t xml:space="preserve"> </w:t>
+      </w:r>
+      <w:r>
+        <w:t xml:space="preserve">Models</w:t>
+      </w:r>
+      <w:r>
+        <w:t xml:space="preserve">:</w:t>
+      </w:r>
+      <w:r>
+        <w:t xml:space="preserve"> </w:t>
+      </w:r>
+      <w:r>
+        <w:t xml:space="preserve">A</w:t>
+      </w:r>
+      <w:r>
+        <w:t xml:space="preserve"> </w:t>
+      </w:r>
+      <w:r>
+        <w:t xml:space="preserve">Review</w:t>
+      </w:r>
+      <w:r>
+        <w:t xml:space="preserve"> </w:t>
+      </w:r>
+      <w:r>
+        <w:t xml:space="preserve">of</w:t>
+      </w:r>
+      <w:r>
+        <w:t xml:space="preserve"> </w:t>
+      </w:r>
+      <w:r>
+        <w:t xml:space="preserve">Some</w:t>
+      </w:r>
+      <w:r>
+        <w:t xml:space="preserve"> </w:t>
+      </w:r>
+      <w:r>
+        <w:t xml:space="preserve">Recent</w:t>
+      </w:r>
+      <w:r>
+        <w:t xml:space="preserve"> </w:t>
+      </w:r>
+      <w:r>
+        <w:t xml:space="preserve">Advances</w:t>
+      </w:r>
+      <w:r>
+        <w:t xml:space="preserve">.”</w:t>
+      </w:r>
+      <w:r>
+        <w:t xml:space="preserve"> </w:t>
+      </w:r>
+      <w:r>
+        <w:rPr>
+          <w:i/>
+          <w:iCs/>
+        </w:rPr>
+        <w:t xml:space="preserve">Mathematics</w:t>
+      </w:r>
+      <w:r>
+        <w:t xml:space="preserve"> </w:t>
+      </w:r>
+      <w:r>
+        <w:t xml:space="preserve">9 (15): 1783.</w:t>
+      </w:r>
+      <w:r>
+        <w:t xml:space="preserve"> </w:t>
+      </w:r>
+      <w:hyperlink r:id="rId24">
+        <w:r>
+          <w:rPr>
+            <w:rStyle w:val="Hyperlink"/>
+          </w:rPr>
+          <w:t xml:space="preserve">https://doi.org/10.3390/math9151783</w:t>
+        </w:r>
+      </w:hyperlink>
+      <w:r>
+        <w:t xml:space="preserve">.</w:t>
+      </w:r>
+    </w:p>
     <w:bookmarkEnd w:id="25"/>
+    <w:bookmarkStart w:id="26" w:name="ref-dobon_netlogo_2018"/>
+    <w:p>
+      <w:pPr>
+        <w:pStyle w:val="Bibliography"/>
+      </w:pPr>
+      <w:r>
+        <w:t xml:space="preserve">Dobon, Sebastian. 2018.</w:t>
+      </w:r>
+      <w:r>
+        <w:t xml:space="preserve"> </w:t>
+      </w:r>
+      <w:r>
+        <w:rPr>
+          <w:i/>
+          <w:iCs/>
+        </w:rPr>
+        <w:t xml:space="preserve">Netlogo Fish Schooling for Predator Avoidance Model</w:t>
+      </w:r>
+      <w:r>
+        <w:t xml:space="preserve">. Northwestern University.</w:t>
+      </w:r>
+    </w:p>
     <w:bookmarkEnd w:id="26"/>
+    <w:bookmarkStart w:id="28" w:name="ref-northfield_spatial_2017"/>
+    <w:p>
+      <w:pPr>
+        <w:pStyle w:val="Bibliography"/>
+      </w:pPr>
+      <w:r>
+        <w:t xml:space="preserve">Northfield, Tobin D., Brandon T. Barton, and Oswald J. Schmitz. 2017.</w:t>
+      </w:r>
+      <w:r>
+        <w:t xml:space="preserve"> </w:t>
+      </w:r>
+      <w:r>
+        <w:t xml:space="preserve">“A Spatial Theory for Emergent Multiple Predator–Prey Interactions in Food Webs.”</w:t>
+      </w:r>
+      <w:r>
+        <w:t xml:space="preserve"> </w:t>
+      </w:r>
+      <w:r>
+        <w:rPr>
+          <w:i/>
+          <w:iCs/>
+        </w:rPr>
+        <w:t xml:space="preserve">Ecology and Evolution</w:t>
+      </w:r>
+      <w:r>
+        <w:t xml:space="preserve"> </w:t>
+      </w:r>
+      <w:r>
+        <w:t xml:space="preserve">7 (17): 6935–48.</w:t>
+      </w:r>
+      <w:r>
+        <w:t xml:space="preserve"> </w:t>
+      </w:r>
+      <w:hyperlink r:id="rId27">
+        <w:r>
+          <w:rPr>
+            <w:rStyle w:val="Hyperlink"/>
+          </w:rPr>
+          <w:t xml:space="preserve">https://doi.org/10.1002/ece3.3250</w:t>
+        </w:r>
+      </w:hyperlink>
+      <w:r>
+        <w:t xml:space="preserve">.</w:t>
+      </w:r>
+    </w:p>
+    <w:bookmarkEnd w:id="28"/>
+    <w:bookmarkEnd w:id="29"/>
+    <w:bookmarkEnd w:id="30"/>
+    <w:bookmarkEnd w:id="31"/>
+    <w:bookmarkEnd w:id="32"/>
     <w:sectPr>
-      <w:pgSz w:h="15840" w:orient="portrait" w:w="12240"/>
+      <w:pgSz w:h="15840" w:w="12240"/>
       <w:pgMar w:bottom="1440" w:footer="708" w:gutter="0" w:header="708" w:left="1440" w:right="1440" w:top="1440"/>
-      <w:pgNumType/>
+      <w:cols w:space="720"/>
       <w:docGrid w:linePitch="360"/>
     </w:sectPr>
   </w:body>
@@ -15820,10 +15988,70 @@
 </file>
 
 <file path=word/numbering.xml><?xml version="1.0" encoding="utf-8"?>
-<w:numbering xmlns:m="http://schemas.openxmlformats.org/officeDocument/2006/math" xmlns:mc="http://schemas.openxmlformats.org/markup-compatibility/2006" xmlns:o="urn:schemas-microsoft-com:office:office" xmlns:r="http://schemas.openxmlformats.org/officeDocument/2006/relationships" xmlns:v="urn:schemas-microsoft-com:vml" xmlns:w="http://schemas.openxmlformats.org/wordprocessingml/2006/main" xmlns:w10="urn:schemas-microsoft-com:office:word" xmlns:w14="http://schemas.microsoft.com/office/word/2010/wordml" xmlns:w15="http://schemas.microsoft.com/office/word/2012/wordml" xmlns:wne="http://schemas.microsoft.com/office/word/2006/wordml" xmlns:wp="http://schemas.openxmlformats.org/drawingml/2006/wordprocessingDrawing" xmlns:wp14="http://schemas.microsoft.com/office/word/2010/wordprocessingDrawing" xmlns:wpc="http://schemas.microsoft.com/office/word/2010/wordprocessingCanvas" xmlns:wpg="http://schemas.microsoft.com/office/word/2010/wordprocessingGroup" xmlns:wpi="http://schemas.microsoft.com/office/word/2010/wordprocessingInk" xmlns:wps="http://schemas.microsoft.com/office/word/2010/wordprocessingShape" mc:Ignorable="w14 w15 wp14">
+<w:numbering xmlns:aink="http://schemas.microsoft.com/office/drawing/2016/ink" xmlns:am3d="http://schemas.microsoft.com/office/drawing/2017/model3d" xmlns:cx="http://schemas.microsoft.com/office/drawing/2014/chartex" xmlns:cx1="http://schemas.microsoft.com/office/drawing/2015/9/8/chartex" xmlns:cx2="http://schemas.microsoft.com/office/drawing/2015/10/21/chartex" xmlns:cx3="http://schemas.microsoft.com/office/drawing/2016/5/9/chartex" xmlns:cx4="http://schemas.microsoft.com/office/drawing/2016/5/10/chartex" xmlns:cx5="http://schemas.microsoft.com/office/drawing/2016/5/11/chartex" xmlns:cx6="http://schemas.microsoft.com/office/drawing/2016/5/12/chartex" xmlns:cx7="http://schemas.microsoft.com/office/drawing/2016/5/13/chartex" xmlns:cx8="http://schemas.microsoft.com/office/drawing/2016/5/14/chartex" xmlns:m="http://schemas.openxmlformats.org/officeDocument/2006/math" xmlns:mc="http://schemas.openxmlformats.org/markup-compatibility/2006" xmlns:o="urn:schemas-microsoft-com:office:office" xmlns:r="http://schemas.openxmlformats.org/officeDocument/2006/relationships" xmlns:v="urn:schemas-microsoft-com:vml" xmlns:w="http://schemas.openxmlformats.org/wordprocessingml/2006/main" xmlns:w10="urn:schemas-microsoft-com:office:word" xmlns:w14="http://schemas.microsoft.com/office/word/2010/wordml" xmlns:w15="http://schemas.microsoft.com/office/word/2012/wordml" xmlns:w16="http://schemas.microsoft.com/office/word/2018/wordml" xmlns:w16cex="http://schemas.microsoft.com/office/word/2018/wordml/cex" xmlns:w16cid="http://schemas.microsoft.com/office/word/2016/wordml/cid" xmlns:w16sdtdh="http://schemas.microsoft.com/office/word/2020/wordml/sdtdatahash" xmlns:w16se="http://schemas.microsoft.com/office/word/2015/wordml/symex" xmlns:wne="http://schemas.microsoft.com/office/word/2006/wordml" xmlns:wp="http://schemas.openxmlformats.org/drawingml/2006/wordprocessingDrawing" xmlns:wp14="http://schemas.microsoft.com/office/word/2010/wordprocessingDrawing" xmlns:wpc="http://schemas.microsoft.com/office/word/2010/wordprocessingCanvas" xmlns:wpg="http://schemas.microsoft.com/office/word/2010/wordprocessingGroup" xmlns:wpi="http://schemas.microsoft.com/office/word/2010/wordprocessingInk" xmlns:wps="http://schemas.microsoft.com/office/word/2010/wordprocessingShape" mc:Ignorable="w14 w15 w16se w16cid w16 w16cex w16sdtdh wp14">
+  <w:abstractNum w15:restartNumberingAfterBreak="0" w:abstractNumId="0">
+    <w:nsid w:val="3F002B30"/>
+    <w:multiLevelType w:val="hybridMultilevel"/>
+    <w:tmpl w:val="3B1AA620"/>
+    <w:lvl w:ilvl="0" w:tplc="CD4211B2">
+      <w:start w:val="1"/>
+      <w:numFmt w:val="bullet"/>
+      <w:lvlText w:val="•"/>
+      <w:lvlJc w:val="left"/>
+      <w:pPr>
+        <w:ind w:hanging="360" w:left="720"/>
+      </w:pPr>
+      <w:rPr>
+        <w:rFonts w:ascii="Calibri" w:cs="Calibri" w:eastAsia="Calibri" w:hAnsi="Calibri"/>
+        <w:color w:val="0C7ABA"/>
+      </w:rPr>
+    </w:lvl>
+    <w:lvl w:ilvl="1" w:tplc="20C8ED5C">
+      <w:numFmt w:val="decimal"/>
+      <w:lvlText w:val=""/>
+      <w:lvlJc w:val="left"/>
+    </w:lvl>
+    <w:lvl w:ilvl="2" w:tplc="75164A96">
+      <w:numFmt w:val="decimal"/>
+      <w:lvlText w:val=""/>
+      <w:lvlJc w:val="left"/>
+    </w:lvl>
+    <w:lvl w:ilvl="3" w:tplc="C5668DB8">
+      <w:numFmt w:val="decimal"/>
+      <w:lvlText w:val=""/>
+      <w:lvlJc w:val="left"/>
+    </w:lvl>
+    <w:lvl w:ilvl="4" w:tplc="4FDC3A46">
+      <w:numFmt w:val="decimal"/>
+      <w:lvlText w:val=""/>
+      <w:lvlJc w:val="left"/>
+    </w:lvl>
+    <w:lvl w:ilvl="5" w:tplc="E29638F6">
+      <w:numFmt w:val="decimal"/>
+      <w:lvlText w:val=""/>
+      <w:lvlJc w:val="left"/>
+    </w:lvl>
+    <w:lvl w:ilvl="6" w:tplc="BA5C1422">
+      <w:numFmt w:val="decimal"/>
+      <w:lvlText w:val=""/>
+      <w:lvlJc w:val="left"/>
+    </w:lvl>
+    <w:lvl w:ilvl="7" w:tplc="E4D69DDC">
+      <w:numFmt w:val="decimal"/>
+      <w:lvlText w:val=""/>
+      <w:lvlJc w:val="left"/>
+    </w:lvl>
+    <w:lvl w:ilvl="8" w:tplc="9C168A2C">
+      <w:numFmt w:val="decimal"/>
+      <w:lvlText w:val=""/>
+      <w:lvlJc w:val="left"/>
+    </w:lvl>
+  </w:abstractNum>
   <w:abstractNum w15:restartNumberingAfterBreak="0" w:abstractNumId="1">
+    <w:nsid w:val="5FE22841"/>
     <w:multiLevelType w:val="hybridMultilevel"/>
-    <w:lvl w15:tentative="1" w:ilvl="0">
+    <w:tmpl w:val="0B8429B0"/>
+    <w:lvl w:ilvl="0" w:tplc="B8F65D48">
       <w:start w:val="1"/>
       <w:numFmt w:val="bullet"/>
       <w:lvlText w:val="●"/>
@@ -15832,7 +16060,7 @@
         <w:ind w:hanging="360" w:left="720"/>
       </w:pPr>
     </w:lvl>
-    <w:lvl w15:tentative="1" w:ilvl="1">
+    <w:lvl w:ilvl="1" w:tplc="07AEFD42">
       <w:start w:val="1"/>
       <w:numFmt w:val="bullet"/>
       <w:lvlText w:val="○"/>
@@ -15841,7 +16069,7 @@
         <w:ind w:hanging="360" w:left="1440"/>
       </w:pPr>
     </w:lvl>
-    <w:lvl w15:tentative="1" w:ilvl="2">
+    <w:lvl w:ilvl="2" w:tplc="887ED00C">
       <w:start w:val="1"/>
       <w:numFmt w:val="bullet"/>
       <w:lvlText w:val="■"/>
@@ -15850,7 +16078,7 @@
         <w:ind w:hanging="360" w:left="2160"/>
       </w:pPr>
     </w:lvl>
-    <w:lvl w15:tentative="1" w:ilvl="3">
+    <w:lvl w:ilvl="3" w:tplc="04941B82">
       <w:start w:val="1"/>
       <w:numFmt w:val="bullet"/>
       <w:lvlText w:val="●"/>
@@ -15859,7 +16087,7 @@
         <w:ind w:hanging="360" w:left="2880"/>
       </w:pPr>
     </w:lvl>
-    <w:lvl w15:tentative="1" w:ilvl="4">
+    <w:lvl w:ilvl="4" w:tplc="D4E887E8">
       <w:start w:val="1"/>
       <w:numFmt w:val="bullet"/>
       <w:lvlText w:val="○"/>
@@ -15868,7 +16096,7 @@
         <w:ind w:hanging="360" w:left="3600"/>
       </w:pPr>
     </w:lvl>
-    <w:lvl w15:tentative="1" w:ilvl="5">
+    <w:lvl w:ilvl="5" w:tplc="6D9EB200">
       <w:start w:val="1"/>
       <w:numFmt w:val="bullet"/>
       <w:lvlText w:val="■"/>
@@ -15877,7 +16105,7 @@
         <w:ind w:hanging="360" w:left="4320"/>
       </w:pPr>
     </w:lvl>
-    <w:lvl w15:tentative="1" w:ilvl="6">
+    <w:lvl w:ilvl="6" w:tplc="4DCA9382">
       <w:start w:val="1"/>
       <w:numFmt w:val="bullet"/>
       <w:lvlText w:val="●"/>
@@ -15886,7 +16114,7 @@
         <w:ind w:hanging="360" w:left="5040"/>
       </w:pPr>
     </w:lvl>
-    <w:lvl w15:tentative="1" w:ilvl="7">
+    <w:lvl w:ilvl="7" w:tplc="607E2C94">
       <w:start w:val="1"/>
       <w:numFmt w:val="bullet"/>
       <w:lvlText w:val="●"/>
@@ -15895,7 +16123,7 @@
         <w:ind w:hanging="360" w:left="5760"/>
       </w:pPr>
     </w:lvl>
-    <w:lvl w15:tentative="1" w:ilvl="8">
+    <w:lvl w:ilvl="8" w:tplc="B8BCA7A8">
       <w:start w:val="1"/>
       <w:numFmt w:val="bullet"/>
       <w:lvlText w:val="●"/>
@@ -15903,22 +16131,6 @@
       <w:pPr>
         <w:ind w:hanging="360" w:left="6480"/>
       </w:pPr>
-    </w:lvl>
-  </w:abstractNum>
-  <w:abstractNum w15:restartNumberingAfterBreak="0" w:abstractNumId="2">
-    <w:multiLevelType w:val="hybridMultilevel"/>
-    <w:lvl w15:tentative="1" w:ilvl="0">
-      <w:start w:val="1"/>
-      <w:numFmt w:val="bullet"/>
-      <w:lvlText w:val="•"/>
-      <w:lvlJc w:val="left"/>
-      <w:pPr>
-        <w:ind w:hanging="360" w:left="720"/>
-      </w:pPr>
-      <w:rPr>
-        <w:rFonts w:ascii="Calibri" w:cs="Calibri" w:eastAsia="Calibri" w:hAnsi="Calibri"/>
-        <w:color w:val="0c7aba"/>
-      </w:rPr>
     </w:lvl>
   </w:abstractNum>
   <w:abstractNum w:abstractNumId="990">
@@ -16384,92 +16596,557 @@
 </file>
 
 <file path=word/styles.xml><?xml version="1.0" encoding="utf-8"?>
-<w:styles xmlns:mc="http://schemas.openxmlformats.org/markup-compatibility/2006" xmlns:r="http://schemas.openxmlformats.org/officeDocument/2006/relationships" xmlns:w="http://schemas.openxmlformats.org/wordprocessingml/2006/main" xmlns:w14="http://schemas.microsoft.com/office/word/2010/wordml" xmlns:w15="http://schemas.microsoft.com/office/word/2012/wordml" mc:Ignorable="w14 w15">
+<w:styles xmlns:mc="http://schemas.openxmlformats.org/markup-compatibility/2006" xmlns:r="http://schemas.openxmlformats.org/officeDocument/2006/relationships" xmlns:w="http://schemas.openxmlformats.org/wordprocessingml/2006/main" xmlns:w14="http://schemas.microsoft.com/office/word/2010/wordml" xmlns:w15="http://schemas.microsoft.com/office/word/2012/wordml" xmlns:w16="http://schemas.microsoft.com/office/word/2018/wordml" xmlns:w16cex="http://schemas.microsoft.com/office/word/2018/wordml/cex" xmlns:w16cid="http://schemas.microsoft.com/office/word/2016/wordml/cid" xmlns:w16sdtdh="http://schemas.microsoft.com/office/word/2020/wordml/sdtdatahash" xmlns:w16se="http://schemas.microsoft.com/office/word/2015/wordml/symex" mc:Ignorable="w14 w15 w16se w16cid w16 w16cex w16sdtdh">
   <w:docDefaults>
     <w:rPrDefault>
       <w:rPr>
         <w:rFonts w:ascii="Calibri" w:cs="Calibri" w:eastAsia="Calibri" w:hAnsi="Calibri"/>
-        <w:color w:val="1a1a1a"/>
+        <w:color w:val="1A1A1A"/>
         <w:sz w:val="22"/>
         <w:szCs w:val="22"/>
+        <w:lang w:bidi="ar-SA" w:eastAsia="en-US" w:val="en-US"/>
       </w:rPr>
     </w:rPrDefault>
     <w:pPrDefault/>
   </w:docDefaults>
+  <w:latentStyles w:count="376" w:defLockedState="0" w:defQFormat="0" w:defSemiHidden="0" w:defUIPriority="99" w:defUnhideWhenUsed="0">
+    <w:lsdException w:name="Normal" w:qFormat="1" w:uiPriority="0"/>
+    <w:lsdException w:name="heading 1" w:qFormat="1" w:uiPriority="9"/>
+    <w:lsdException w:name="heading 2" w:qFormat="1" w:semiHidden="1" w:uiPriority="9" w:unhideWhenUsed="1"/>
+    <w:lsdException w:name="heading 3" w:qFormat="1" w:semiHidden="1" w:uiPriority="9" w:unhideWhenUsed="1"/>
+    <w:lsdException w:name="heading 4" w:qFormat="1" w:semiHidden="1" w:uiPriority="9" w:unhideWhenUsed="1"/>
+    <w:lsdException w:name="heading 5" w:qFormat="1" w:semiHidden="1" w:uiPriority="9" w:unhideWhenUsed="1"/>
+    <w:lsdException w:name="heading 6" w:qFormat="1" w:semiHidden="1" w:uiPriority="9" w:unhideWhenUsed="1"/>
+    <w:lsdException w:name="heading 7" w:qFormat="1" w:semiHidden="1" w:uiPriority="9" w:unhideWhenUsed="1"/>
+    <w:lsdException w:name="heading 8" w:qFormat="1" w:semiHidden="1" w:uiPriority="9" w:unhideWhenUsed="1"/>
+    <w:lsdException w:name="heading 9" w:qFormat="1" w:semiHidden="1" w:uiPriority="9" w:unhideWhenUsed="1"/>
+    <w:lsdException w:name="index 1" w:semiHidden="1" w:unhideWhenUsed="1"/>
+    <w:lsdException w:name="index 2" w:semiHidden="1" w:unhideWhenUsed="1"/>
+    <w:lsdException w:name="index 3" w:semiHidden="1" w:unhideWhenUsed="1"/>
+    <w:lsdException w:name="index 4" w:semiHidden="1" w:unhideWhenUsed="1"/>
+    <w:lsdException w:name="index 5" w:semiHidden="1" w:unhideWhenUsed="1"/>
+    <w:lsdException w:name="index 6" w:semiHidden="1" w:unhideWhenUsed="1"/>
+    <w:lsdException w:name="index 7" w:semiHidden="1" w:unhideWhenUsed="1"/>
+    <w:lsdException w:name="index 8" w:semiHidden="1" w:unhideWhenUsed="1"/>
+    <w:lsdException w:name="index 9" w:semiHidden="1" w:unhideWhenUsed="1"/>
+    <w:lsdException w:name="toc 1" w:semiHidden="1" w:uiPriority="39" w:unhideWhenUsed="1"/>
+    <w:lsdException w:name="toc 2" w:semiHidden="1" w:uiPriority="39" w:unhideWhenUsed="1"/>
+    <w:lsdException w:name="toc 3" w:semiHidden="1" w:uiPriority="39" w:unhideWhenUsed="1"/>
+    <w:lsdException w:name="toc 4" w:semiHidden="1" w:uiPriority="39" w:unhideWhenUsed="1"/>
+    <w:lsdException w:name="toc 5" w:semiHidden="1" w:uiPriority="39" w:unhideWhenUsed="1"/>
+    <w:lsdException w:name="toc 6" w:semiHidden="1" w:uiPriority="39" w:unhideWhenUsed="1"/>
+    <w:lsdException w:name="toc 7" w:semiHidden="1" w:uiPriority="39" w:unhideWhenUsed="1"/>
+    <w:lsdException w:name="toc 8" w:semiHidden="1" w:uiPriority="39" w:unhideWhenUsed="1"/>
+    <w:lsdException w:name="toc 9" w:semiHidden="1" w:uiPriority="39" w:unhideWhenUsed="1"/>
+    <w:lsdException w:name="Normal Indent" w:semiHidden="1" w:unhideWhenUsed="1"/>
+    <w:lsdException w:name="footnote text" w:semiHidden="1" w:unhideWhenUsed="1"/>
+    <w:lsdException w:name="annotation text" w:semiHidden="1" w:unhideWhenUsed="1"/>
+    <w:lsdException w:name="header" w:semiHidden="1" w:unhideWhenUsed="1"/>
+    <w:lsdException w:name="footer" w:semiHidden="1" w:unhideWhenUsed="1"/>
+    <w:lsdException w:name="index heading" w:semiHidden="1" w:unhideWhenUsed="1"/>
+    <w:lsdException w:name="caption" w:qFormat="1" w:semiHidden="1" w:uiPriority="35" w:unhideWhenUsed="1"/>
+    <w:lsdException w:name="table of figures" w:semiHidden="1" w:unhideWhenUsed="1"/>
+    <w:lsdException w:name="envelope address" w:semiHidden="1" w:unhideWhenUsed="1"/>
+    <w:lsdException w:name="envelope return" w:semiHidden="1" w:unhideWhenUsed="1"/>
+    <w:lsdException w:name="footnote reference" w:semiHidden="1" w:unhideWhenUsed="1"/>
+    <w:lsdException w:name="annotation reference" w:semiHidden="1" w:unhideWhenUsed="1"/>
+    <w:lsdException w:name="line number" w:semiHidden="1" w:unhideWhenUsed="1"/>
+    <w:lsdException w:name="page number" w:semiHidden="1" w:unhideWhenUsed="1"/>
+    <w:lsdException w:name="endnote reference" w:semiHidden="1" w:unhideWhenUsed="1"/>
+    <w:lsdException w:name="endnote text" w:semiHidden="1" w:unhideWhenUsed="1"/>
+    <w:lsdException w:name="table of authorities" w:semiHidden="1" w:unhideWhenUsed="1"/>
+    <w:lsdException w:name="macro" w:semiHidden="1" w:unhideWhenUsed="1"/>
+    <w:lsdException w:name="toa heading" w:semiHidden="1" w:unhideWhenUsed="1"/>
+    <w:lsdException w:name="List" w:semiHidden="1" w:unhideWhenUsed="1"/>
+    <w:lsdException w:name="List Bullet" w:semiHidden="1" w:unhideWhenUsed="1"/>
+    <w:lsdException w:name="List Number" w:semiHidden="1" w:unhideWhenUsed="1"/>
+    <w:lsdException w:name="List 2" w:semiHidden="1" w:unhideWhenUsed="1"/>
+    <w:lsdException w:name="List 3" w:semiHidden="1" w:unhideWhenUsed="1"/>
+    <w:lsdException w:name="List 4" w:semiHidden="1" w:unhideWhenUsed="1"/>
+    <w:lsdException w:name="List 5" w:semiHidden="1" w:unhideWhenUsed="1"/>
+    <w:lsdException w:name="List Bullet 2" w:semiHidden="1" w:unhideWhenUsed="1"/>
+    <w:lsdException w:name="List Bullet 3" w:semiHidden="1" w:unhideWhenUsed="1"/>
+    <w:lsdException w:name="List Bullet 4" w:semiHidden="1" w:unhideWhenUsed="1"/>
+    <w:lsdException w:name="List Bullet 5" w:semiHidden="1" w:unhideWhenUsed="1"/>
+    <w:lsdException w:name="List Number 2" w:semiHidden="1" w:unhideWhenUsed="1"/>
+    <w:lsdException w:name="List Number 3" w:semiHidden="1" w:unhideWhenUsed="1"/>
+    <w:lsdException w:name="List Number 4" w:semiHidden="1" w:unhideWhenUsed="1"/>
+    <w:lsdException w:name="List Number 5" w:semiHidden="1" w:unhideWhenUsed="1"/>
+    <w:lsdException w:name="Title" w:qFormat="1" w:uiPriority="10"/>
+    <w:lsdException w:name="Closing" w:semiHidden="1" w:unhideWhenUsed="1"/>
+    <w:lsdException w:name="Signature" w:semiHidden="1" w:unhideWhenUsed="1"/>
+    <w:lsdException w:name="Default Paragraph Font" w:semiHidden="1" w:uiPriority="1" w:unhideWhenUsed="1"/>
+    <w:lsdException w:name="Body Text" w:semiHidden="1" w:unhideWhenUsed="1"/>
+    <w:lsdException w:name="Body Text Indent" w:semiHidden="1" w:unhideWhenUsed="1"/>
+    <w:lsdException w:name="List Continue" w:semiHidden="1" w:unhideWhenUsed="1"/>
+    <w:lsdException w:name="List Continue 2" w:semiHidden="1" w:unhideWhenUsed="1"/>
+    <w:lsdException w:name="List Continue 3" w:semiHidden="1" w:unhideWhenUsed="1"/>
+    <w:lsdException w:name="List Continue 4" w:semiHidden="1" w:unhideWhenUsed="1"/>
+    <w:lsdException w:name="List Continue 5" w:semiHidden="1" w:unhideWhenUsed="1"/>
+    <w:lsdException w:name="Message Header" w:semiHidden="1" w:unhideWhenUsed="1"/>
+    <w:lsdException w:name="Subtitle" w:qFormat="1" w:uiPriority="11"/>
+    <w:lsdException w:name="Salutation" w:semiHidden="1" w:unhideWhenUsed="1"/>
+    <w:lsdException w:name="Date" w:semiHidden="1" w:unhideWhenUsed="1"/>
+    <w:lsdException w:name="Body Text First Indent" w:semiHidden="1" w:unhideWhenUsed="1"/>
+    <w:lsdException w:name="Body Text First Indent 2" w:semiHidden="1" w:unhideWhenUsed="1"/>
+    <w:lsdException w:name="Note Heading" w:semiHidden="1" w:unhideWhenUsed="1"/>
+    <w:lsdException w:name="Body Text 2" w:semiHidden="1" w:unhideWhenUsed="1"/>
+    <w:lsdException w:name="Body Text 3" w:semiHidden="1" w:unhideWhenUsed="1"/>
+    <w:lsdException w:name="Body Text Indent 2" w:semiHidden="1" w:unhideWhenUsed="1"/>
+    <w:lsdException w:name="Body Text Indent 3" w:semiHidden="1" w:unhideWhenUsed="1"/>
+    <w:lsdException w:name="Block Text" w:semiHidden="1" w:unhideWhenUsed="1"/>
+    <w:lsdException w:name="Hyperlink" w:semiHidden="1" w:unhideWhenUsed="1"/>
+    <w:lsdException w:name="FollowedHyperlink" w:semiHidden="1" w:unhideWhenUsed="1"/>
+    <w:lsdException w:name="Strong" w:qFormat="1" w:uiPriority="22"/>
+    <w:lsdException w:name="Emphasis" w:qFormat="1" w:uiPriority="20"/>
+    <w:lsdException w:name="Document Map" w:semiHidden="1" w:unhideWhenUsed="1"/>
+    <w:lsdException w:name="Plain Text" w:semiHidden="1" w:unhideWhenUsed="1"/>
+    <w:lsdException w:name="E-mail Signature" w:semiHidden="1" w:unhideWhenUsed="1"/>
+    <w:lsdException w:name="HTML Top of Form" w:semiHidden="1" w:unhideWhenUsed="1"/>
+    <w:lsdException w:name="HTML Bottom of Form" w:semiHidden="1" w:unhideWhenUsed="1"/>
+    <w:lsdException w:name="Normal (Web)" w:semiHidden="1" w:unhideWhenUsed="1"/>
+    <w:lsdException w:name="HTML Acronym" w:semiHidden="1" w:unhideWhenUsed="1"/>
+    <w:lsdException w:name="HTML Address" w:semiHidden="1" w:unhideWhenUsed="1"/>
+    <w:lsdException w:name="HTML Cite" w:semiHidden="1" w:unhideWhenUsed="1"/>
+    <w:lsdException w:name="HTML Code" w:semiHidden="1" w:unhideWhenUsed="1"/>
+    <w:lsdException w:name="HTML Definition" w:semiHidden="1" w:unhideWhenUsed="1"/>
+    <w:lsdException w:name="HTML Keyboard" w:semiHidden="1" w:unhideWhenUsed="1"/>
+    <w:lsdException w:name="HTML Preformatted" w:semiHidden="1" w:unhideWhenUsed="1"/>
+    <w:lsdException w:name="HTML Sample" w:semiHidden="1" w:unhideWhenUsed="1"/>
+    <w:lsdException w:name="HTML Typewriter" w:semiHidden="1" w:unhideWhenUsed="1"/>
+    <w:lsdException w:name="HTML Variable" w:semiHidden="1" w:unhideWhenUsed="1"/>
+    <w:lsdException w:name="Normal Table" w:semiHidden="1" w:unhideWhenUsed="1"/>
+    <w:lsdException w:name="annotation subject" w:semiHidden="1" w:unhideWhenUsed="1"/>
+    <w:lsdException w:name="No List" w:semiHidden="1" w:unhideWhenUsed="1"/>
+    <w:lsdException w:name="Outline List 1" w:semiHidden="1" w:unhideWhenUsed="1"/>
+    <w:lsdException w:name="Outline List 2" w:semiHidden="1" w:unhideWhenUsed="1"/>
+    <w:lsdException w:name="Outline List 3" w:semiHidden="1" w:unhideWhenUsed="1"/>
+    <w:lsdException w:name="Table Simple 1" w:semiHidden="1" w:unhideWhenUsed="1"/>
+    <w:lsdException w:name="Table Simple 2" w:semiHidden="1" w:unhideWhenUsed="1"/>
+    <w:lsdException w:name="Table Simple 3" w:semiHidden="1" w:unhideWhenUsed="1"/>
+    <w:lsdException w:name="Table Classic 1" w:semiHidden="1" w:unhideWhenUsed="1"/>
+    <w:lsdException w:name="Table Classic 2" w:semiHidden="1" w:unhideWhenUsed="1"/>
+    <w:lsdException w:name="Table Classic 3" w:semiHidden="1" w:unhideWhenUsed="1"/>
+    <w:lsdException w:name="Table Classic 4" w:semiHidden="1" w:unhideWhenUsed="1"/>
+    <w:lsdException w:name="Table Colorful 1" w:semiHidden="1" w:unhideWhenUsed="1"/>
+    <w:lsdException w:name="Table Colorful 2" w:semiHidden="1" w:unhideWhenUsed="1"/>
+    <w:lsdException w:name="Table Colorful 3" w:semiHidden="1" w:unhideWhenUsed="1"/>
+    <w:lsdException w:name="Table Columns 1" w:semiHidden="1" w:unhideWhenUsed="1"/>
+    <w:lsdException w:name="Table Columns 2" w:semiHidden="1" w:unhideWhenUsed="1"/>
+    <w:lsdException w:name="Table Columns 3" w:semiHidden="1" w:unhideWhenUsed="1"/>
+    <w:lsdException w:name="Table Columns 4" w:semiHidden="1" w:unhideWhenUsed="1"/>
+    <w:lsdException w:name="Table Columns 5" w:semiHidden="1" w:unhideWhenUsed="1"/>
+    <w:lsdException w:name="Table Grid 1" w:semiHidden="1" w:unhideWhenUsed="1"/>
+    <w:lsdException w:name="Table Grid 2" w:semiHidden="1" w:unhideWhenUsed="1"/>
+    <w:lsdException w:name="Table Grid 3" w:semiHidden="1" w:unhideWhenUsed="1"/>
+    <w:lsdException w:name="Table Grid 4" w:semiHidden="1" w:unhideWhenUsed="1"/>
+    <w:lsdException w:name="Table Grid 5" w:semiHidden="1" w:unhideWhenUsed="1"/>
+    <w:lsdException w:name="Table Grid 6" w:semiHidden="1" w:unhideWhenUsed="1"/>
+    <w:lsdException w:name="Table Grid 7" w:semiHidden="1" w:unhideWhenUsed="1"/>
+    <w:lsdException w:name="Table Grid 8" w:semiHidden="1" w:unhideWhenUsed="1"/>
+    <w:lsdException w:name="Table List 1" w:semiHidden="1" w:unhideWhenUsed="1"/>
+    <w:lsdException w:name="Table List 2" w:semiHidden="1" w:unhideWhenUsed="1"/>
+    <w:lsdException w:name="Table List 3" w:semiHidden="1" w:unhideWhenUsed="1"/>
+    <w:lsdException w:name="Table List 4" w:semiHidden="1" w:unhideWhenUsed="1"/>
+    <w:lsdException w:name="Table List 5" w:semiHidden="1" w:unhideWhenUsed="1"/>
+    <w:lsdException w:name="Table List 6" w:semiHidden="1" w:unhideWhenUsed="1"/>
+    <w:lsdException w:name="Table List 7" w:semiHidden="1" w:unhideWhenUsed="1"/>
+    <w:lsdException w:name="Table List 8" w:semiHidden="1" w:unhideWhenUsed="1"/>
+    <w:lsdException w:name="Table 3D effects 1" w:semiHidden="1" w:unhideWhenUsed="1"/>
+    <w:lsdException w:name="Table 3D effects 2" w:semiHidden="1" w:unhideWhenUsed="1"/>
+    <w:lsdException w:name="Table 3D effects 3" w:semiHidden="1" w:unhideWhenUsed="1"/>
+    <w:lsdException w:name="Table Contemporary" w:semiHidden="1" w:unhideWhenUsed="1"/>
+    <w:lsdException w:name="Table Elegant" w:semiHidden="1" w:unhideWhenUsed="1"/>
+    <w:lsdException w:name="Table Professional" w:semiHidden="1" w:unhideWhenUsed="1"/>
+    <w:lsdException w:name="Table Subtle 1" w:semiHidden="1" w:unhideWhenUsed="1"/>
+    <w:lsdException w:name="Table Subtle 2" w:semiHidden="1" w:unhideWhenUsed="1"/>
+    <w:lsdException w:name="Table Web 1" w:semiHidden="1" w:unhideWhenUsed="1"/>
+    <w:lsdException w:name="Table Web 2" w:semiHidden="1" w:unhideWhenUsed="1"/>
+    <w:lsdException w:name="Table Web 3" w:semiHidden="1" w:unhideWhenUsed="1"/>
+    <w:lsdException w:name="Balloon Text" w:semiHidden="1" w:unhideWhenUsed="1"/>
+    <w:lsdException w:name="Table Grid" w:uiPriority="39"/>
+    <w:lsdException w:name="Table Theme" w:semiHidden="1" w:unhideWhenUsed="1"/>
+    <w:lsdException w:name="Placeholder Text" w:semiHidden="1"/>
+    <w:lsdException w:name="No Spacing" w:qFormat="1" w:uiPriority="1"/>
+    <w:lsdException w:name="Light Shading" w:uiPriority="60"/>
+    <w:lsdException w:name="Light List" w:uiPriority="61"/>
+    <w:lsdException w:name="Light Grid" w:uiPriority="62"/>
+    <w:lsdException w:name="Medium Shading 1" w:uiPriority="63"/>
+    <w:lsdException w:name="Medium Shading 2" w:uiPriority="64"/>
+    <w:lsdException w:name="Medium List 1" w:uiPriority="65"/>
+    <w:lsdException w:name="Medium List 2" w:uiPriority="66"/>
+    <w:lsdException w:name="Medium Grid 1" w:uiPriority="67"/>
+    <w:lsdException w:name="Medium Grid 2" w:uiPriority="68"/>
+    <w:lsdException w:name="Medium Grid 3" w:uiPriority="69"/>
+    <w:lsdException w:name="Dark List" w:uiPriority="70"/>
+    <w:lsdException w:name="Colorful Shading" w:uiPriority="71"/>
+    <w:lsdException w:name="Colorful List" w:uiPriority="72"/>
+    <w:lsdException w:name="Colorful Grid" w:uiPriority="73"/>
+    <w:lsdException w:name="Light Shading Accent 1" w:uiPriority="60"/>
+    <w:lsdException w:name="Light List Accent 1" w:uiPriority="61"/>
+    <w:lsdException w:name="Light Grid Accent 1" w:uiPriority="62"/>
+    <w:lsdException w:name="Medium Shading 1 Accent 1" w:uiPriority="63"/>
+    <w:lsdException w:name="Medium Shading 2 Accent 1" w:uiPriority="64"/>
+    <w:lsdException w:name="Medium List 1 Accent 1" w:uiPriority="65"/>
+    <w:lsdException w:name="Revision" w:semiHidden="1"/>
+    <w:lsdException w:name="List Paragraph" w:qFormat="1" w:uiPriority="34"/>
+    <w:lsdException w:name="Quote" w:qFormat="1" w:uiPriority="29"/>
+    <w:lsdException w:name="Intense Quote" w:qFormat="1" w:uiPriority="30"/>
+    <w:lsdException w:name="Medium List 2 Accent 1" w:uiPriority="66"/>
+    <w:lsdException w:name="Medium Grid 1 Accent 1" w:uiPriority="67"/>
+    <w:lsdException w:name="Medium Grid 2 Accent 1" w:uiPriority="68"/>
+    <w:lsdException w:name="Medium Grid 3 Accent 1" w:uiPriority="69"/>
+    <w:lsdException w:name="Dark List Accent 1" w:uiPriority="70"/>
+    <w:lsdException w:name="Colorful Shading Accent 1" w:uiPriority="71"/>
+    <w:lsdException w:name="Colorful List Accent 1" w:uiPriority="72"/>
+    <w:lsdException w:name="Colorful Grid Accent 1" w:uiPriority="73"/>
+    <w:lsdException w:name="Light Shading Accent 2" w:uiPriority="60"/>
+    <w:lsdException w:name="Light List Accent 2" w:uiPriority="61"/>
+    <w:lsdException w:name="Light Grid Accent 2" w:uiPriority="62"/>
+    <w:lsdException w:name="Medium Shading 1 Accent 2" w:uiPriority="63"/>
+    <w:lsdException w:name="Medium Shading 2 Accent 2" w:uiPriority="64"/>
+    <w:lsdException w:name="Medium List 1 Accent 2" w:uiPriority="65"/>
+    <w:lsdException w:name="Medium List 2 Accent 2" w:uiPriority="66"/>
+    <w:lsdException w:name="Medium Grid 1 Accent 2" w:uiPriority="67"/>
+    <w:lsdException w:name="Medium Grid 2 Accent 2" w:uiPriority="68"/>
+    <w:lsdException w:name="Medium Grid 3 Accent 2" w:uiPriority="69"/>
+    <w:lsdException w:name="Dark List Accent 2" w:uiPriority="70"/>
+    <w:lsdException w:name="Colorful Shading Accent 2" w:uiPriority="71"/>
+    <w:lsdException w:name="Colorful List Accent 2" w:uiPriority="72"/>
+    <w:lsdException w:name="Colorful Grid Accent 2" w:uiPriority="73"/>
+    <w:lsdException w:name="Light Shading Accent 3" w:uiPriority="60"/>
+    <w:lsdException w:name="Light List Accent 3" w:uiPriority="61"/>
+    <w:lsdException w:name="Light Grid Accent 3" w:uiPriority="62"/>
+    <w:lsdException w:name="Medium Shading 1 Accent 3" w:uiPriority="63"/>
+    <w:lsdException w:name="Medium Shading 2 Accent 3" w:uiPriority="64"/>
+    <w:lsdException w:name="Medium List 1 Accent 3" w:uiPriority="65"/>
+    <w:lsdException w:name="Medium List 2 Accent 3" w:uiPriority="66"/>
+    <w:lsdException w:name="Medium Grid 1 Accent 3" w:uiPriority="67"/>
+    <w:lsdException w:name="Medium Grid 2 Accent 3" w:uiPriority="68"/>
+    <w:lsdException w:name="Medium Grid 3 Accent 3" w:uiPriority="69"/>
+    <w:lsdException w:name="Dark List Accent 3" w:uiPriority="70"/>
+    <w:lsdException w:name="Colorful Shading Accent 3" w:uiPriority="71"/>
+    <w:lsdException w:name="Colorful List Accent 3" w:uiPriority="72"/>
+    <w:lsdException w:name="Colorful Grid Accent 3" w:uiPriority="73"/>
+    <w:lsdException w:name="Light Shading Accent 4" w:uiPriority="60"/>
+    <w:lsdException w:name="Light List Accent 4" w:uiPriority="61"/>
+    <w:lsdException w:name="Light Grid Accent 4" w:uiPriority="62"/>
+    <w:lsdException w:name="Medium Shading 1 Accent 4" w:uiPriority="63"/>
+    <w:lsdException w:name="Medium Shading 2 Accent 4" w:uiPriority="64"/>
+    <w:lsdException w:name="Medium List 1 Accent 4" w:uiPriority="65"/>
+    <w:lsdException w:name="Medium List 2 Accent 4" w:uiPriority="66"/>
+    <w:lsdException w:name="Medium Grid 1 Accent 4" w:uiPriority="67"/>
+    <w:lsdException w:name="Medium Grid 2 Accent 4" w:uiPriority="68"/>
+    <w:lsdException w:name="Medium Grid 3 Accent 4" w:uiPriority="69"/>
+    <w:lsdException w:name="Dark List Accent 4" w:uiPriority="70"/>
+    <w:lsdException w:name="Colorful Shading Accent 4" w:uiPriority="71"/>
+    <w:lsdException w:name="Colorful List Accent 4" w:uiPriority="72"/>
+    <w:lsdException w:name="Colorful Grid Accent 4" w:uiPriority="73"/>
+    <w:lsdException w:name="Light Shading Accent 5" w:uiPriority="60"/>
+    <w:lsdException w:name="Light List Accent 5" w:uiPriority="61"/>
+    <w:lsdException w:name="Light Grid Accent 5" w:uiPriority="62"/>
+    <w:lsdException w:name="Medium Shading 1 Accent 5" w:uiPriority="63"/>
+    <w:lsdException w:name="Medium Shading 2 Accent 5" w:uiPriority="64"/>
+    <w:lsdException w:name="Medium List 1 Accent 5" w:uiPriority="65"/>
+    <w:lsdException w:name="Medium List 2 Accent 5" w:uiPriority="66"/>
+    <w:lsdException w:name="Medium Grid 1 Accent 5" w:uiPriority="67"/>
+    <w:lsdException w:name="Medium Grid 2 Accent 5" w:uiPriority="68"/>
+    <w:lsdException w:name="Medium Grid 3 Accent 5" w:uiPriority="69"/>
+    <w:lsdException w:name="Dark List Accent 5" w:uiPriority="70"/>
+    <w:lsdException w:name="Colorful Shading Accent 5" w:uiPriority="71"/>
+    <w:lsdException w:name="Colorful List Accent 5" w:uiPriority="72"/>
+    <w:lsdException w:name="Colorful Grid Accent 5" w:uiPriority="73"/>
+    <w:lsdException w:name="Light Shading Accent 6" w:uiPriority="60"/>
+    <w:lsdException w:name="Light List Accent 6" w:uiPriority="61"/>
+    <w:lsdException w:name="Light Grid Accent 6" w:uiPriority="62"/>
+    <w:lsdException w:name="Medium Shading 1 Accent 6" w:uiPriority="63"/>
+    <w:lsdException w:name="Medium Shading 2 Accent 6" w:uiPriority="64"/>
+    <w:lsdException w:name="Medium List 1 Accent 6" w:uiPriority="65"/>
+    <w:lsdException w:name="Medium List 2 Accent 6" w:uiPriority="66"/>
+    <w:lsdException w:name="Medium Grid 1 Accent 6" w:uiPriority="67"/>
+    <w:lsdException w:name="Medium Grid 2 Accent 6" w:uiPriority="68"/>
+    <w:lsdException w:name="Medium Grid 3 Accent 6" w:uiPriority="69"/>
+    <w:lsdException w:name="Dark List Accent 6" w:uiPriority="70"/>
+    <w:lsdException w:name="Colorful Shading Accent 6" w:uiPriority="71"/>
+    <w:lsdException w:name="Colorful List Accent 6" w:uiPriority="72"/>
+    <w:lsdException w:name="Colorful Grid Accent 6" w:uiPriority="73"/>
+    <w:lsdException w:name="Subtle Emphasis" w:qFormat="1" w:uiPriority="19"/>
+    <w:lsdException w:name="Intense Emphasis" w:qFormat="1" w:uiPriority="21"/>
+    <w:lsdException w:name="Subtle Reference" w:qFormat="1" w:uiPriority="31"/>
+    <w:lsdException w:name="Intense Reference" w:qFormat="1" w:uiPriority="32"/>
+    <w:lsdException w:name="Book Title" w:qFormat="1" w:uiPriority="33"/>
+    <w:lsdException w:name="Bibliography" w:semiHidden="1" w:uiPriority="37" w:unhideWhenUsed="1"/>
+    <w:lsdException w:name="TOC Heading" w:qFormat="1" w:semiHidden="1" w:uiPriority="39" w:unhideWhenUsed="1"/>
+    <w:lsdException w:name="Plain Table 1" w:uiPriority="41"/>
+    <w:lsdException w:name="Plain Table 2" w:uiPriority="42"/>
+    <w:lsdException w:name="Plain Table 3" w:uiPriority="43"/>
+    <w:lsdException w:name="Plain Table 4" w:uiPriority="44"/>
+    <w:lsdException w:name="Plain Table 5" w:uiPriority="45"/>
+    <w:lsdException w:name="Grid Table Light" w:uiPriority="40"/>
+    <w:lsdException w:name="Grid Table 1 Light" w:uiPriority="46"/>
+    <w:lsdException w:name="Grid Table 2" w:uiPriority="47"/>
+    <w:lsdException w:name="Grid Table 3" w:uiPriority="48"/>
+    <w:lsdException w:name="Grid Table 4" w:uiPriority="49"/>
+    <w:lsdException w:name="Grid Table 5 Dark" w:uiPriority="50"/>
+    <w:lsdException w:name="Grid Table 6 Colorful" w:uiPriority="51"/>
+    <w:lsdException w:name="Grid Table 7 Colorful" w:uiPriority="52"/>
+    <w:lsdException w:name="Grid Table 1 Light Accent 1" w:uiPriority="46"/>
+    <w:lsdException w:name="Grid Table 2 Accent 1" w:uiPriority="47"/>
+    <w:lsdException w:name="Grid Table 3 Accent 1" w:uiPriority="48"/>
+    <w:lsdException w:name="Grid Table 4 Accent 1" w:uiPriority="49"/>
+    <w:lsdException w:name="Grid Table 5 Dark Accent 1" w:uiPriority="50"/>
+    <w:lsdException w:name="Grid Table 6 Colorful Accent 1" w:uiPriority="51"/>
+    <w:lsdException w:name="Grid Table 7 Colorful Accent 1" w:uiPriority="52"/>
+    <w:lsdException w:name="Grid Table 1 Light Accent 2" w:uiPriority="46"/>
+    <w:lsdException w:name="Grid Table 2 Accent 2" w:uiPriority="47"/>
+    <w:lsdException w:name="Grid Table 3 Accent 2" w:uiPriority="48"/>
+    <w:lsdException w:name="Grid Table 4 Accent 2" w:uiPriority="49"/>
+    <w:lsdException w:name="Grid Table 5 Dark Accent 2" w:uiPriority="50"/>
+    <w:lsdException w:name="Grid Table 6 Colorful Accent 2" w:uiPriority="51"/>
+    <w:lsdException w:name="Grid Table 7 Colorful Accent 2" w:uiPriority="52"/>
+    <w:lsdException w:name="Grid Table 1 Light Accent 3" w:uiPriority="46"/>
+    <w:lsdException w:name="Grid Table 2 Accent 3" w:uiPriority="47"/>
+    <w:lsdException w:name="Grid Table 3 Accent 3" w:uiPriority="48"/>
+    <w:lsdException w:name="Grid Table 4 Accent 3" w:uiPriority="49"/>
+    <w:lsdException w:name="Grid Table 5 Dark Accent 3" w:uiPriority="50"/>
+    <w:lsdException w:name="Grid Table 6 Colorful Accent 3" w:uiPriority="51"/>
+    <w:lsdException w:name="Grid Table 7 Colorful Accent 3" w:uiPriority="52"/>
+    <w:lsdException w:name="Grid Table 1 Light Accent 4" w:uiPriority="46"/>
+    <w:lsdException w:name="Grid Table 2 Accent 4" w:uiPriority="47"/>
+    <w:lsdException w:name="Grid Table 3 Accent 4" w:uiPriority="48"/>
+    <w:lsdException w:name="Grid Table 4 Accent 4" w:uiPriority="49"/>
+    <w:lsdException w:name="Grid Table 5 Dark Accent 4" w:uiPriority="50"/>
+    <w:lsdException w:name="Grid Table 6 Colorful Accent 4" w:uiPriority="51"/>
+    <w:lsdException w:name="Grid Table 7 Colorful Accent 4" w:uiPriority="52"/>
+    <w:lsdException w:name="Grid Table 1 Light Accent 5" w:uiPriority="46"/>
+    <w:lsdException w:name="Grid Table 2 Accent 5" w:uiPriority="47"/>
+    <w:lsdException w:name="Grid Table 3 Accent 5" w:uiPriority="48"/>
+    <w:lsdException w:name="Grid Table 4 Accent 5" w:uiPriority="49"/>
+    <w:lsdException w:name="Grid Table 5 Dark Accent 5" w:uiPriority="50"/>
+    <w:lsdException w:name="Grid Table 6 Colorful Accent 5" w:uiPriority="51"/>
+    <w:lsdException w:name="Grid Table 7 Colorful Accent 5" w:uiPriority="52"/>
+    <w:lsdException w:name="Grid Table 1 Light Accent 6" w:uiPriority="46"/>
+    <w:lsdException w:name="Grid Table 2 Accent 6" w:uiPriority="47"/>
+    <w:lsdException w:name="Grid Table 3 Accent 6" w:uiPriority="48"/>
+    <w:lsdException w:name="Grid Table 4 Accent 6" w:uiPriority="49"/>
+    <w:lsdException w:name="Grid Table 5 Dark Accent 6" w:uiPriority="50"/>
+    <w:lsdException w:name="Grid Table 6 Colorful Accent 6" w:uiPriority="51"/>
+    <w:lsdException w:name="Grid Table 7 Colorful Accent 6" w:uiPriority="52"/>
+    <w:lsdException w:name="List Table 1 Light" w:uiPriority="46"/>
+    <w:lsdException w:name="List Table 2" w:uiPriority="47"/>
+    <w:lsdException w:name="List Table 3" w:uiPriority="48"/>
+    <w:lsdException w:name="List Table 4" w:uiPriority="49"/>
+    <w:lsdException w:name="List Table 5 Dark" w:uiPriority="50"/>
+    <w:lsdException w:name="List Table 6 Colorful" w:uiPriority="51"/>
+    <w:lsdException w:name="List Table 7 Colorful" w:uiPriority="52"/>
+    <w:lsdException w:name="List Table 1 Light Accent 1" w:uiPriority="46"/>
+    <w:lsdException w:name="List Table 2 Accent 1" w:uiPriority="47"/>
+    <w:lsdException w:name="List Table 3 Accent 1" w:uiPriority="48"/>
+    <w:lsdException w:name="List Table 4 Accent 1" w:uiPriority="49"/>
+    <w:lsdException w:name="List Table 5 Dark Accent 1" w:uiPriority="50"/>
+    <w:lsdException w:name="List Table 6 Colorful Accent 1" w:uiPriority="51"/>
+    <w:lsdException w:name="List Table 7 Colorful Accent 1" w:uiPriority="52"/>
+    <w:lsdException w:name="List Table 1 Light Accent 2" w:uiPriority="46"/>
+    <w:lsdException w:name="List Table 2 Accent 2" w:uiPriority="47"/>
+    <w:lsdException w:name="List Table 3 Accent 2" w:uiPriority="48"/>
+    <w:lsdException w:name="List Table 4 Accent 2" w:uiPriority="49"/>
+    <w:lsdException w:name="List Table 5 Dark Accent 2" w:uiPriority="50"/>
+    <w:lsdException w:name="List Table 6 Colorful Accent 2" w:uiPriority="51"/>
+    <w:lsdException w:name="List Table 7 Colorful Accent 2" w:uiPriority="52"/>
+    <w:lsdException w:name="List Table 1 Light Accent 3" w:uiPriority="46"/>
+    <w:lsdException w:name="List Table 2 Accent 3" w:uiPriority="47"/>
+    <w:lsdException w:name="List Table 3 Accent 3" w:uiPriority="48"/>
+    <w:lsdException w:name="List Table 4 Accent 3" w:uiPriority="49"/>
+    <w:lsdException w:name="List Table 5 Dark Accent 3" w:uiPriority="50"/>
+    <w:lsdException w:name="List Table 6 Colorful Accent 3" w:uiPriority="51"/>
+    <w:lsdException w:name="List Table 7 Colorful Accent 3" w:uiPriority="52"/>
+    <w:lsdException w:name="List Table 1 Light Accent 4" w:uiPriority="46"/>
+    <w:lsdException w:name="List Table 2 Accent 4" w:uiPriority="47"/>
+    <w:lsdException w:name="List Table 3 Accent 4" w:uiPriority="48"/>
+    <w:lsdException w:name="List Table 4 Accent 4" w:uiPriority="49"/>
+    <w:lsdException w:name="List Table 5 Dark Accent 4" w:uiPriority="50"/>
+    <w:lsdException w:name="List Table 6 Colorful Accent 4" w:uiPriority="51"/>
+    <w:lsdException w:name="List Table 7 Colorful Accent 4" w:uiPriority="52"/>
+    <w:lsdException w:name="List Table 1 Light Accent 5" w:uiPriority="46"/>
+    <w:lsdException w:name="List Table 2 Accent 5" w:uiPriority="47"/>
+    <w:lsdException w:name="List Table 3 Accent 5" w:uiPriority="48"/>
+    <w:lsdException w:name="List Table 4 Accent 5" w:uiPriority="49"/>
+    <w:lsdException w:name="List Table 5 Dark Accent 5" w:uiPriority="50"/>
+    <w:lsdException w:name="List Table 6 Colorful Accent 5" w:uiPriority="51"/>
+    <w:lsdException w:name="List Table 7 Colorful Accent 5" w:uiPriority="52"/>
+    <w:lsdException w:name="List Table 1 Light Accent 6" w:uiPriority="46"/>
+    <w:lsdException w:name="List Table 2 Accent 6" w:uiPriority="47"/>
+    <w:lsdException w:name="List Table 3 Accent 6" w:uiPriority="48"/>
+    <w:lsdException w:name="List Table 4 Accent 6" w:uiPriority="49"/>
+    <w:lsdException w:name="List Table 5 Dark Accent 6" w:uiPriority="50"/>
+    <w:lsdException w:name="List Table 6 Colorful Accent 6" w:uiPriority="51"/>
+    <w:lsdException w:name="List Table 7 Colorful Accent 6" w:uiPriority="52"/>
+    <w:lsdException w:name="Mention" w:semiHidden="1" w:unhideWhenUsed="1"/>
+    <w:lsdException w:name="Smart Hyperlink" w:semiHidden="1" w:unhideWhenUsed="1"/>
+    <w:lsdException w:name="Hashtag" w:semiHidden="1" w:unhideWhenUsed="1"/>
+    <w:lsdException w:name="Unresolved Mention" w:semiHidden="1" w:unhideWhenUsed="1"/>
+    <w:lsdException w:name="Smart Link" w:semiHidden="1" w:unhideWhenUsed="1"/>
+  </w:latentStyles>
+  <w:style w:default="1" w:styleId="Normal" w:type="paragraph">
+    <w:name w:val="Normal"/>
+    <w:qFormat/>
+    <w:pPr>
+      <w:spacing w:after="160" w:line="276" w:lineRule="auto"/>
+    </w:pPr>
+  </w:style>
+  <w:style w:styleId="Heading1" w:type="paragraph">
+    <w:name w:val="heading 1"/>
+    <w:basedOn w:val="Normal"/>
+    <w:next w:val="Normal"/>
+    <w:uiPriority w:val="9"/>
+    <w:qFormat/>
+    <w:pPr>
+      <w:pBdr>
+        <w:bottom w:color="1E90FF" w:space="4" w:sz="6" w:val="single"/>
+      </w:pBdr>
+      <w:spacing w:after="240" w:before="480"/>
+      <w:outlineLvl w:val="0"/>
+    </w:pPr>
+    <w:rPr>
+      <w:b/>
+      <w:bCs/>
+      <w:color w:val="0A3D62"/>
+      <w:sz w:val="44"/>
+      <w:szCs w:val="44"/>
+    </w:rPr>
+  </w:style>
+  <w:style w:styleId="Heading2" w:type="paragraph">
+    <w:name w:val="heading 2"/>
+    <w:basedOn w:val="Normal"/>
+    <w:next w:val="Normal"/>
+    <w:uiPriority w:val="9"/>
+    <w:unhideWhenUsed/>
+    <w:qFormat/>
+    <w:pPr>
+      <w:pBdr>
+        <w:bottom w:color="E8F4FD" w:space="2" w:sz="3" w:val="single"/>
+      </w:pBdr>
+      <w:spacing w:before="320"/>
+      <w:outlineLvl w:val="1"/>
+    </w:pPr>
+    <w:rPr>
+      <w:b/>
+      <w:bCs/>
+      <w:color w:val="0A3D62"/>
+      <w:sz w:val="32"/>
+      <w:szCs w:val="32"/>
+    </w:rPr>
+  </w:style>
+  <w:style w:styleId="Heading3" w:type="paragraph">
+    <w:name w:val="heading 3"/>
+    <w:basedOn w:val="Normal"/>
+    <w:next w:val="Normal"/>
+    <w:uiPriority w:val="9"/>
+    <w:unhideWhenUsed/>
+    <w:qFormat/>
+    <w:pPr>
+      <w:spacing w:after="120" w:before="240"/>
+      <w:outlineLvl w:val="2"/>
+    </w:pPr>
+    <w:rPr>
+      <w:b/>
+      <w:bCs/>
+      <w:color w:val="0C7ABA"/>
+      <w:sz w:val="26"/>
+      <w:szCs w:val="26"/>
+    </w:rPr>
+  </w:style>
+  <w:style w:styleId="Heading4" w:type="paragraph">
+    <w:name w:val="heading 4"/>
+    <w:basedOn w:val="Normal"/>
+    <w:next w:val="Normal"/>
+    <w:uiPriority w:val="9"/>
+    <w:unhideWhenUsed/>
+    <w:qFormat/>
+    <w:pPr>
+      <w:spacing w:after="80" w:before="160"/>
+      <w:outlineLvl w:val="3"/>
+    </w:pPr>
+    <w:rPr>
+      <w:b/>
+      <w:bCs/>
+      <w:i/>
+      <w:iCs/>
+      <w:color w:val="0C7ABA"/>
+      <w:sz w:val="24"/>
+      <w:szCs w:val="24"/>
+    </w:rPr>
+  </w:style>
+  <w:style w:styleId="Heading5" w:type="paragraph">
+    <w:name w:val="heading 5"/>
+    <w:basedOn w:val="Normal"/>
+    <w:next w:val="Normal"/>
+    <w:uiPriority w:val="9"/>
+    <w:semiHidden/>
+    <w:unhideWhenUsed/>
+    <w:qFormat/>
+    <w:pPr>
+      <w:outlineLvl w:val="4"/>
+    </w:pPr>
+    <w:rPr>
+      <w:color w:val="2E74B5"/>
+    </w:rPr>
+  </w:style>
+  <w:style w:styleId="Heading6" w:type="paragraph">
+    <w:name w:val="heading 6"/>
+    <w:basedOn w:val="Normal"/>
+    <w:next w:val="Normal"/>
+    <w:uiPriority w:val="9"/>
+    <w:semiHidden/>
+    <w:unhideWhenUsed/>
+    <w:qFormat/>
+    <w:pPr>
+      <w:outlineLvl w:val="5"/>
+    </w:pPr>
+    <w:rPr>
+      <w:color w:val="1F4D78"/>
+    </w:rPr>
+  </w:style>
+  <w:style w:default="1" w:styleId="DefaultParagraphFont" w:type="character">
+    <w:name w:val="Default Paragraph Font"/>
+    <w:uiPriority w:val="1"/>
+    <w:semiHidden/>
+    <w:unhideWhenUsed/>
+  </w:style>
+  <w:style w:default="1" w:styleId="TableNormal" w:type="table">
+    <w:name w:val="Normal Table"/>
+    <w:uiPriority w:val="99"/>
+    <w:semiHidden/>
+    <w:unhideWhenUsed/>
+    <w:tblPr>
+      <w:tblInd w:type="dxa" w:w="0"/>
+      <w:tblCellMar>
+        <w:top w:type="dxa" w:w="0"/>
+        <w:left w:type="dxa" w:w="108"/>
+        <w:bottom w:type="dxa" w:w="0"/>
+        <w:right w:type="dxa" w:w="108"/>
+      </w:tblCellMar>
+    </w:tblPr>
+  </w:style>
+  <w:style w:default="1" w:styleId="NoList" w:type="numbering">
+    <w:name w:val="No List"/>
+    <w:uiPriority w:val="99"/>
+    <w:semiHidden/>
+    <w:unhideWhenUsed/>
+  </w:style>
   <w:style w:styleId="Title" w:type="paragraph">
     <w:name w:val="Title"/>
     <w:basedOn w:val="Normal"/>
     <w:next w:val="Normal"/>
+    <w:uiPriority w:val="10"/>
     <w:qFormat/>
     <w:rPr>
       <w:sz w:val="56"/>
       <w:szCs w:val="56"/>
     </w:rPr>
   </w:style>
-  <w:style w:styleId="Heading1" w:type="paragraph">
-    <w:name w:val="Heading 1"/>
-    <w:basedOn w:val="Normal"/>
-    <w:next w:val="Normal"/>
-    <w:qFormat/>
-    <w:rPr>
-      <w:color w:val="2E74B5"/>
-      <w:sz w:val="32"/>
-      <w:szCs w:val="32"/>
-    </w:rPr>
-  </w:style>
-  <w:style w:styleId="Heading2" w:type="paragraph">
-    <w:name w:val="Heading 2"/>
-    <w:basedOn w:val="Normal"/>
-    <w:next w:val="Normal"/>
-    <w:qFormat/>
-    <w:rPr>
-      <w:color w:val="2E74B5"/>
-      <w:sz w:val="26"/>
-      <w:szCs w:val="26"/>
-    </w:rPr>
-  </w:style>
-  <w:style w:styleId="Heading3" w:type="paragraph">
-    <w:name w:val="Heading 3"/>
-    <w:basedOn w:val="Normal"/>
-    <w:next w:val="Normal"/>
-    <w:qFormat/>
-    <w:rPr>
-      <w:color w:val="1F4D78"/>
-      <w:sz w:val="24"/>
-      <w:szCs w:val="24"/>
-    </w:rPr>
-  </w:style>
-  <w:style w:styleId="Heading4" w:type="paragraph">
-    <w:name w:val="Heading 4"/>
-    <w:basedOn w:val="Normal"/>
-    <w:next w:val="Normal"/>
-    <w:qFormat/>
-    <w:rPr>
-      <w:i/>
-      <w:iCs/>
-      <w:color w:val="2E74B5"/>
-    </w:rPr>
-  </w:style>
-  <w:style w:styleId="Heading5" w:type="paragraph">
-    <w:name w:val="Heading 5"/>
-    <w:basedOn w:val="Normal"/>
-    <w:next w:val="Normal"/>
-    <w:qFormat/>
-    <w:rPr>
-      <w:color w:val="2E74B5"/>
-    </w:rPr>
-  </w:style>
-  <w:style w:styleId="Heading6" w:type="paragraph">
-    <w:name w:val="Heading 6"/>
-    <w:basedOn w:val="Normal"/>
-    <w:next w:val="Normal"/>
-    <w:qFormat/>
-    <w:rPr>
-      <w:color w:val="1F4D78"/>
-    </w:rPr>
-  </w:style>
-  <w:style w:styleId="Strong" w:type="paragraph">
-    <w:name w:val="Strong"/>
+  <w:style w:customStyle="1" w:styleId="Strong1" w:type="paragraph">
+    <w:name w:val="Strong1"/>
     <w:basedOn w:val="Normal"/>
     <w:next w:val="Normal"/>
     <w:qFormat/>
@@ -16485,7 +17162,6 @@
   </w:style>
   <w:style w:styleId="Hyperlink" w:type="character">
     <w:name w:val="Hyperlink"/>
-    <w:basedOn w:val="DefaultParagraphFont"/>
     <w:uiPriority w:val="99"/>
     <w:unhideWhenUsed/>
     <w:rPr>
@@ -16495,7 +17171,6 @@
   </w:style>
   <w:style w:styleId="FootnoteReference" w:type="character">
     <w:name w:val="footnote reference"/>
-    <w:basedOn w:val="DefaultParagraphFont"/>
     <w:uiPriority w:val="99"/>
     <w:semiHidden/>
     <w:unhideWhenUsed/>
@@ -16518,9 +17193,8 @@
       <w:szCs w:val="20"/>
     </w:rPr>
   </w:style>
-  <w:style w:styleId="FootnoteTextChar" w:type="character">
+  <w:style w:customStyle="1" w:styleId="FootnoteTextChar" w:type="character">
     <w:name w:val="Footnote Text Char"/>
-    <w:basedOn w:val="DefaultParagraphFont"/>
     <w:link w:val="FootnoteText"/>
     <w:uiPriority w:val="99"/>
     <w:semiHidden/>
@@ -16532,7 +17206,6 @@
   </w:style>
   <w:style w:styleId="EndnoteReference" w:type="character">
     <w:name w:val="endnote reference"/>
-    <w:basedOn w:val="DefaultParagraphFont"/>
     <w:uiPriority w:val="99"/>
     <w:semiHidden/>
     <w:unhideWhenUsed/>
@@ -16555,9 +17228,8 @@
       <w:szCs w:val="20"/>
     </w:rPr>
   </w:style>
-  <w:style w:styleId="EndnoteTextChar" w:type="character">
+  <w:style w:customStyle="1" w:styleId="EndnoteTextChar" w:type="character">
     <w:name w:val="Endnote Text Char"/>
-    <w:basedOn w:val="DefaultParagraphFont"/>
     <w:link w:val="EndnoteText"/>
     <w:uiPriority w:val="99"/>
     <w:semiHidden/>
@@ -16567,115 +17239,264 @@
       <w:szCs w:val="20"/>
     </w:rPr>
   </w:style>
-  <w:style w:styleId="Heading1" w:type="paragraph">
-    <w:name w:val="Heading 1"/>
-    <w:basedOn w:val="Normal"/>
-    <w:next w:val="Normal"/>
-    <w:qFormat/>
-    <w:pPr>
-      <w:pBdr>
-        <w:bottom w:color="1e90ff" w:space="4" w:sz="6" w:val="single"/>
-      </w:pBdr>
-      <w:spacing w:after="240" w:before="480"/>
-      <w:outlineLvl w:val="0"/>
-    </w:pPr>
-    <w:rPr>
-      <w:rFonts w:ascii="Calibri" w:cs="Calibri" w:eastAsia="Calibri" w:hAnsi="Calibri"/>
-      <w:b/>
-      <w:bCs/>
-      <w:color w:val="0a3d62"/>
-      <w:sz w:val="44"/>
-      <w:szCs w:val="44"/>
-    </w:rPr>
-  </w:style>
-  <w:style w:styleId="Heading2" w:type="paragraph">
-    <w:name w:val="Heading 2"/>
-    <w:basedOn w:val="Normal"/>
-    <w:next w:val="Normal"/>
-    <w:qFormat/>
-    <w:pPr>
-      <w:pBdr>
-        <w:bottom w:color="e8f4fd" w:space="2" w:sz="3" w:val="single"/>
-      </w:pBdr>
-      <w:spacing w:after="160" w:before="320"/>
-      <w:outlineLvl w:val="1"/>
-    </w:pPr>
-    <w:rPr>
-      <w:rFonts w:ascii="Calibri" w:cs="Calibri" w:eastAsia="Calibri" w:hAnsi="Calibri"/>
-      <w:b/>
-      <w:bCs/>
-      <w:color w:val="0a3d62"/>
-      <w:sz w:val="32"/>
-      <w:szCs w:val="32"/>
-    </w:rPr>
-  </w:style>
-  <w:style w:styleId="Heading3" w:type="paragraph">
-    <w:name w:val="Heading 3"/>
-    <w:basedOn w:val="Normal"/>
-    <w:next w:val="Normal"/>
-    <w:qFormat/>
-    <w:pPr>
-      <w:spacing w:after="120" w:before="240"/>
-      <w:outlineLvl w:val="2"/>
-    </w:pPr>
-    <w:rPr>
-      <w:rFonts w:ascii="Calibri" w:cs="Calibri" w:eastAsia="Calibri" w:hAnsi="Calibri"/>
-      <w:b/>
-      <w:bCs/>
-      <w:color w:val="0c7aba"/>
-      <w:sz w:val="26"/>
-      <w:szCs w:val="26"/>
-    </w:rPr>
-  </w:style>
-  <w:style w:styleId="Heading4" w:type="paragraph">
-    <w:name w:val="Heading 4"/>
-    <w:basedOn w:val="Normal"/>
-    <w:next w:val="Normal"/>
-    <w:qFormat/>
-    <w:pPr>
-      <w:spacing w:after="80" w:before="160"/>
-      <w:outlineLvl w:val="3"/>
-    </w:pPr>
-    <w:rPr>
-      <w:rFonts w:ascii="Calibri" w:cs="Calibri" w:eastAsia="Calibri" w:hAnsi="Calibri"/>
-      <w:b/>
-      <w:bCs/>
-      <w:i/>
-      <w:iCs/>
-      <w:color w:val="0c7aba"/>
-      <w:sz w:val="24"/>
-      <w:szCs w:val="24"/>
-    </w:rPr>
-  </w:style>
-  <w:style w:styleId="Normal" w:type="paragraph">
-    <w:name w:val="Normal"/>
-    <w:pPr>
-      <w:spacing w:after="160" w:line="276"/>
-    </w:pPr>
-    <w:rPr>
-      <w:rFonts w:ascii="Calibri" w:cs="Calibri" w:eastAsia="Calibri" w:hAnsi="Calibri"/>
-      <w:color w:val="1a1a1a"/>
-      <w:sz w:val="22"/>
-      <w:szCs w:val="22"/>
-    </w:rPr>
-  </w:style>
-  <w:style w:styleId="verbatim" w:type="paragraph">
+  <w:style w:customStyle="1" w:styleId="verbatim" w:type="paragraph">
     <w:name w:val="verbatim"/>
     <w:basedOn w:val="Normal"/>
     <w:pPr>
       <w:pBdr>
-        <w:left w:color="1e90ff" w:space="6" w:sz="12" w:val="single"/>
+        <w:left w:color="1E90FF" w:space="6" w:sz="12" w:val="single"/>
       </w:pBdr>
-      <w:shd w:fill="e8f4fd" w:val="clear"/>
+      <w:shd w:color="auto" w:fill="E8F4FD" w:val="clear"/>
       <w:spacing w:after="120" w:before="120"/>
       <w:ind w:left="360"/>
     </w:pPr>
     <w:rPr>
       <w:rFonts w:ascii="Courier New" w:cs="Courier New" w:eastAsia="Courier New" w:hAnsi="Courier New"/>
-      <w:color w:val="0a3d62"/>
+      <w:color w:val="0A3D62"/>
       <w:sz w:val="18"/>
       <w:szCs w:val="18"/>
     </w:rPr>
+  </w:style>
+  <w:style w:styleId="GridTable5Dark-Accent5" w:type="table">
+    <w:name w:val="Grid Table 5 Dark Accent 5"/>
+    <w:basedOn w:val="TableNormal"/>
+    <w:uiPriority w:val="50"/>
+    <w:rsid w:val="00AA7070"/>
+    <w:tblPr>
+      <w:tblStyleRowBandSize w:val="1"/>
+      <w:tblStyleColBandSize w:val="1"/>
+      <w:tblBorders>
+        <w:top w:color="FFFFFF" w:space="0" w:sz="4" w:themeColor="background1" w:val="single"/>
+        <w:left w:color="FFFFFF" w:space="0" w:sz="4" w:themeColor="background1" w:val="single"/>
+        <w:bottom w:color="FFFFFF" w:space="0" w:sz="4" w:themeColor="background1" w:val="single"/>
+        <w:right w:color="FFFFFF" w:space="0" w:sz="4" w:themeColor="background1" w:val="single"/>
+        <w:insideH w:color="FFFFFF" w:space="0" w:sz="4" w:themeColor="background1" w:val="single"/>
+        <w:insideV w:color="FFFFFF" w:space="0" w:sz="4" w:themeColor="background1" w:val="single"/>
+      </w:tblBorders>
+    </w:tblPr>
+    <w:tcPr>
+      <w:shd w:color="auto" w:fill="DEEAF6" w:themeFill="accent5" w:themeFillTint="33" w:val="clear"/>
+    </w:tcPr>
+    <w:tblStylePr w:type="firstRow">
+      <w:rPr>
+        <w:b/>
+        <w:bCs/>
+        <w:color w:themeColor="background1" w:val="FFFFFF"/>
+      </w:rPr>
+      <w:tblPr/>
+      <w:tcPr>
+        <w:tcBorders>
+          <w:top w:color="FFFFFF" w:space="0" w:sz="4" w:themeColor="background1" w:val="single"/>
+          <w:left w:color="FFFFFF" w:space="0" w:sz="4" w:themeColor="background1" w:val="single"/>
+          <w:right w:color="FFFFFF" w:space="0" w:sz="4" w:themeColor="background1" w:val="single"/>
+          <w:insideH w:val="nil"/>
+          <w:insideV w:val="nil"/>
+        </w:tcBorders>
+        <w:shd w:color="auto" w:fill="5B9BD5" w:themeFill="accent5" w:val="clear"/>
+      </w:tcPr>
+    </w:tblStylePr>
+    <w:tblStylePr w:type="lastRow">
+      <w:rPr>
+        <w:b/>
+        <w:bCs/>
+        <w:color w:themeColor="background1" w:val="FFFFFF"/>
+      </w:rPr>
+      <w:tblPr/>
+      <w:tcPr>
+        <w:tcBorders>
+          <w:left w:color="FFFFFF" w:space="0" w:sz="4" w:themeColor="background1" w:val="single"/>
+          <w:bottom w:color="FFFFFF" w:space="0" w:sz="4" w:themeColor="background1" w:val="single"/>
+          <w:right w:color="FFFFFF" w:space="0" w:sz="4" w:themeColor="background1" w:val="single"/>
+          <w:insideH w:val="nil"/>
+          <w:insideV w:val="nil"/>
+        </w:tcBorders>
+        <w:shd w:color="auto" w:fill="5B9BD5" w:themeFill="accent5" w:val="clear"/>
+      </w:tcPr>
+    </w:tblStylePr>
+    <w:tblStylePr w:type="firstCol">
+      <w:rPr>
+        <w:b/>
+        <w:bCs/>
+        <w:color w:themeColor="background1" w:val="FFFFFF"/>
+      </w:rPr>
+      <w:tblPr/>
+      <w:tcPr>
+        <w:tcBorders>
+          <w:top w:color="FFFFFF" w:space="0" w:sz="4" w:themeColor="background1" w:val="single"/>
+          <w:left w:color="FFFFFF" w:space="0" w:sz="4" w:themeColor="background1" w:val="single"/>
+          <w:bottom w:color="FFFFFF" w:space="0" w:sz="4" w:themeColor="background1" w:val="single"/>
+          <w:insideV w:val="nil"/>
+        </w:tcBorders>
+        <w:shd w:color="auto" w:fill="5B9BD5" w:themeFill="accent5" w:val="clear"/>
+      </w:tcPr>
+    </w:tblStylePr>
+    <w:tblStylePr w:type="lastCol">
+      <w:rPr>
+        <w:b/>
+        <w:bCs/>
+        <w:color w:themeColor="background1" w:val="FFFFFF"/>
+      </w:rPr>
+      <w:tblPr/>
+      <w:tcPr>
+        <w:tcBorders>
+          <w:top w:color="FFFFFF" w:space="0" w:sz="4" w:themeColor="background1" w:val="single"/>
+          <w:bottom w:color="FFFFFF" w:space="0" w:sz="4" w:themeColor="background1" w:val="single"/>
+          <w:right w:color="FFFFFF" w:space="0" w:sz="4" w:themeColor="background1" w:val="single"/>
+          <w:insideV w:val="nil"/>
+        </w:tcBorders>
+        <w:shd w:color="auto" w:fill="5B9BD5" w:themeFill="accent5" w:val="clear"/>
+      </w:tcPr>
+    </w:tblStylePr>
+    <w:tblStylePr w:type="band1Vert">
+      <w:tblPr/>
+      <w:tcPr>
+        <w:shd w:color="auto" w:fill="BDD6EE" w:themeFill="accent5" w:themeFillTint="66" w:val="clear"/>
+      </w:tcPr>
+    </w:tblStylePr>
+    <w:tblStylePr w:type="band1Horz">
+      <w:tblPr/>
+      <w:tcPr>
+        <w:shd w:color="auto" w:fill="BDD6EE" w:themeFill="accent5" w:themeFillTint="66" w:val="clear"/>
+      </w:tcPr>
+    </w:tblStylePr>
+  </w:style>
+  <w:style w:styleId="GridTable4-Accent1" w:type="table">
+    <w:name w:val="Grid Table 4 Accent 1"/>
+    <w:basedOn w:val="TableNormal"/>
+    <w:uiPriority w:val="49"/>
+    <w:rsid w:val="00AA7070"/>
+    <w:tblPr>
+      <w:tblStyleRowBandSize w:val="1"/>
+      <w:tblStyleColBandSize w:val="1"/>
+      <w:tblBorders>
+        <w:top w:color="8EAADB" w:space="0" w:sz="4" w:themeColor="accent1" w:themeTint="99" w:val="single"/>
+        <w:left w:color="8EAADB" w:space="0" w:sz="4" w:themeColor="accent1" w:themeTint="99" w:val="single"/>
+        <w:bottom w:color="8EAADB" w:space="0" w:sz="4" w:themeColor="accent1" w:themeTint="99" w:val="single"/>
+        <w:right w:color="8EAADB" w:space="0" w:sz="4" w:themeColor="accent1" w:themeTint="99" w:val="single"/>
+        <w:insideH w:color="8EAADB" w:space="0" w:sz="4" w:themeColor="accent1" w:themeTint="99" w:val="single"/>
+        <w:insideV w:color="8EAADB" w:space="0" w:sz="4" w:themeColor="accent1" w:themeTint="99" w:val="single"/>
+      </w:tblBorders>
+    </w:tblPr>
+    <w:tblStylePr w:type="firstRow">
+      <w:rPr>
+        <w:b/>
+        <w:bCs/>
+        <w:color w:themeColor="background1" w:val="FFFFFF"/>
+      </w:rPr>
+      <w:tblPr/>
+      <w:tcPr>
+        <w:tcBorders>
+          <w:top w:color="4472C4" w:space="0" w:sz="4" w:themeColor="accent1" w:val="single"/>
+          <w:left w:color="4472C4" w:space="0" w:sz="4" w:themeColor="accent1" w:val="single"/>
+          <w:bottom w:color="4472C4" w:space="0" w:sz="4" w:themeColor="accent1" w:val="single"/>
+          <w:right w:color="4472C4" w:space="0" w:sz="4" w:themeColor="accent1" w:val="single"/>
+          <w:insideH w:val="nil"/>
+          <w:insideV w:val="nil"/>
+        </w:tcBorders>
+        <w:shd w:color="auto" w:fill="4472C4" w:themeFill="accent1" w:val="clear"/>
+      </w:tcPr>
+    </w:tblStylePr>
+    <w:tblStylePr w:type="lastRow">
+      <w:rPr>
+        <w:b/>
+        <w:bCs/>
+      </w:rPr>
+      <w:tblPr/>
+      <w:tcPr>
+        <w:tcBorders>
+          <w:top w:color="4472C4" w:space="0" w:sz="4" w:themeColor="accent1" w:val="double"/>
+        </w:tcBorders>
+      </w:tcPr>
+    </w:tblStylePr>
+    <w:tblStylePr w:type="firstCol">
+      <w:rPr>
+        <w:b/>
+        <w:bCs/>
+      </w:rPr>
+    </w:tblStylePr>
+    <w:tblStylePr w:type="lastCol">
+      <w:rPr>
+        <w:b/>
+        <w:bCs/>
+      </w:rPr>
+    </w:tblStylePr>
+    <w:tblStylePr w:type="band1Vert">
+      <w:tblPr/>
+      <w:tcPr>
+        <w:shd w:color="auto" w:fill="D9E2F3" w:themeFill="accent1" w:themeFillTint="33" w:val="clear"/>
+      </w:tcPr>
+    </w:tblStylePr>
+    <w:tblStylePr w:type="band1Horz">
+      <w:tblPr/>
+      <w:tcPr>
+        <w:shd w:color="auto" w:fill="D9E2F3" w:themeFill="accent1" w:themeFillTint="33" w:val="clear"/>
+      </w:tcPr>
+    </w:tblStylePr>
+  </w:style>
+  <w:style w:styleId="ListTable6Colorful-Accent1" w:type="table">
+    <w:name w:val="List Table 6 Colorful Accent 1"/>
+    <w:basedOn w:val="TableNormal"/>
+    <w:uiPriority w:val="51"/>
+    <w:rsid w:val="00AA7070"/>
+    <w:rPr>
+      <w:color w:themeColor="accent1" w:themeShade="BF" w:val="2F5496"/>
+    </w:rPr>
+    <w:tblPr>
+      <w:tblStyleRowBandSize w:val="1"/>
+      <w:tblStyleColBandSize w:val="1"/>
+      <w:tblBorders>
+        <w:top w:color="4472C4" w:space="0" w:sz="4" w:themeColor="accent1" w:val="single"/>
+        <w:bottom w:color="4472C4" w:space="0" w:sz="4" w:themeColor="accent1" w:val="single"/>
+      </w:tblBorders>
+    </w:tblPr>
+    <w:tblStylePr w:type="firstRow">
+      <w:rPr>
+        <w:b/>
+        <w:bCs/>
+      </w:rPr>
+      <w:tblPr/>
+      <w:tcPr>
+        <w:tcBorders>
+          <w:bottom w:color="4472C4" w:space="0" w:sz="4" w:themeColor="accent1" w:val="single"/>
+        </w:tcBorders>
+      </w:tcPr>
+    </w:tblStylePr>
+    <w:tblStylePr w:type="lastRow">
+      <w:rPr>
+        <w:b/>
+        <w:bCs/>
+      </w:rPr>
+      <w:tblPr/>
+      <w:tcPr>
+        <w:tcBorders>
+          <w:top w:color="4472C4" w:space="0" w:sz="4" w:themeColor="accent1" w:val="double"/>
+        </w:tcBorders>
+      </w:tcPr>
+    </w:tblStylePr>
+    <w:tblStylePr w:type="firstCol">
+      <w:rPr>
+        <w:b/>
+        <w:bCs/>
+      </w:rPr>
+    </w:tblStylePr>
+    <w:tblStylePr w:type="lastCol">
+      <w:rPr>
+        <w:b/>
+        <w:bCs/>
+      </w:rPr>
+    </w:tblStylePr>
+    <w:tblStylePr w:type="band1Vert">
+      <w:tblPr/>
+      <w:tcPr>
+        <w:shd w:color="auto" w:fill="D9E2F3" w:themeFill="accent1" w:themeFillTint="33" w:val="clear"/>
+      </w:tcPr>
+    </w:tblStylePr>
+    <w:tblStylePr w:type="band1Horz">
+      <w:tblPr/>
+      <w:tcPr>
+        <w:shd w:color="auto" w:fill="D9E2F3" w:themeFill="accent1" w:themeFillTint="33" w:val="clear"/>
+      </w:tcPr>
+    </w:tblStylePr>
   </w:style>
   <w:style w:type="paragraph" w:customStyle="1" w:styleId="SourceCode">
     <w:name w:val="Source Code"/>
@@ -16961,39 +17782,39 @@
         <a:sysClr val="window" lastClr="FFFFFF"/>
       </a:lt1>
       <a:dk2>
-        <a:srgbClr val="0E2841"/>
+        <a:srgbClr val="44546A"/>
       </a:dk2>
       <a:lt2>
-        <a:srgbClr val="E8E8E8"/>
+        <a:srgbClr val="E7E6E6"/>
       </a:lt2>
       <a:accent1>
-        <a:srgbClr val="156082"/>
+        <a:srgbClr val="4472C4"/>
       </a:accent1>
       <a:accent2>
-        <a:srgbClr val="E97132"/>
+        <a:srgbClr val="ED7D31"/>
       </a:accent2>
       <a:accent3>
-        <a:srgbClr val="196B24"/>
+        <a:srgbClr val="A5A5A5"/>
       </a:accent3>
       <a:accent4>
-        <a:srgbClr val="0F9ED5"/>
+        <a:srgbClr val="FFC000"/>
       </a:accent4>
       <a:accent5>
-        <a:srgbClr val="A02B93"/>
+        <a:srgbClr val="5B9BD5"/>
       </a:accent5>
       <a:accent6>
-        <a:srgbClr val="4EA72E"/>
+        <a:srgbClr val="70AD47"/>
       </a:accent6>
       <a:hlink>
-        <a:srgbClr val="467886"/>
+        <a:srgbClr val="0563C1"/>
       </a:hlink>
       <a:folHlink>
-        <a:srgbClr val="96607D"/>
+        <a:srgbClr val="954F72"/>
       </a:folHlink>
     </a:clrScheme>
     <a:fontScheme name="Office">
       <a:majorFont>
-        <a:latin typeface="Aptos Display" panose="02110004020202020204"/>
+        <a:latin typeface="Calibri Light" panose="020F0302020204030204"/>
         <a:ea typeface=""/>
         <a:cs typeface=""/>
         <a:font script="Jpan" typeface="游ゴシック Light"/>
@@ -17045,7 +17866,7 @@
         <a:font script="Tfng" typeface="Ebrima"/>
       </a:majorFont>
       <a:minorFont>
-        <a:latin typeface="Aptos" panose="02110004020202020204"/>
+        <a:latin typeface="Calibri" panose="020F0502020204030204"/>
         <a:ea typeface=""/>
         <a:cs typeface=""/>
         <a:font script="Jpan" typeface="游明朝"/>
@@ -17239,7 +18060,7 @@
   <a:extraClrSchemeLst/>
   <a:extLst>
     <a:ext uri="{05A4C25C-085E-4340-85A3-A5531E510DB2}">
-      <thm15:themeFamily xmlns:thm15="http://schemas.microsoft.com/office/thememl/2012/main" name="Office Theme" id="{2E142A2C-CD16-42D6-873A-C26D2A0506FA}" vid="{1BDDFF52-6CD6-40A5-AB3C-68EB2F1E4D0A}"/>
+      <thm15:themeFamily xmlns:thm15="http://schemas.microsoft.com/office/thememl/2012/main" name="Office Theme" id="{62F939B6-93AF-4DB8-9C6B-D6C7DFDC589F}" vid="{4A3C46E8-61CC-4603-A589-7422A47A8E4A}"/>
     </a:ext>
   </a:extLst>
 </a:theme>

--- a/docs/chapter_downloads/Quintana_GoFish_Predation_and_Fleeing_Behavior.docx
+++ b/docs/chapter_downloads/Quintana_GoFish_Predation_and_Fleeing_Behavior.docx
@@ -17498,6 +17498,70 @@
       </w:tcPr>
     </w:tblStylePr>
   </w:style>
+  <w:style w:styleId="TOCHeading" w:type="paragraph">
+    <w:name w:val="TOC Heading"/>
+    <w:basedOn w:val="Heading1"/>
+    <w:next w:val="Normal"/>
+    <w:uiPriority w:val="39"/>
+    <w:unhideWhenUsed/>
+    <w:qFormat/>
+    <w:rsid w:val="00287085"/>
+    <w:pPr>
+      <w:keepNext/>
+      <w:keepLines/>
+      <w:pBdr>
+        <w:bottom w:color="auto" w:space="0" w:sz="0" w:val="none"/>
+      </w:pBdr>
+      <w:spacing w:after="0" w:before="240" w:line="259" w:lineRule="auto"/>
+      <w:outlineLvl w:val="9"/>
+    </w:pPr>
+    <w:rPr>
+      <w:rFonts w:asciiTheme="majorHAnsi" w:cstheme="majorBidi" w:eastAsiaTheme="majorEastAsia" w:hAnsiTheme="majorHAnsi"/>
+      <w:b w:val="0"/>
+      <w:bCs w:val="0"/>
+      <w:color w:themeColor="accent1" w:themeShade="BF" w:val="2F5496"/>
+      <w:sz w:val="32"/>
+      <w:szCs w:val="32"/>
+    </w:rPr>
+  </w:style>
+  <w:style w:styleId="TOC1" w:type="paragraph">
+    <w:name w:val="toc 1"/>
+    <w:basedOn w:val="Normal"/>
+    <w:next w:val="Normal"/>
+    <w:autoRedefine/>
+    <w:uiPriority w:val="39"/>
+    <w:unhideWhenUsed/>
+    <w:rsid w:val="00287085"/>
+    <w:pPr>
+      <w:spacing w:after="100"/>
+    </w:pPr>
+  </w:style>
+  <w:style w:styleId="TOC2" w:type="paragraph">
+    <w:name w:val="toc 2"/>
+    <w:basedOn w:val="Normal"/>
+    <w:next w:val="Normal"/>
+    <w:autoRedefine/>
+    <w:uiPriority w:val="39"/>
+    <w:unhideWhenUsed/>
+    <w:rsid w:val="00287085"/>
+    <w:pPr>
+      <w:spacing w:after="100"/>
+      <w:ind w:left="220"/>
+    </w:pPr>
+  </w:style>
+  <w:style w:styleId="TOC3" w:type="paragraph">
+    <w:name w:val="toc 3"/>
+    <w:basedOn w:val="Normal"/>
+    <w:next w:val="Normal"/>
+    <w:autoRedefine/>
+    <w:uiPriority w:val="39"/>
+    <w:unhideWhenUsed/>
+    <w:rsid w:val="00287085"/>
+    <w:pPr>
+      <w:spacing w:after="100"/>
+      <w:ind w:left="440"/>
+    </w:pPr>
+  </w:style>
   <w:style w:type="paragraph" w:customStyle="1" w:styleId="SourceCode">
     <w:name w:val="Source Code"/>
     <w:basedOn w:val="Normal"/>

--- a/docs/chapter_downloads/Quintana_GoFish_Predation_and_Fleeing_Behavior.docx
+++ b/docs/chapter_downloads/Quintana_GoFish_Predation_and_Fleeing_Behavior.docx
@@ -2,7 +2,7 @@
 <file path=word/document.xml><?xml version="1.0" encoding="utf-8"?>
 <w:document xmlns:w="http://schemas.openxmlformats.org/wordprocessingml/2006/main" xmlns:m="http://schemas.openxmlformats.org/officeDocument/2006/math" xmlns:r="http://schemas.openxmlformats.org/officeDocument/2006/relationships" xmlns:o="urn:schemas-microsoft-com:office:office" xmlns:v="urn:schemas-microsoft-com:vml" xmlns:w10="urn:schemas-microsoft-com:office:word" xmlns:a="http://schemas.openxmlformats.org/drawingml/2006/main" xmlns:pic="http://schemas.openxmlformats.org/drawingml/2006/picture" xmlns:wp="http://schemas.openxmlformats.org/drawingml/2006/wordprocessingDrawing">
   <w:body>
-    <w:bookmarkStart w:id="32" w:name="predation-and-fleeing-behavior"/>
+    <w:bookmarkStart w:id="38" w:name="predation-and-fleeing-behavior"/>
     <w:p>
       <w:pPr>
         <w:pStyle w:val="Heading1"/>
@@ -2415,7 +2415,7 @@
       </w:tr>
     </w:tbl>
     <w:bookmarkEnd w:id="18"/>
-    <w:bookmarkStart w:id="31" w:name="submodels"/>
+    <w:bookmarkStart w:id="25" w:name="submodels"/>
     <w:p>
       <w:pPr>
         <w:pStyle w:val="Heading2"/>
@@ -2661,7 +2661,7 @@
               <m:nor/>
               <m:sty m:val="p"/>
             </m:rPr>
-            <m:t>(C.101)</m:t>
+            <m:t>(15.1)</m:t>
           </m:r>
         </m:oMath>
       </m:oMathPara>
@@ -3100,7 +3100,7 @@
               <m:nor/>
               <m:sty m:val="p"/>
             </m:rPr>
-            <m:t>(C.102)</m:t>
+            <m:t>(15.2)</m:t>
           </m:r>
         </m:oMath>
       </m:oMathPara>
@@ -3592,7 +3592,7 @@
               <m:nor/>
               <m:sty m:val="p"/>
             </m:rPr>
-            <m:t>(C.103)</m:t>
+            <m:t>(15.3)</m:t>
           </m:r>
         </m:oMath>
       </m:oMathPara>
@@ -3865,7 +3865,7 @@
               <m:nor/>
               <m:sty m:val="p"/>
             </m:rPr>
-            <m:t>(C.104)</m:t>
+            <m:t>(15.4)</m:t>
           </m:r>
         </m:oMath>
       </m:oMathPara>
@@ -4066,7 +4066,7 @@
               <m:nor/>
               <m:sty m:val="p"/>
             </m:rPr>
-            <m:t>(C.105)</m:t>
+            <m:t>(15.5)</m:t>
           </m:r>
         </m:oMath>
       </m:oMathPara>
@@ -4330,7 +4330,7 @@
               <m:nor/>
               <m:sty m:val="p"/>
             </m:rPr>
-            <m:t>(C.106)</m:t>
+            <m:t>(15.6)</m:t>
           </m:r>
         </m:oMath>
       </m:oMathPara>
@@ -4610,7 +4610,7 @@
               <m:nor/>
               <m:sty m:val="p"/>
             </m:rPr>
-            <m:t>(C.107)</m:t>
+            <m:t>(15.7)</m:t>
           </m:r>
         </m:oMath>
       </m:oMathPara>
@@ -5038,7 +5038,7 @@
               <m:nor/>
               <m:sty m:val="p"/>
             </m:rPr>
-            <m:t>(C.108)</m:t>
+            <m:t>(15.8)</m:t>
           </m:r>
         </m:oMath>
       </m:oMathPara>
@@ -5309,7 +5309,7 @@
               <m:nor/>
               <m:sty m:val="p"/>
             </m:rPr>
-            <m:t>(C.109)</m:t>
+            <m:t>(15.9)</m:t>
           </m:r>
         </m:oMath>
       </m:oMathPara>
@@ -5506,7 +5506,7 @@
               <m:nor/>
               <m:sty m:val="p"/>
             </m:rPr>
-            <m:t>(C.110)</m:t>
+            <m:t>(15.10)</m:t>
           </m:r>
         </m:oMath>
       </m:oMathPara>
@@ -5870,7 +5870,7 @@
               <m:nor/>
               <m:sty m:val="p"/>
             </m:rPr>
-            <m:t>(C.111)</m:t>
+            <m:t>(15.11)</m:t>
           </m:r>
         </m:oMath>
       </m:oMathPara>
@@ -6114,7 +6114,7 @@
               <m:nor/>
               <m:sty m:val="p"/>
             </m:rPr>
-            <m:t>(C.112)</m:t>
+            <m:t>(15.12)</m:t>
           </m:r>
         </m:oMath>
       </m:oMathPara>
@@ -6474,7 +6474,7 @@
               <m:nor/>
               <m:sty m:val="p"/>
             </m:rPr>
-            <m:t>(C.113)</m:t>
+            <m:t>(15.13)</m:t>
           </m:r>
         </m:oMath>
       </m:oMathPara>
@@ -7022,7 +7022,7 @@
               <m:nor/>
               <m:sty m:val="p"/>
             </m:rPr>
-            <m:t>(C.114)</m:t>
+            <m:t>(15.14)</m:t>
           </m:r>
         </m:oMath>
       </m:oMathPara>
@@ -7474,7 +7474,7 @@
               <m:nor/>
               <m:sty m:val="p"/>
             </m:rPr>
-            <m:t>(C.115)</m:t>
+            <m:t>(15.15)</m:t>
           </m:r>
         </m:oMath>
       </m:oMathPara>
@@ -7737,7 +7737,7 @@
               <m:nor/>
               <m:sty m:val="p"/>
             </m:rPr>
-            <m:t>(C.116)</m:t>
+            <m:t>(15.16)</m:t>
           </m:r>
         </m:oMath>
       </m:oMathPara>
@@ -8010,7 +8010,7 @@
               <m:nor/>
               <m:sty m:val="p"/>
             </m:rPr>
-            <m:t>(C.117)</m:t>
+            <m:t>(15.17)</m:t>
           </m:r>
         </m:oMath>
       </m:oMathPara>
@@ -8281,7 +8281,7 @@
               <m:nor/>
               <m:sty m:val="p"/>
             </m:rPr>
-            <m:t>(C.118)</m:t>
+            <m:t>(15.18)</m:t>
           </m:r>
         </m:oMath>
       </m:oMathPara>
@@ -8661,7 +8661,7 @@
               <m:nor/>
               <m:sty m:val="p"/>
             </m:rPr>
-            <m:t>(C.119)</m:t>
+            <m:t>(15.19)</m:t>
           </m:r>
         </m:oMath>
       </m:oMathPara>
@@ -9035,7 +9035,7 @@
               <m:nor/>
               <m:sty m:val="p"/>
             </m:rPr>
-            <m:t>(C.120)</m:t>
+            <m:t>(15.20)</m:t>
           </m:r>
         </m:oMath>
       </m:oMathPara>
@@ -9396,7 +9396,7 @@
               <m:nor/>
               <m:sty m:val="p"/>
             </m:rPr>
-            <m:t>(C.121)</m:t>
+            <m:t>(15.21)</m:t>
           </m:r>
         </m:oMath>
       </m:oMathPara>
@@ -9984,7 +9984,7 @@
               <m:nor/>
               <m:sty m:val="p"/>
             </m:rPr>
-            <m:t>(C.122)</m:t>
+            <m:t>(15.22)</m:t>
           </m:r>
         </m:oMath>
       </m:oMathPara>
@@ -10361,7 +10361,7 @@
               <m:nor/>
               <m:sty m:val="p"/>
             </m:rPr>
-            <m:t>(C.123)</m:t>
+            <m:t>(15.23)</m:t>
           </m:r>
         </m:oMath>
       </m:oMathPara>
@@ -10636,7 +10636,7 @@
               <m:nor/>
               <m:sty m:val="p"/>
             </m:rPr>
-            <m:t>(C.124)</m:t>
+            <m:t>(15.24)</m:t>
           </m:r>
         </m:oMath>
       </m:oMathPara>
@@ -10934,7 +10934,7 @@
               <m:nor/>
               <m:sty m:val="p"/>
             </m:rPr>
-            <m:t>(C.125)</m:t>
+            <m:t>(15.25)</m:t>
           </m:r>
         </m:oMath>
       </m:oMathPara>
@@ -11205,7 +11205,7 @@
               <m:nor/>
               <m:sty m:val="p"/>
             </m:rPr>
-            <m:t>(C.126)</m:t>
+            <m:t>(15.26)</m:t>
           </m:r>
         </m:oMath>
       </m:oMathPara>
@@ -11597,7 +11597,7 @@
               <m:nor/>
               <m:sty m:val="p"/>
             </m:rPr>
-            <m:t>(C.127)</m:t>
+            <m:t>(15.27)</m:t>
           </m:r>
         </m:oMath>
       </m:oMathPara>
@@ -11956,7 +11956,7 @@
               <m:nor/>
               <m:sty m:val="p"/>
             </m:rPr>
-            <m:t>(C.128)</m:t>
+            <m:t>(15.28)</m:t>
           </m:r>
         </m:oMath>
       </m:oMathPara>
@@ -12302,7 +12302,7 @@
               <m:nor/>
               <m:sty m:val="p"/>
             </m:rPr>
-            <m:t>(C.129)</m:t>
+            <m:t>(15.29)</m:t>
           </m:r>
         </m:oMath>
       </m:oMathPara>
@@ -12519,7 +12519,7 @@
               <m:nor/>
               <m:sty m:val="p"/>
             </m:rPr>
-            <m:t>(C.130)</m:t>
+            <m:t>(15.30)</m:t>
           </m:r>
         </m:oMath>
       </m:oMathPara>
@@ -12806,7 +12806,7 @@
               <m:nor/>
               <m:sty m:val="p"/>
             </m:rPr>
-            <m:t>(C.131)</m:t>
+            <m:t>(15.31)</m:t>
           </m:r>
         </m:oMath>
       </m:oMathPara>
@@ -13099,7 +13099,7 @@
               <m:nor/>
               <m:sty m:val="p"/>
             </m:rPr>
-            <m:t>(C.132)</m:t>
+            <m:t>(15.32)</m:t>
           </m:r>
         </m:oMath>
       </m:oMathPara>
@@ -13468,7 +13468,7 @@
               <m:nor/>
               <m:sty m:val="p"/>
             </m:rPr>
-            <m:t>(C.133)</m:t>
+            <m:t>(15.33)</m:t>
           </m:r>
         </m:oMath>
       </m:oMathPara>
@@ -13670,7 +13670,7 @@
               <m:nor/>
               <m:sty m:val="p"/>
             </m:rPr>
-            <m:t>(C.134)</m:t>
+            <m:t>(15.34)</m:t>
           </m:r>
         </m:oMath>
       </m:oMathPara>
@@ -13919,7 +13919,7 @@
               <m:nor/>
               <m:sty m:val="p"/>
             </m:rPr>
-            <m:t>(C.135)</m:t>
+            <m:t>(15.35)</m:t>
           </m:r>
         </m:oMath>
       </m:oMathPara>
@@ -14215,7 +14215,7 @@
               <m:nor/>
               <m:sty m:val="p"/>
             </m:rPr>
-            <m:t>(C.136)</m:t>
+            <m:t>(15.36)</m:t>
           </m:r>
         </m:oMath>
       </m:oMathPara>
@@ -14490,7 +14490,7 @@
               <m:nor/>
               <m:sty m:val="p"/>
             </m:rPr>
-            <m:t>(C.137)</m:t>
+            <m:t>(15.37)</m:t>
           </m:r>
         </m:oMath>
       </m:oMathPara>
@@ -14833,7 +14833,7 @@
               <m:nor/>
               <m:sty m:val="p"/>
             </m:rPr>
-            <m:t>(C.138)</m:t>
+            <m:t>(15.38)</m:t>
           </m:r>
         </m:oMath>
       </m:oMathPara>
@@ -15048,7 +15048,7 @@
               <m:nor/>
               <m:sty m:val="p"/>
             </m:rPr>
-            <m:t>(C.139)</m:t>
+            <m:t>(15.39)</m:t>
           </m:r>
         </m:oMath>
       </m:oMathPara>
@@ -15245,7 +15245,7 @@
               <m:nor/>
               <m:sty m:val="p"/>
             </m:rPr>
-            <m:t>(C.140)</m:t>
+            <m:t>(15.40)</m:t>
           </m:r>
         </m:oMath>
       </m:oMathPara>
@@ -15406,7 +15406,7 @@
               <m:nor/>
               <m:sty m:val="p"/>
             </m:rPr>
-            <m:t>(C.141)</m:t>
+            <m:t>(15.41)</m:t>
           </m:r>
         </m:oMath>
       </m:oMathPara>
@@ -15485,7 +15485,7 @@
       </w:r>
     </w:p>
     <w:bookmarkEnd w:id="23"/>
-    <w:bookmarkStart w:id="30" w:name="Xb22ddaa170c6d492dcfef61aef5d5284787362c"/>
+    <w:bookmarkStart w:id="24" w:name="Xb22ddaa170c6d492dcfef61aef5d5284787362c"/>
     <w:p>
       <w:pPr>
         <w:pStyle w:val="Heading3"/>
@@ -15690,7 +15690,7 @@
               <m:nor/>
               <m:sty m:val="p"/>
             </m:rPr>
-            <m:t>(C.142)</m:t>
+            <m:t>(15.42)</m:t>
           </m:r>
         </m:oMath>
       </m:oMathPara>
@@ -15783,8 +15783,3696 @@
         <w:t xml:space="preserve">units).</w:t>
       </w:r>
     </w:p>
-    <w:bookmarkStart w:id="29" w:name="refs"/>
-    <w:bookmarkStart w:id="25" w:name="ref-diz-pita_predatorprey_2021"/>
+    <w:bookmarkEnd w:id="24"/>
+    <w:bookmarkEnd w:id="25"/>
+    <w:bookmarkStart w:id="37" w:name="netlogo-implementation"/>
+    <w:p>
+      <w:pPr>
+        <w:pStyle w:val="Heading2"/>
+      </w:pPr>
+      <w:r>
+        <w:t xml:space="preserve">Netlogo Implementation</w:t>
+      </w:r>
+    </w:p>
+    <w:bookmarkStart w:id="26" w:name="flee-predators"/>
+    <w:p>
+      <w:pPr>
+        <w:pStyle w:val="Heading3"/>
+      </w:pPr>
+      <w:r>
+        <w:t xml:space="preserve">Flee Predators</w:t>
+      </w:r>
+    </w:p>
+    <w:p>
+      <w:pPr>
+        <w:pStyle w:val="SourceCode"/>
+      </w:pPr>
+      <w:r>
+        <w:rPr>
+          <w:rStyle w:val="VerbatimChar"/>
+        </w:rPr>
+        <w:t xml:space="preserve">to flee-stripedbass</w:t>
+      </w:r>
+      <w:r>
+        <w:br/>
+      </w:r>
+      <w:r>
+        <w:rPr>
+          <w:rStyle w:val="VerbatimChar"/>
+        </w:rPr>
+        <w:t xml:space="preserve">      if speed &lt;= max-speed [</w:t>
+      </w:r>
+      <w:r>
+        <w:br/>
+      </w:r>
+      <w:r>
+        <w:rPr>
+          <w:rStyle w:val="VerbatimChar"/>
+        </w:rPr>
+        <w:t xml:space="preserve">        set speed max-speed</w:t>
+      </w:r>
+      <w:r>
+        <w:br/>
+      </w:r>
+      <w:r>
+        <w:rPr>
+          <w:rStyle w:val="VerbatimChar"/>
+        </w:rPr>
+        <w:t xml:space="preserve">          ;; how far can the fish travel this tick</w:t>
+      </w:r>
+      <w:r>
+        <w:br/>
+      </w:r>
+      <w:r>
+        <w:rPr>
+          <w:rStyle w:val="VerbatimChar"/>
+        </w:rPr>
+        <w:t xml:space="preserve">      let travel-distance (speed / 3)</w:t>
+      </w:r>
+      <w:r>
+        <w:br/>
+      </w:r>
+      <w:r>
+        <w:rPr>
+          <w:rStyle w:val="VerbatimChar"/>
+        </w:rPr>
+        <w:t xml:space="preserve">      let cur-loc patch-here</w:t>
+      </w:r>
+      <w:r>
+        <w:br/>
+      </w:r>
+      <w:r>
+        <w:rPr>
+          <w:rStyle w:val="VerbatimChar"/>
+        </w:rPr>
+        <w:t xml:space="preserve">      </w:t>
+      </w:r>
+      <w:r>
+        <w:br/>
+      </w:r>
+      <w:r>
+        <w:rPr>
+          <w:rStyle w:val="VerbatimChar"/>
+        </w:rPr>
+        <w:t xml:space="preserve">      ;; random small turn</w:t>
+      </w:r>
+      <w:r>
+        <w:br/>
+      </w:r>
+      <w:r>
+        <w:rPr>
+          <w:rStyle w:val="VerbatimChar"/>
+        </w:rPr>
+        <w:t xml:space="preserve">      rt (random 30) - 15</w:t>
+      </w:r>
+      <w:r>
+        <w:br/>
+      </w:r>
+      <w:r>
+        <w:rPr>
+          <w:rStyle w:val="VerbatimChar"/>
+        </w:rPr>
+        <w:t xml:space="preserve">      </w:t>
+      </w:r>
+      <w:r>
+        <w:br/>
+      </w:r>
+      <w:r>
+        <w:rPr>
+          <w:rStyle w:val="VerbatimChar"/>
+        </w:rPr>
+        <w:t xml:space="preserve">      ;; patches in a cone in front, out to vision-distance</w:t>
+      </w:r>
+      <w:r>
+        <w:br/>
+      </w:r>
+      <w:r>
+        <w:rPr>
+          <w:rStyle w:val="VerbatimChar"/>
+        </w:rPr>
+        <w:t xml:space="preserve">      let forward-patches patches in-radius travel-distance</w:t>
+      </w:r>
+      <w:r>
+        <w:br/>
+      </w:r>
+      <w:r>
+        <w:rPr>
+          <w:rStyle w:val="VerbatimChar"/>
+        </w:rPr>
+        <w:t xml:space="preserve">      </w:t>
+      </w:r>
+      <w:r>
+        <w:br/>
+      </w:r>
+      <w:r>
+        <w:rPr>
+          <w:rStyle w:val="VerbatimChar"/>
+        </w:rPr>
+        <w:t xml:space="preserve">      ;; keep only water patches that are within travel-distance</w:t>
+      </w:r>
+      <w:r>
+        <w:br/>
+      </w:r>
+      <w:r>
+        <w:rPr>
+          <w:rStyle w:val="VerbatimChar"/>
+        </w:rPr>
+        <w:t xml:space="preserve">      let patch-options forward-patches with [</w:t>
+      </w:r>
+      <w:r>
+        <w:br/>
+      </w:r>
+      <w:r>
+        <w:rPr>
+          <w:rStyle w:val="VerbatimChar"/>
+        </w:rPr>
+        <w:t xml:space="preserve">        patch-terrain = "water"</w:t>
+      </w:r>
+      <w:r>
+        <w:br/>
+      </w:r>
+      <w:r>
+        <w:rPr>
+          <w:rStyle w:val="VerbatimChar"/>
+        </w:rPr>
+        <w:t xml:space="preserve">      ]</w:t>
+      </w:r>
+      <w:r>
+        <w:br/>
+      </w:r>
+      <w:r>
+        <w:rPr>
+          <w:rStyle w:val="VerbatimChar"/>
+        </w:rPr>
+        <w:t xml:space="preserve">      </w:t>
+      </w:r>
+      <w:r>
+        <w:br/>
+      </w:r>
+      <w:r>
+        <w:rPr>
+          <w:rStyle w:val="VerbatimChar"/>
+        </w:rPr>
+        <w:t xml:space="preserve">      ;; if no patch available → don't move</w:t>
+      </w:r>
+      <w:r>
+        <w:br/>
+      </w:r>
+      <w:r>
+        <w:rPr>
+          <w:rStyle w:val="VerbatimChar"/>
+        </w:rPr>
+        <w:t xml:space="preserve">      if not any? patch-options [</w:t>
+      </w:r>
+      <w:r>
+        <w:br/>
+      </w:r>
+      <w:r>
+        <w:rPr>
+          <w:rStyle w:val="VerbatimChar"/>
+        </w:rPr>
+        <w:t xml:space="preserve">        set planned-path [] </w:t>
+      </w:r>
+      <w:r>
+        <w:br/>
+      </w:r>
+      <w:r>
+        <w:rPr>
+          <w:rStyle w:val="VerbatimChar"/>
+        </w:rPr>
+        <w:t xml:space="preserve">        set patch-options neighbors with [patch-terrain = "water"]</w:t>
+      </w:r>
+      <w:r>
+        <w:br/>
+      </w:r>
+      <w:r>
+        <w:rPr>
+          <w:rStyle w:val="VerbatimChar"/>
+        </w:rPr>
+        <w:t xml:space="preserve">      ]</w:t>
+      </w:r>
+      <w:r>
+        <w:br/>
+      </w:r>
+      <w:r>
+        <w:rPr>
+          <w:rStyle w:val="VerbatimChar"/>
+        </w:rPr>
+        <w:t xml:space="preserve">      </w:t>
+      </w:r>
+      <w:r>
+        <w:br/>
+      </w:r>
+      <w:r>
+        <w:rPr>
+          <w:rStyle w:val="VerbatimChar"/>
+        </w:rPr>
+        <w:t xml:space="preserve">      ;; pick a random forward patch</w:t>
+      </w:r>
+      <w:r>
+        <w:br/>
+      </w:r>
+      <w:r>
+        <w:rPr>
+          <w:rStyle w:val="VerbatimChar"/>
+        </w:rPr>
+        <w:t xml:space="preserve">      let target-patch one-of patch-options</w:t>
+      </w:r>
+      <w:r>
+        <w:br/>
+      </w:r>
+      <w:r>
+        <w:rPr>
+          <w:rStyle w:val="VerbatimChar"/>
+        </w:rPr>
+        <w:t xml:space="preserve">      </w:t>
+      </w:r>
+      <w:r>
+        <w:br/>
+      </w:r>
+      <w:r>
+        <w:rPr>
+          <w:rStyle w:val="VerbatimChar"/>
+        </w:rPr>
+        <w:t xml:space="preserve">      ;; Determine shortest direct path (1-step or multi-step)</w:t>
+      </w:r>
+      <w:r>
+        <w:br/>
+      </w:r>
+      <w:r>
+        <w:rPr>
+          <w:rStyle w:val="VerbatimChar"/>
+        </w:rPr>
+        <w:t xml:space="preserve">      let path build-path-to-prey cur-loc target-patch</w:t>
+      </w:r>
+      <w:r>
+        <w:br/>
+      </w:r>
+      <w:r>
+        <w:rPr>
+          <w:rStyle w:val="VerbatimChar"/>
+        </w:rPr>
+        <w:t xml:space="preserve">      </w:t>
+      </w:r>
+      <w:r>
+        <w:br/>
+      </w:r>
+      <w:r>
+        <w:rPr>
+          <w:rStyle w:val="VerbatimChar"/>
+        </w:rPr>
+        <w:t xml:space="preserve">      ;; remove the starting patch if it equals current position</w:t>
+      </w:r>
+      <w:r>
+        <w:br/>
+      </w:r>
+      <w:r>
+        <w:rPr>
+          <w:rStyle w:val="VerbatimChar"/>
+        </w:rPr>
+        <w:t xml:space="preserve">      if first path = cur-loc [</w:t>
+      </w:r>
+      <w:r>
+        <w:br/>
+      </w:r>
+      <w:r>
+        <w:rPr>
+          <w:rStyle w:val="VerbatimChar"/>
+        </w:rPr>
+        <w:t xml:space="preserve">        set path but-first path</w:t>
+      </w:r>
+      <w:r>
+        <w:br/>
+      </w:r>
+      <w:r>
+        <w:rPr>
+          <w:rStyle w:val="VerbatimChar"/>
+        </w:rPr>
+        <w:t xml:space="preserve">      ]</w:t>
+      </w:r>
+      <w:r>
+        <w:br/>
+      </w:r>
+      <w:r>
+        <w:rPr>
+          <w:rStyle w:val="VerbatimChar"/>
+        </w:rPr>
+        <w:t xml:space="preserve">      </w:t>
+      </w:r>
+      <w:r>
+        <w:br/>
+      </w:r>
+      <w:r>
+        <w:rPr>
+          <w:rStyle w:val="VerbatimChar"/>
+        </w:rPr>
+        <w:t xml:space="preserve">      set planned-path path</w:t>
+      </w:r>
+      <w:r>
+        <w:br/>
+      </w:r>
+      <w:r>
+        <w:rPr>
+          <w:rStyle w:val="VerbatimChar"/>
+        </w:rPr>
+        <w:t xml:space="preserve">      </w:t>
+      </w:r>
+      <w:r>
+        <w:br/>
+      </w:r>
+      <w:r>
+        <w:rPr>
+          <w:rStyle w:val="VerbatimChar"/>
+        </w:rPr>
+        <w:t xml:space="preserve">      ;; If path exists</w:t>
+      </w:r>
+      <w:r>
+        <w:br/>
+      </w:r>
+      <w:r>
+        <w:rPr>
+          <w:rStyle w:val="VerbatimChar"/>
+        </w:rPr>
+        <w:t xml:space="preserve">      if not empty? path [</w:t>
+      </w:r>
+      <w:r>
+        <w:br/>
+      </w:r>
+      <w:r>
+        <w:rPr>
+          <w:rStyle w:val="VerbatimChar"/>
+        </w:rPr>
+        <w:t xml:space="preserve">        </w:t>
+      </w:r>
+      <w:r>
+        <w:br/>
+      </w:r>
+      <w:r>
+        <w:rPr>
+          <w:rStyle w:val="VerbatimChar"/>
+        </w:rPr>
+        <w:t xml:space="preserve">        ;; How many patches to move this tick</w:t>
+      </w:r>
+      <w:r>
+        <w:br/>
+      </w:r>
+      <w:r>
+        <w:rPr>
+          <w:rStyle w:val="VerbatimChar"/>
+        </w:rPr>
+        <w:t xml:space="preserve">        let steps-to-move ceiling travel-distance</w:t>
+      </w:r>
+      <w:r>
+        <w:br/>
+      </w:r>
+      <w:r>
+        <w:rPr>
+          <w:rStyle w:val="VerbatimChar"/>
+        </w:rPr>
+        <w:t xml:space="preserve">        </w:t>
+      </w:r>
+      <w:r>
+        <w:br/>
+      </w:r>
+      <w:r>
+        <w:rPr>
+          <w:rStyle w:val="VerbatimChar"/>
+        </w:rPr>
+        <w:t xml:space="preserve">        ;; Extract only the patches we will actually traverse</w:t>
+      </w:r>
+      <w:r>
+        <w:br/>
+      </w:r>
+      <w:r>
+        <w:rPr>
+          <w:rStyle w:val="VerbatimChar"/>
+        </w:rPr>
+        <w:t xml:space="preserve">        let move-patches sublist path 0 (min list steps-to-move length path)</w:t>
+      </w:r>
+      <w:r>
+        <w:br/>
+      </w:r>
+      <w:r>
+        <w:rPr>
+          <w:rStyle w:val="VerbatimChar"/>
+        </w:rPr>
+        <w:t xml:space="preserve">        ;; 6. If we moved, compute difficulty of the final patch</w:t>
+      </w:r>
+      <w:r>
+        <w:br/>
+      </w:r>
+      <w:r>
+        <w:rPr>
+          <w:rStyle w:val="VerbatimChar"/>
+        </w:rPr>
+        <w:t xml:space="preserve">        let next-step last move-patches</w:t>
+      </w:r>
+      <w:r>
+        <w:br/>
+      </w:r>
+      <w:r>
+        <w:rPr>
+          <w:rStyle w:val="VerbatimChar"/>
+        </w:rPr>
+        <w:t xml:space="preserve">        calculate-chase-difficulty next-step</w:t>
+      </w:r>
+      <w:r>
+        <w:br/>
+      </w:r>
+      <w:r>
+        <w:rPr>
+          <w:rStyle w:val="VerbatimChar"/>
+        </w:rPr>
+        <w:t xml:space="preserve">        </w:t>
+      </w:r>
+      <w:r>
+        <w:br/>
+      </w:r>
+      <w:r>
+        <w:rPr>
+          <w:rStyle w:val="VerbatimChar"/>
+        </w:rPr>
+        <w:t xml:space="preserve">        ;; Store starting patch</w:t>
+      </w:r>
+      <w:r>
+        <w:br/>
+      </w:r>
+      <w:r>
+        <w:rPr>
+          <w:rStyle w:val="VerbatimChar"/>
+        </w:rPr>
+        <w:t xml:space="preserve">        let old-patch patch-here</w:t>
+      </w:r>
+      <w:r>
+        <w:br/>
+      </w:r>
+      <w:r>
+        <w:rPr>
+          <w:rStyle w:val="VerbatimChar"/>
+        </w:rPr>
+        <w:t xml:space="preserve">        </w:t>
+      </w:r>
+      <w:r>
+        <w:br/>
+      </w:r>
+      <w:r>
+        <w:rPr>
+          <w:rStyle w:val="VerbatimChar"/>
+        </w:rPr>
+        <w:t xml:space="preserve">        ;; Move along path step-by-step</w:t>
+      </w:r>
+      <w:r>
+        <w:br/>
+      </w:r>
+      <w:r>
+        <w:rPr>
+          <w:rStyle w:val="VerbatimChar"/>
+        </w:rPr>
+        <w:t xml:space="preserve">        foreach move-patches [ p -&gt;</w:t>
+      </w:r>
+      <w:r>
+        <w:br/>
+      </w:r>
+      <w:r>
+        <w:rPr>
+          <w:rStyle w:val="VerbatimChar"/>
+        </w:rPr>
+        <w:t xml:space="preserve">          </w:t>
+      </w:r>
+      <w:r>
+        <w:br/>
+      </w:r>
+      <w:r>
+        <w:rPr>
+          <w:rStyle w:val="VerbatimChar"/>
+        </w:rPr>
+        <w:t xml:space="preserve">          ;; -------- VISIT COUNTING --------</w:t>
+      </w:r>
+      <w:r>
+        <w:br/>
+      </w:r>
+      <w:r>
+        <w:rPr>
+          <w:rStyle w:val="VerbatimChar"/>
+        </w:rPr>
+        <w:t xml:space="preserve">          if p != old-patch [</w:t>
+      </w:r>
+      <w:r>
+        <w:br/>
+      </w:r>
+      <w:r>
+        <w:rPr>
+          <w:rStyle w:val="VerbatimChar"/>
+        </w:rPr>
+        <w:t xml:space="preserve">            ask p [</w:t>
+      </w:r>
+      <w:r>
+        <w:br/>
+      </w:r>
+      <w:r>
+        <w:rPr>
+          <w:rStyle w:val="VerbatimChar"/>
+        </w:rPr>
+        <w:t xml:space="preserve">              set visits-by-alewife (visits-by-alewife + 1)</w:t>
+      </w:r>
+      <w:r>
+        <w:br/>
+      </w:r>
+      <w:r>
+        <w:rPr>
+          <w:rStyle w:val="VerbatimChar"/>
+        </w:rPr>
+        <w:t xml:space="preserve">            ]</w:t>
+      </w:r>
+      <w:r>
+        <w:br/>
+      </w:r>
+      <w:r>
+        <w:rPr>
+          <w:rStyle w:val="VerbatimChar"/>
+        </w:rPr>
+        <w:t xml:space="preserve">            set old-patch p</w:t>
+      </w:r>
+      <w:r>
+        <w:br/>
+      </w:r>
+      <w:r>
+        <w:rPr>
+          <w:rStyle w:val="VerbatimChar"/>
+        </w:rPr>
+        <w:t xml:space="preserve">          ]</w:t>
+      </w:r>
+      <w:r>
+        <w:br/>
+      </w:r>
+      <w:r>
+        <w:rPr>
+          <w:rStyle w:val="VerbatimChar"/>
+        </w:rPr>
+        <w:t xml:space="preserve">          </w:t>
+      </w:r>
+      <w:r>
+        <w:br/>
+      </w:r>
+      <w:r>
+        <w:rPr>
+          <w:rStyle w:val="VerbatimChar"/>
+        </w:rPr>
+        <w:t xml:space="preserve">          ;; -------- MOVE --------</w:t>
+      </w:r>
+      <w:r>
+        <w:br/>
+      </w:r>
+      <w:r>
+        <w:rPr>
+          <w:rStyle w:val="VerbatimChar"/>
+        </w:rPr>
+        <w:t xml:space="preserve">          face p</w:t>
+      </w:r>
+      <w:r>
+        <w:br/>
+      </w:r>
+      <w:r>
+        <w:rPr>
+          <w:rStyle w:val="VerbatimChar"/>
+        </w:rPr>
+        <w:t xml:space="preserve">          move-to p</w:t>
+      </w:r>
+      <w:r>
+        <w:br/>
+      </w:r>
+      <w:r>
+        <w:rPr>
+          <w:rStyle w:val="VerbatimChar"/>
+        </w:rPr>
+        <w:t xml:space="preserve">          </w:t>
+      </w:r>
+      <w:r>
+        <w:br/>
+      </w:r>
+      <w:r>
+        <w:rPr>
+          <w:rStyle w:val="VerbatimChar"/>
+        </w:rPr>
+        <w:t xml:space="preserve">          ;; -------- TIME SPENT --------</w:t>
+      </w:r>
+      <w:r>
+        <w:br/>
+      </w:r>
+      <w:r>
+        <w:rPr>
+          <w:rStyle w:val="VerbatimChar"/>
+        </w:rPr>
+        <w:t xml:space="preserve">          ask p [</w:t>
+      </w:r>
+      <w:r>
+        <w:br/>
+      </w:r>
+      <w:r>
+        <w:rPr>
+          <w:rStyle w:val="VerbatimChar"/>
+        </w:rPr>
+        <w:t xml:space="preserve">            set ticks-spent-alewife (ticks-spent-alewife + 1)</w:t>
+      </w:r>
+      <w:r>
+        <w:br/>
+      </w:r>
+      <w:r>
+        <w:rPr>
+          <w:rStyle w:val="VerbatimChar"/>
+        </w:rPr>
+        <w:t xml:space="preserve">          ]</w:t>
+      </w:r>
+      <w:r>
+        <w:br/>
+      </w:r>
+      <w:r>
+        <w:rPr>
+          <w:rStyle w:val="VerbatimChar"/>
+        </w:rPr>
+        <w:t xml:space="preserve">        ]</w:t>
+      </w:r>
+      <w:r>
+        <w:br/>
+      </w:r>
+      <w:r>
+        <w:rPr>
+          <w:rStyle w:val="VerbatimChar"/>
+        </w:rPr>
+        <w:t xml:space="preserve">        </w:t>
+      </w:r>
+      <w:r>
+        <w:br/>
+      </w:r>
+      <w:r>
+        <w:rPr>
+          <w:rStyle w:val="VerbatimChar"/>
+        </w:rPr>
+        <w:t xml:space="preserve">        if not member? patch-here trail [</w:t>
+      </w:r>
+      <w:r>
+        <w:br/>
+      </w:r>
+      <w:r>
+        <w:rPr>
+          <w:rStyle w:val="VerbatimChar"/>
+        </w:rPr>
+        <w:t xml:space="preserve">          set trail lput patch-here trail</w:t>
+      </w:r>
+      <w:r>
+        <w:br/>
+      </w:r>
+      <w:r>
+        <w:rPr>
+          <w:rStyle w:val="VerbatimChar"/>
+        </w:rPr>
+        <w:t xml:space="preserve">        ]</w:t>
+      </w:r>
+      <w:r>
+        <w:br/>
+      </w:r>
+      <w:r>
+        <w:rPr>
+          <w:rStyle w:val="VerbatimChar"/>
+        </w:rPr>
+        <w:t xml:space="preserve">      ]</w:t>
+      </w:r>
+      <w:r>
+        <w:br/>
+      </w:r>
+      <w:r>
+        <w:rPr>
+          <w:rStyle w:val="VerbatimChar"/>
+        </w:rPr>
+        <w:t xml:space="preserve">      ]</w:t>
+      </w:r>
+      <w:r>
+        <w:br/>
+      </w:r>
+      <w:r>
+        <w:rPr>
+          <w:rStyle w:val="VerbatimChar"/>
+        </w:rPr>
+        <w:t xml:space="preserve">      ;set rest-time alewife-rest-time</w:t>
+      </w:r>
+      <w:r>
+        <w:br/>
+      </w:r>
+      <w:r>
+        <w:rPr>
+          <w:rStyle w:val="VerbatimChar"/>
+        </w:rPr>
+        <w:t xml:space="preserve">      ; set color green</w:t>
+      </w:r>
+      <w:r>
+        <w:br/>
+      </w:r>
+      <w:r>
+        <w:rPr>
+          <w:rStyle w:val="VerbatimChar"/>
+        </w:rPr>
+        <w:t xml:space="preserve">end</w:t>
+      </w:r>
+    </w:p>
+    <w:bookmarkEnd w:id="26"/>
+    <w:bookmarkStart w:id="27" w:name="scare-prey"/>
+    <w:p>
+      <w:pPr>
+        <w:pStyle w:val="Heading3"/>
+      </w:pPr>
+      <w:r>
+        <w:t xml:space="preserve">Scare Prey</w:t>
+      </w:r>
+    </w:p>
+    <w:p>
+      <w:pPr>
+        <w:pStyle w:val="SourceCode"/>
+      </w:pPr>
+      <w:r>
+        <w:rPr>
+          <w:rStyle w:val="VerbatimChar"/>
+        </w:rPr>
+        <w:t xml:space="preserve">to scare-prey ;; predator procedure</w:t>
+      </w:r>
+      <w:r>
+        <w:br/>
+      </w:r>
+      <w:r>
+        <w:rPr>
+          <w:rStyle w:val="VerbatimChar"/>
+        </w:rPr>
+        <w:t xml:space="preserve">if any? alewives in-radius vision-distance [</w:t>
+      </w:r>
+      <w:r>
+        <w:br/>
+      </w:r>
+      <w:r>
+        <w:rPr>
+          <w:rStyle w:val="VerbatimChar"/>
+        </w:rPr>
+        <w:t xml:space="preserve">  scare-right  ;; prey on right side will flee right</w:t>
+      </w:r>
+      <w:r>
+        <w:br/>
+      </w:r>
+      <w:r>
+        <w:rPr>
+          <w:rStyle w:val="VerbatimChar"/>
+        </w:rPr>
+        <w:t xml:space="preserve">  rt 90</w:t>
+      </w:r>
+      <w:r>
+        <w:br/>
+      </w:r>
+      <w:r>
+        <w:rPr>
+          <w:rStyle w:val="VerbatimChar"/>
+        </w:rPr>
+        <w:t xml:space="preserve">  scare-left  ;; prey on left side will flee left</w:t>
+      </w:r>
+      <w:r>
+        <w:br/>
+      </w:r>
+      <w:r>
+        <w:rPr>
+          <w:rStyle w:val="VerbatimChar"/>
+        </w:rPr>
+        <w:t xml:space="preserve">  left 90</w:t>
+      </w:r>
+      <w:r>
+        <w:br/>
+      </w:r>
+      <w:r>
+        <w:rPr>
+          <w:rStyle w:val="VerbatimChar"/>
+        </w:rPr>
+        <w:t xml:space="preserve">  scare-down ;; prey underneath will flee down</w:t>
+      </w:r>
+      <w:r>
+        <w:br/>
+      </w:r>
+      <w:r>
+        <w:rPr>
+          <w:rStyle w:val="VerbatimChar"/>
+        </w:rPr>
+        <w:t xml:space="preserve">  right 180</w:t>
+      </w:r>
+      <w:r>
+        <w:br/>
+      </w:r>
+      <w:r>
+        <w:rPr>
+          <w:rStyle w:val="VerbatimChar"/>
+        </w:rPr>
+        <w:t xml:space="preserve">  scare-up ;; prey underneath will flee down</w:t>
+      </w:r>
+      <w:r>
+        <w:br/>
+      </w:r>
+      <w:r>
+        <w:rPr>
+          <w:rStyle w:val="VerbatimChar"/>
+        </w:rPr>
+        <w:t xml:space="preserve">  right 0</w:t>
+      </w:r>
+      <w:r>
+        <w:br/>
+      </w:r>
+      <w:r>
+        <w:rPr>
+          <w:rStyle w:val="VerbatimChar"/>
+        </w:rPr>
+        <w:t xml:space="preserve">  ]</w:t>
+      </w:r>
+      <w:r>
+        <w:br/>
+      </w:r>
+      <w:r>
+        <w:rPr>
+          <w:rStyle w:val="VerbatimChar"/>
+        </w:rPr>
+        <w:t xml:space="preserve">end</w:t>
+      </w:r>
+      <w:r>
+        <w:br/>
+      </w:r>
+      <w:r>
+        <w:br/>
+      </w:r>
+      <w:r>
+        <w:rPr>
+          <w:rStyle w:val="VerbatimChar"/>
+        </w:rPr>
+        <w:t xml:space="preserve">to scare-right  ;; prey on right side will flee right</w:t>
+      </w:r>
+      <w:r>
+        <w:br/>
+      </w:r>
+      <w:r>
+        <w:rPr>
+          <w:rStyle w:val="VerbatimChar"/>
+        </w:rPr>
+        <w:t xml:space="preserve"> ask alewives in-cone vision-distance 180 [</w:t>
+      </w:r>
+      <w:r>
+        <w:br/>
+      </w:r>
+      <w:r>
+        <w:rPr>
+          <w:rStyle w:val="VerbatimChar"/>
+        </w:rPr>
+        <w:t xml:space="preserve">    if any? stripedbass in-cone vision-distance 270 and energy &gt; 0 [</w:t>
+      </w:r>
+      <w:r>
+        <w:br/>
+      </w:r>
+      <w:r>
+        <w:rPr>
+          <w:rStyle w:val="VerbatimChar"/>
+        </w:rPr>
+        <w:t xml:space="preserve">      set fleeing? true</w:t>
+      </w:r>
+      <w:r>
+        <w:br/>
+      </w:r>
+      <w:r>
+        <w:rPr>
+          <w:rStyle w:val="VerbatimChar"/>
+        </w:rPr>
+        <w:t xml:space="preserve">      right 90</w:t>
+      </w:r>
+      <w:r>
+        <w:br/>
+      </w:r>
+      <w:r>
+        <w:rPr>
+          <w:rStyle w:val="VerbatimChar"/>
+        </w:rPr>
+        <w:t xml:space="preserve">    ]</w:t>
+      </w:r>
+      <w:r>
+        <w:br/>
+      </w:r>
+      <w:r>
+        <w:rPr>
+          <w:rStyle w:val="VerbatimChar"/>
+        </w:rPr>
+        <w:t xml:space="preserve">    if not any? stripedbass in-cone vision-distance 270 or energy &lt;= 0 [</w:t>
+      </w:r>
+      <w:r>
+        <w:br/>
+      </w:r>
+      <w:r>
+        <w:rPr>
+          <w:rStyle w:val="VerbatimChar"/>
+        </w:rPr>
+        <w:t xml:space="preserve">      set fleeing? false</w:t>
+      </w:r>
+      <w:r>
+        <w:br/>
+      </w:r>
+      <w:r>
+        <w:rPr>
+          <w:rStyle w:val="VerbatimChar"/>
+        </w:rPr>
+        <w:t xml:space="preserve">    ]</w:t>
+      </w:r>
+      <w:r>
+        <w:br/>
+      </w:r>
+      <w:r>
+        <w:br/>
+      </w:r>
+      <w:r>
+        <w:rPr>
+          <w:rStyle w:val="VerbatimChar"/>
+        </w:rPr>
+        <w:t xml:space="preserve">  ]</w:t>
+      </w:r>
+      <w:r>
+        <w:br/>
+      </w:r>
+      <w:r>
+        <w:rPr>
+          <w:rStyle w:val="VerbatimChar"/>
+        </w:rPr>
+        <w:t xml:space="preserve">end</w:t>
+      </w:r>
+      <w:r>
+        <w:br/>
+      </w:r>
+      <w:r>
+        <w:br/>
+      </w:r>
+      <w:r>
+        <w:rPr>
+          <w:rStyle w:val="VerbatimChar"/>
+        </w:rPr>
+        <w:t xml:space="preserve">to scare-left ;; prey on the left side will flee left</w:t>
+      </w:r>
+      <w:r>
+        <w:br/>
+      </w:r>
+      <w:r>
+        <w:rPr>
+          <w:rStyle w:val="VerbatimChar"/>
+        </w:rPr>
+        <w:t xml:space="preserve">  ask alewives in-cone vision-distance 180 [</w:t>
+      </w:r>
+      <w:r>
+        <w:br/>
+      </w:r>
+      <w:r>
+        <w:rPr>
+          <w:rStyle w:val="VerbatimChar"/>
+        </w:rPr>
+        <w:t xml:space="preserve">    if any? stripedbass in-cone vision-distance 270 and energy &gt; 0 [</w:t>
+      </w:r>
+      <w:r>
+        <w:br/>
+      </w:r>
+      <w:r>
+        <w:rPr>
+          <w:rStyle w:val="VerbatimChar"/>
+        </w:rPr>
+        <w:t xml:space="preserve">      set fleeing? true</w:t>
+      </w:r>
+      <w:r>
+        <w:br/>
+      </w:r>
+      <w:r>
+        <w:rPr>
+          <w:rStyle w:val="VerbatimChar"/>
+        </w:rPr>
+        <w:t xml:space="preserve">      left 90</w:t>
+      </w:r>
+      <w:r>
+        <w:br/>
+      </w:r>
+      <w:r>
+        <w:rPr>
+          <w:rStyle w:val="VerbatimChar"/>
+        </w:rPr>
+        <w:t xml:space="preserve">    ]</w:t>
+      </w:r>
+      <w:r>
+        <w:br/>
+      </w:r>
+      <w:r>
+        <w:rPr>
+          <w:rStyle w:val="VerbatimChar"/>
+        </w:rPr>
+        <w:t xml:space="preserve">    if not any? stripedbass in-cone vision-distance 270 or energy &lt;= 0 [</w:t>
+      </w:r>
+      <w:r>
+        <w:br/>
+      </w:r>
+      <w:r>
+        <w:rPr>
+          <w:rStyle w:val="VerbatimChar"/>
+        </w:rPr>
+        <w:t xml:space="preserve">      set fleeing? false</w:t>
+      </w:r>
+      <w:r>
+        <w:br/>
+      </w:r>
+      <w:r>
+        <w:rPr>
+          <w:rStyle w:val="VerbatimChar"/>
+        </w:rPr>
+        <w:t xml:space="preserve">    ]</w:t>
+      </w:r>
+      <w:r>
+        <w:br/>
+      </w:r>
+      <w:r>
+        <w:rPr>
+          <w:rStyle w:val="VerbatimChar"/>
+        </w:rPr>
+        <w:t xml:space="preserve">  ]</w:t>
+      </w:r>
+      <w:r>
+        <w:br/>
+      </w:r>
+      <w:r>
+        <w:rPr>
+          <w:rStyle w:val="VerbatimChar"/>
+        </w:rPr>
+        <w:t xml:space="preserve">end</w:t>
+      </w:r>
+      <w:r>
+        <w:br/>
+      </w:r>
+      <w:r>
+        <w:br/>
+      </w:r>
+      <w:r>
+        <w:rPr>
+          <w:rStyle w:val="VerbatimChar"/>
+        </w:rPr>
+        <w:t xml:space="preserve">to scare-up ;; prey on left side will flee left</w:t>
+      </w:r>
+      <w:r>
+        <w:br/>
+      </w:r>
+      <w:r>
+        <w:rPr>
+          <w:rStyle w:val="VerbatimChar"/>
+        </w:rPr>
+        <w:t xml:space="preserve">   ask alewives in-cone vision-distance 180 [</w:t>
+      </w:r>
+      <w:r>
+        <w:br/>
+      </w:r>
+      <w:r>
+        <w:rPr>
+          <w:rStyle w:val="VerbatimChar"/>
+        </w:rPr>
+        <w:t xml:space="preserve">    if any? stripedbass in-cone vision-distance 270 and energy &gt; 0 [</w:t>
+      </w:r>
+      <w:r>
+        <w:br/>
+      </w:r>
+      <w:r>
+        <w:rPr>
+          <w:rStyle w:val="VerbatimChar"/>
+        </w:rPr>
+        <w:t xml:space="preserve">      set fleeing? true</w:t>
+      </w:r>
+      <w:r>
+        <w:br/>
+      </w:r>
+      <w:r>
+        <w:rPr>
+          <w:rStyle w:val="VerbatimChar"/>
+        </w:rPr>
+        <w:t xml:space="preserve">      right 0</w:t>
+      </w:r>
+      <w:r>
+        <w:br/>
+      </w:r>
+      <w:r>
+        <w:rPr>
+          <w:rStyle w:val="VerbatimChar"/>
+        </w:rPr>
+        <w:t xml:space="preserve">    ]</w:t>
+      </w:r>
+      <w:r>
+        <w:br/>
+      </w:r>
+      <w:r>
+        <w:rPr>
+          <w:rStyle w:val="VerbatimChar"/>
+        </w:rPr>
+        <w:t xml:space="preserve">    if not any? stripedbass in-cone vision-distance 270 or energy &lt;= 0 [</w:t>
+      </w:r>
+      <w:r>
+        <w:br/>
+      </w:r>
+      <w:r>
+        <w:rPr>
+          <w:rStyle w:val="VerbatimChar"/>
+        </w:rPr>
+        <w:t xml:space="preserve">      set fleeing? false</w:t>
+      </w:r>
+      <w:r>
+        <w:br/>
+      </w:r>
+      <w:r>
+        <w:rPr>
+          <w:rStyle w:val="VerbatimChar"/>
+        </w:rPr>
+        <w:t xml:space="preserve">    ]</w:t>
+      </w:r>
+      <w:r>
+        <w:br/>
+      </w:r>
+      <w:r>
+        <w:rPr>
+          <w:rStyle w:val="VerbatimChar"/>
+        </w:rPr>
+        <w:t xml:space="preserve">  ]</w:t>
+      </w:r>
+      <w:r>
+        <w:br/>
+      </w:r>
+      <w:r>
+        <w:rPr>
+          <w:rStyle w:val="VerbatimChar"/>
+        </w:rPr>
+        <w:t xml:space="preserve">end</w:t>
+      </w:r>
+      <w:r>
+        <w:br/>
+      </w:r>
+      <w:r>
+        <w:br/>
+      </w:r>
+      <w:r>
+        <w:rPr>
+          <w:rStyle w:val="VerbatimChar"/>
+        </w:rPr>
+        <w:t xml:space="preserve">to scare-down ;; prey on left side will flee left</w:t>
+      </w:r>
+      <w:r>
+        <w:br/>
+      </w:r>
+      <w:r>
+        <w:rPr>
+          <w:rStyle w:val="VerbatimChar"/>
+        </w:rPr>
+        <w:t xml:space="preserve">   ask alewives in-cone vision-distance 180 [</w:t>
+      </w:r>
+      <w:r>
+        <w:br/>
+      </w:r>
+      <w:r>
+        <w:rPr>
+          <w:rStyle w:val="VerbatimChar"/>
+        </w:rPr>
+        <w:t xml:space="preserve">    if any? stripedbass in-cone vision-distance 270 and energy &gt; 0 [</w:t>
+      </w:r>
+      <w:r>
+        <w:br/>
+      </w:r>
+      <w:r>
+        <w:rPr>
+          <w:rStyle w:val="VerbatimChar"/>
+        </w:rPr>
+        <w:t xml:space="preserve">      set fleeing? true</w:t>
+      </w:r>
+      <w:r>
+        <w:br/>
+      </w:r>
+      <w:r>
+        <w:rPr>
+          <w:rStyle w:val="VerbatimChar"/>
+        </w:rPr>
+        <w:t xml:space="preserve">      right 180</w:t>
+      </w:r>
+      <w:r>
+        <w:br/>
+      </w:r>
+      <w:r>
+        <w:rPr>
+          <w:rStyle w:val="VerbatimChar"/>
+        </w:rPr>
+        <w:t xml:space="preserve">    ]</w:t>
+      </w:r>
+      <w:r>
+        <w:br/>
+      </w:r>
+      <w:r>
+        <w:rPr>
+          <w:rStyle w:val="VerbatimChar"/>
+        </w:rPr>
+        <w:t xml:space="preserve">    if not any? stripedbass in-cone vision-distance 270 or energy &lt;= 0 [</w:t>
+      </w:r>
+      <w:r>
+        <w:br/>
+      </w:r>
+      <w:r>
+        <w:rPr>
+          <w:rStyle w:val="VerbatimChar"/>
+        </w:rPr>
+        <w:t xml:space="preserve">      set fleeing? false</w:t>
+      </w:r>
+      <w:r>
+        <w:br/>
+      </w:r>
+      <w:r>
+        <w:rPr>
+          <w:rStyle w:val="VerbatimChar"/>
+        </w:rPr>
+        <w:t xml:space="preserve">    ]</w:t>
+      </w:r>
+      <w:r>
+        <w:br/>
+      </w:r>
+      <w:r>
+        <w:rPr>
+          <w:rStyle w:val="VerbatimChar"/>
+        </w:rPr>
+        <w:t xml:space="preserve">  ]</w:t>
+      </w:r>
+      <w:r>
+        <w:br/>
+      </w:r>
+      <w:r>
+        <w:rPr>
+          <w:rStyle w:val="VerbatimChar"/>
+        </w:rPr>
+        <w:t xml:space="preserve">end</w:t>
+      </w:r>
+    </w:p>
+    <w:bookmarkEnd w:id="27"/>
+    <w:bookmarkStart w:id="28" w:name="chase-nearest-prey"/>
+    <w:p>
+      <w:pPr>
+        <w:pStyle w:val="Heading3"/>
+      </w:pPr>
+      <w:r>
+        <w:t xml:space="preserve">Chase Nearest Prey</w:t>
+      </w:r>
+    </w:p>
+    <w:p>
+      <w:pPr>
+        <w:pStyle w:val="SourceCode"/>
+      </w:pPr>
+      <w:r>
+        <w:rPr>
+          <w:rStyle w:val="VerbatimChar"/>
+        </w:rPr>
+        <w:t xml:space="preserve">to chase-nearest-alewife ;; predator procedure</w:t>
+      </w:r>
+      <w:r>
+        <w:br/>
+      </w:r>
+      <w:r>
+        <w:rPr>
+          <w:rStyle w:val="VerbatimChar"/>
+        </w:rPr>
+        <w:t xml:space="preserve">    let travel-distance (speed / 3)</w:t>
+      </w:r>
+      <w:r>
+        <w:br/>
+      </w:r>
+      <w:r>
+        <w:rPr>
+          <w:rStyle w:val="VerbatimChar"/>
+        </w:rPr>
+        <w:t xml:space="preserve">    let nearest-alewife-prey min-one-of prey-in-vision [distance myself]</w:t>
+      </w:r>
+      <w:r>
+        <w:br/>
+      </w:r>
+      <w:r>
+        <w:rPr>
+          <w:rStyle w:val="VerbatimChar"/>
+        </w:rPr>
+        <w:t xml:space="preserve">    if nearest-alewife-prey != nobody [</w:t>
+      </w:r>
+      <w:r>
+        <w:br/>
+      </w:r>
+      <w:r>
+        <w:rPr>
+          <w:rStyle w:val="VerbatimChar"/>
+        </w:rPr>
+        <w:t xml:space="preserve">      face nearest-alewife-prey</w:t>
+      </w:r>
+      <w:r>
+        <w:br/>
+      </w:r>
+      <w:r>
+        <w:rPr>
+          <w:rStyle w:val="VerbatimChar"/>
+        </w:rPr>
+        <w:t xml:space="preserve">      let d distance nearest-alewife-prey</w:t>
+      </w:r>
+      <w:r>
+        <w:br/>
+      </w:r>
+      <w:r>
+        <w:rPr>
+          <w:rStyle w:val="VerbatimChar"/>
+        </w:rPr>
+        <w:t xml:space="preserve">      let step min list travel-distance d  ;; clamp</w:t>
+      </w:r>
+      <w:r>
+        <w:br/>
+      </w:r>
+      <w:r>
+        <w:rPr>
+          <w:rStyle w:val="VerbatimChar"/>
+        </w:rPr>
+        <w:t xml:space="preserve">      fd step</w:t>
+      </w:r>
+      <w:r>
+        <w:br/>
+      </w:r>
+      <w:r>
+        <w:rPr>
+          <w:rStyle w:val="VerbatimChar"/>
+        </w:rPr>
+        <w:t xml:space="preserve">    ]</w:t>
+      </w:r>
+      <w:r>
+        <w:br/>
+      </w:r>
+      <w:r>
+        <w:rPr>
+          <w:rStyle w:val="VerbatimChar"/>
+        </w:rPr>
+        <w:t xml:space="preserve">  decide-chase-direction ; dynamic swimming difficulty</w:t>
+      </w:r>
+      <w:r>
+        <w:br/>
+      </w:r>
+      <w:r>
+        <w:rPr>
+          <w:rStyle w:val="VerbatimChar"/>
+        </w:rPr>
+        <w:t xml:space="preserve">  calculate-swim-energy ; based on travel direction</w:t>
+      </w:r>
+      <w:r>
+        <w:br/>
+      </w:r>
+      <w:r>
+        <w:rPr>
+          <w:rStyle w:val="VerbatimChar"/>
+        </w:rPr>
+        <w:t xml:space="preserve">end</w:t>
+      </w:r>
+      <w:r>
+        <w:br/>
+      </w:r>
+      <w:r>
+        <w:br/>
+      </w:r>
+      <w:r>
+        <w:rPr>
+          <w:rStyle w:val="VerbatimChar"/>
+        </w:rPr>
+        <w:t xml:space="preserve">to chase-nearest-alewife_old  ;; predator procedure</w:t>
+      </w:r>
+      <w:r>
+        <w:br/>
+      </w:r>
+      <w:r>
+        <w:rPr>
+          <w:rStyle w:val="VerbatimChar"/>
+        </w:rPr>
+        <w:t xml:space="preserve">  ;; 1. Find prey and decide direction</w:t>
+      </w:r>
+      <w:r>
+        <w:br/>
+      </w:r>
+      <w:r>
+        <w:rPr>
+          <w:rStyle w:val="VerbatimChar"/>
+        </w:rPr>
+        <w:t xml:space="preserve">  find-target-prey</w:t>
+      </w:r>
+      <w:r>
+        <w:br/>
+      </w:r>
+      <w:r>
+        <w:rPr>
+          <w:rStyle w:val="VerbatimChar"/>
+        </w:rPr>
+        <w:t xml:space="preserve">  decide-chase-direction</w:t>
+      </w:r>
+      <w:r>
+        <w:br/>
+      </w:r>
+      <w:r>
+        <w:rPr>
+          <w:rStyle w:val="VerbatimChar"/>
+        </w:rPr>
+        <w:t xml:space="preserve">  </w:t>
+      </w:r>
+      <w:r>
+        <w:br/>
+      </w:r>
+      <w:r>
+        <w:rPr>
+          <w:rStyle w:val="VerbatimChar"/>
+        </w:rPr>
+        <w:t xml:space="preserve">  ;; 2. Calculate travel distance in patch units</w:t>
+      </w:r>
+      <w:r>
+        <w:br/>
+      </w:r>
+      <w:r>
+        <w:rPr>
+          <w:rStyle w:val="VerbatimChar"/>
+        </w:rPr>
+        <w:t xml:space="preserve">  let travel-distance (speed / 3)</w:t>
+      </w:r>
+      <w:r>
+        <w:br/>
+      </w:r>
+      <w:r>
+        <w:br/>
+      </w:r>
+      <w:r>
+        <w:rPr>
+          <w:rStyle w:val="VerbatimChar"/>
+        </w:rPr>
+        <w:t xml:space="preserve">  ;; Default to no path</w:t>
+      </w:r>
+      <w:r>
+        <w:br/>
+      </w:r>
+      <w:r>
+        <w:rPr>
+          <w:rStyle w:val="VerbatimChar"/>
+        </w:rPr>
+        <w:t xml:space="preserve">  set planned-path []</w:t>
+      </w:r>
+      <w:r>
+        <w:br/>
+      </w:r>
+      <w:r>
+        <w:rPr>
+          <w:rStyle w:val="VerbatimChar"/>
+        </w:rPr>
+        <w:t xml:space="preserve">  </w:t>
+      </w:r>
+      <w:r>
+        <w:br/>
+      </w:r>
+      <w:r>
+        <w:rPr>
+          <w:rStyle w:val="VerbatimChar"/>
+        </w:rPr>
+        <w:t xml:space="preserve">  if target-prey != nobody and patch-here = [patch-here] of target-prey [</w:t>
+      </w:r>
+      <w:r>
+        <w:br/>
+      </w:r>
+      <w:r>
+        <w:rPr>
+          <w:rStyle w:val="VerbatimChar"/>
+        </w:rPr>
+        <w:t xml:space="preserve">  stop ;; no futher action needed</w:t>
+      </w:r>
+      <w:r>
+        <w:br/>
+      </w:r>
+      <w:r>
+        <w:rPr>
+          <w:rStyle w:val="VerbatimChar"/>
+        </w:rPr>
+        <w:t xml:space="preserve">]</w:t>
+      </w:r>
+      <w:r>
+        <w:br/>
+      </w:r>
+      <w:r>
+        <w:rPr>
+          <w:rStyle w:val="VerbatimChar"/>
+        </w:rPr>
+        <w:t xml:space="preserve">  ;; 3. Build a path only if prey exists</w:t>
+      </w:r>
+      <w:r>
+        <w:br/>
+      </w:r>
+      <w:r>
+        <w:rPr>
+          <w:rStyle w:val="VerbatimChar"/>
+        </w:rPr>
+        <w:t xml:space="preserve">  if target-prey != nobody [</w:t>
+      </w:r>
+      <w:r>
+        <w:br/>
+      </w:r>
+      <w:r>
+        <w:rPr>
+          <w:rStyle w:val="VerbatimChar"/>
+        </w:rPr>
+        <w:t xml:space="preserve">    </w:t>
+      </w:r>
+      <w:r>
+        <w:br/>
+      </w:r>
+      <w:r>
+        <w:rPr>
+          <w:rStyle w:val="VerbatimChar"/>
+        </w:rPr>
+        <w:t xml:space="preserve">    let prey-loc [patch-here] of target-prey</w:t>
+      </w:r>
+      <w:r>
+        <w:br/>
+      </w:r>
+      <w:r>
+        <w:rPr>
+          <w:rStyle w:val="VerbatimChar"/>
+        </w:rPr>
+        <w:t xml:space="preserve">    let cur-loc patch-here</w:t>
+      </w:r>
+      <w:r>
+        <w:br/>
+      </w:r>
+      <w:r>
+        <w:rPr>
+          <w:rStyle w:val="VerbatimChar"/>
+        </w:rPr>
+        <w:t xml:space="preserve">    </w:t>
+      </w:r>
+      <w:r>
+        <w:br/>
+      </w:r>
+      <w:r>
+        <w:rPr>
+          <w:rStyle w:val="VerbatimChar"/>
+        </w:rPr>
+        <w:t xml:space="preserve">    ;; Build cost map toward prey</w:t>
+      </w:r>
+      <w:r>
+        <w:br/>
+      </w:r>
+      <w:r>
+        <w:rPr>
+          <w:rStyle w:val="VerbatimChar"/>
+        </w:rPr>
+        <w:t xml:space="preserve">    calculate-cost-to-prey prey-loc</w:t>
+      </w:r>
+      <w:r>
+        <w:br/>
+      </w:r>
+      <w:r>
+        <w:rPr>
+          <w:rStyle w:val="VerbatimChar"/>
+        </w:rPr>
+        <w:t xml:space="preserve">    </w:t>
+      </w:r>
+      <w:r>
+        <w:br/>
+      </w:r>
+      <w:r>
+        <w:rPr>
+          <w:rStyle w:val="VerbatimChar"/>
+        </w:rPr>
+        <w:t xml:space="preserve">    ;; Raw path from current patch to prey patch</w:t>
+      </w:r>
+      <w:r>
+        <w:br/>
+      </w:r>
+      <w:r>
+        <w:rPr>
+          <w:rStyle w:val="VerbatimChar"/>
+        </w:rPr>
+        <w:t xml:space="preserve">    let raw-path build-path-to-prey cur-loc prey-loc</w:t>
+      </w:r>
+      <w:r>
+        <w:br/>
+      </w:r>
+      <w:r>
+        <w:br/>
+      </w:r>
+      <w:r>
+        <w:rPr>
+          <w:rStyle w:val="VerbatimChar"/>
+        </w:rPr>
+        <w:t xml:space="preserve">    ;; If path is non empty, drop the starting patch if it is the same as current location</w:t>
+      </w:r>
+      <w:r>
+        <w:br/>
+      </w:r>
+      <w:r>
+        <w:rPr>
+          <w:rStyle w:val="VerbatimChar"/>
+        </w:rPr>
+        <w:t xml:space="preserve">    if not empty? raw-path [</w:t>
+      </w:r>
+      <w:r>
+        <w:br/>
+      </w:r>
+      <w:r>
+        <w:rPr>
+          <w:rStyle w:val="VerbatimChar"/>
+        </w:rPr>
+        <w:t xml:space="preserve">      let first-step first raw-path</w:t>
+      </w:r>
+      <w:r>
+        <w:br/>
+      </w:r>
+      <w:r>
+        <w:rPr>
+          <w:rStyle w:val="VerbatimChar"/>
+        </w:rPr>
+        <w:t xml:space="preserve">      let clean-path raw-path</w:t>
+      </w:r>
+      <w:r>
+        <w:br/>
+      </w:r>
+      <w:r>
+        <w:rPr>
+          <w:rStyle w:val="VerbatimChar"/>
+        </w:rPr>
+        <w:t xml:space="preserve">      </w:t>
+      </w:r>
+      <w:r>
+        <w:br/>
+      </w:r>
+      <w:r>
+        <w:rPr>
+          <w:rStyle w:val="VerbatimChar"/>
+        </w:rPr>
+        <w:t xml:space="preserve">      ;; If first element is current patch, skip it</w:t>
+      </w:r>
+      <w:r>
+        <w:br/>
+      </w:r>
+      <w:r>
+        <w:rPr>
+          <w:rStyle w:val="VerbatimChar"/>
+        </w:rPr>
+        <w:t xml:space="preserve">      if first-step = patch-here [</w:t>
+      </w:r>
+      <w:r>
+        <w:br/>
+      </w:r>
+      <w:r>
+        <w:rPr>
+          <w:rStyle w:val="VerbatimChar"/>
+        </w:rPr>
+        <w:t xml:space="preserve">        set clean-path but-first raw-path</w:t>
+      </w:r>
+      <w:r>
+        <w:br/>
+      </w:r>
+      <w:r>
+        <w:rPr>
+          <w:rStyle w:val="VerbatimChar"/>
+        </w:rPr>
+        <w:t xml:space="preserve">      ]</w:t>
+      </w:r>
+      <w:r>
+        <w:br/>
+      </w:r>
+      <w:r>
+        <w:rPr>
+          <w:rStyle w:val="VerbatimChar"/>
+        </w:rPr>
+        <w:t xml:space="preserve">      </w:t>
+      </w:r>
+      <w:r>
+        <w:br/>
+      </w:r>
+      <w:r>
+        <w:rPr>
+          <w:rStyle w:val="VerbatimChar"/>
+        </w:rPr>
+        <w:t xml:space="preserve">      set planned-path clean-path</w:t>
+      </w:r>
+      <w:r>
+        <w:br/>
+      </w:r>
+      <w:r>
+        <w:rPr>
+          <w:rStyle w:val="VerbatimChar"/>
+        </w:rPr>
+        <w:t xml:space="preserve">    ]</w:t>
+      </w:r>
+      <w:r>
+        <w:br/>
+      </w:r>
+      <w:r>
+        <w:rPr>
+          <w:rStyle w:val="VerbatimChar"/>
+        </w:rPr>
+        <w:t xml:space="preserve">  ]</w:t>
+      </w:r>
+      <w:r>
+        <w:br/>
+      </w:r>
+      <w:r>
+        <w:br/>
+      </w:r>
+      <w:r>
+        <w:rPr>
+          <w:rStyle w:val="VerbatimChar"/>
+        </w:rPr>
+        <w:t xml:space="preserve">  ;; If there is no usable path, bail out for this tick</w:t>
+      </w:r>
+      <w:r>
+        <w:br/>
+      </w:r>
+      <w:r>
+        <w:rPr>
+          <w:rStyle w:val="VerbatimChar"/>
+        </w:rPr>
+        <w:t xml:space="preserve">  if empty? planned-path [</w:t>
+      </w:r>
+      <w:r>
+        <w:br/>
+      </w:r>
+      <w:r>
+        <w:rPr>
+          <w:rStyle w:val="VerbatimChar"/>
+        </w:rPr>
+        <w:t xml:space="preserve">    ;; You can still call difficulty and swim energy with current patch if you want</w:t>
+      </w:r>
+      <w:r>
+        <w:br/>
+      </w:r>
+      <w:r>
+        <w:rPr>
+          <w:rStyle w:val="VerbatimChar"/>
+        </w:rPr>
+        <w:t xml:space="preserve">    ;; or just stop chasing this tick</w:t>
+      </w:r>
+      <w:r>
+        <w:br/>
+      </w:r>
+      <w:r>
+        <w:rPr>
+          <w:rStyle w:val="VerbatimChar"/>
+        </w:rPr>
+        <w:t xml:space="preserve">    stop</w:t>
+      </w:r>
+      <w:r>
+        <w:br/>
+      </w:r>
+      <w:r>
+        <w:rPr>
+          <w:rStyle w:val="VerbatimChar"/>
+        </w:rPr>
+        <w:t xml:space="preserve">  ]</w:t>
+      </w:r>
+      <w:r>
+        <w:br/>
+      </w:r>
+      <w:r>
+        <w:br/>
+      </w:r>
+      <w:r>
+        <w:rPr>
+          <w:rStyle w:val="VerbatimChar"/>
+        </w:rPr>
+        <w:t xml:space="preserve">  ;; 4. Determine how many patches to move this tick</w:t>
+      </w:r>
+      <w:r>
+        <w:br/>
+      </w:r>
+      <w:r>
+        <w:rPr>
+          <w:rStyle w:val="VerbatimChar"/>
+        </w:rPr>
+        <w:t xml:space="preserve">  let steps-to-move ceiling travel-distance</w:t>
+      </w:r>
+      <w:r>
+        <w:br/>
+      </w:r>
+      <w:r>
+        <w:rPr>
+          <w:rStyle w:val="VerbatimChar"/>
+        </w:rPr>
+        <w:t xml:space="preserve">  let move-patches sublist planned-path 0 (min list steps-to-move length planned-path)</w:t>
+      </w:r>
+      <w:r>
+        <w:br/>
+      </w:r>
+      <w:r>
+        <w:br/>
+      </w:r>
+      <w:r>
+        <w:rPr>
+          <w:rStyle w:val="VerbatimChar"/>
+        </w:rPr>
+        <w:t xml:space="preserve">  ;; Extra guard in case sublist yields empty list</w:t>
+      </w:r>
+      <w:r>
+        <w:br/>
+      </w:r>
+      <w:r>
+        <w:rPr>
+          <w:rStyle w:val="VerbatimChar"/>
+        </w:rPr>
+        <w:t xml:space="preserve">  if empty? move-patches [</w:t>
+      </w:r>
+      <w:r>
+        <w:br/>
+      </w:r>
+      <w:r>
+        <w:rPr>
+          <w:rStyle w:val="VerbatimChar"/>
+        </w:rPr>
+        <w:t xml:space="preserve">    stop</w:t>
+      </w:r>
+      <w:r>
+        <w:br/>
+      </w:r>
+      <w:r>
+        <w:rPr>
+          <w:rStyle w:val="VerbatimChar"/>
+        </w:rPr>
+        <w:t xml:space="preserve">  ]</w:t>
+      </w:r>
+      <w:r>
+        <w:br/>
+      </w:r>
+      <w:r>
+        <w:br/>
+      </w:r>
+      <w:r>
+        <w:rPr>
+          <w:rStyle w:val="VerbatimChar"/>
+        </w:rPr>
+        <w:t xml:space="preserve">  ;; Store where the bass started this tick</w:t>
+      </w:r>
+      <w:r>
+        <w:br/>
+      </w:r>
+      <w:r>
+        <w:rPr>
+          <w:rStyle w:val="VerbatimChar"/>
+        </w:rPr>
+        <w:t xml:space="preserve">  let old-patch patch-here</w:t>
+      </w:r>
+      <w:r>
+        <w:br/>
+      </w:r>
+      <w:r>
+        <w:rPr>
+          <w:rStyle w:val="VerbatimChar"/>
+        </w:rPr>
+        <w:t xml:space="preserve">  </w:t>
+      </w:r>
+      <w:r>
+        <w:br/>
+      </w:r>
+      <w:r>
+        <w:rPr>
+          <w:rStyle w:val="VerbatimChar"/>
+        </w:rPr>
+        <w:t xml:space="preserve">  ;; 5. Move along the planned patches in order</w:t>
+      </w:r>
+      <w:r>
+        <w:br/>
+      </w:r>
+      <w:r>
+        <w:rPr>
+          <w:rStyle w:val="VerbatimChar"/>
+        </w:rPr>
+        <w:t xml:space="preserve">  foreach move-patches [ p -&gt;</w:t>
+      </w:r>
+      <w:r>
+        <w:br/>
+      </w:r>
+      <w:r>
+        <w:rPr>
+          <w:rStyle w:val="VerbatimChar"/>
+        </w:rPr>
+        <w:t xml:space="preserve">    </w:t>
+      </w:r>
+      <w:r>
+        <w:br/>
+      </w:r>
+      <w:r>
+        <w:rPr>
+          <w:rStyle w:val="VerbatimChar"/>
+        </w:rPr>
+        <w:t xml:space="preserve">    ;; Safeguard: never face the same patch we are already on</w:t>
+      </w:r>
+      <w:r>
+        <w:br/>
+      </w:r>
+      <w:r>
+        <w:rPr>
+          <w:rStyle w:val="VerbatimChar"/>
+        </w:rPr>
+        <w:t xml:space="preserve">    if p != patch-here [</w:t>
+      </w:r>
+      <w:r>
+        <w:br/>
+      </w:r>
+      <w:r>
+        <w:rPr>
+          <w:rStyle w:val="VerbatimChar"/>
+        </w:rPr>
+        <w:t xml:space="preserve">      </w:t>
+      </w:r>
+      <w:r>
+        <w:br/>
+      </w:r>
+      <w:r>
+        <w:rPr>
+          <w:rStyle w:val="VerbatimChar"/>
+        </w:rPr>
+        <w:t xml:space="preserve">      ;; Count patch visits</w:t>
+      </w:r>
+      <w:r>
+        <w:br/>
+      </w:r>
+      <w:r>
+        <w:rPr>
+          <w:rStyle w:val="VerbatimChar"/>
+        </w:rPr>
+        <w:t xml:space="preserve">      if p != old-patch [</w:t>
+      </w:r>
+      <w:r>
+        <w:br/>
+      </w:r>
+      <w:r>
+        <w:rPr>
+          <w:rStyle w:val="VerbatimChar"/>
+        </w:rPr>
+        <w:t xml:space="preserve">        ask p [</w:t>
+      </w:r>
+      <w:r>
+        <w:br/>
+      </w:r>
+      <w:r>
+        <w:rPr>
+          <w:rStyle w:val="VerbatimChar"/>
+        </w:rPr>
+        <w:t xml:space="preserve">          set visits-by-stripedbass visits-by-stripedbass + 1</w:t>
+      </w:r>
+      <w:r>
+        <w:br/>
+      </w:r>
+      <w:r>
+        <w:rPr>
+          <w:rStyle w:val="VerbatimChar"/>
+        </w:rPr>
+        <w:t xml:space="preserve">        ]</w:t>
+      </w:r>
+      <w:r>
+        <w:br/>
+      </w:r>
+      <w:r>
+        <w:rPr>
+          <w:rStyle w:val="VerbatimChar"/>
+        </w:rPr>
+        <w:t xml:space="preserve">        set old-patch p</w:t>
+      </w:r>
+      <w:r>
+        <w:br/>
+      </w:r>
+      <w:r>
+        <w:rPr>
+          <w:rStyle w:val="VerbatimChar"/>
+        </w:rPr>
+        <w:t xml:space="preserve">      ]</w:t>
+      </w:r>
+      <w:r>
+        <w:br/>
+      </w:r>
+      <w:r>
+        <w:rPr>
+          <w:rStyle w:val="VerbatimChar"/>
+        </w:rPr>
+        <w:t xml:space="preserve">      </w:t>
+      </w:r>
+      <w:r>
+        <w:br/>
+      </w:r>
+      <w:r>
+        <w:rPr>
+          <w:rStyle w:val="VerbatimChar"/>
+        </w:rPr>
+        <w:t xml:space="preserve">      ;; Move to the patch</w:t>
+      </w:r>
+      <w:r>
+        <w:br/>
+      </w:r>
+      <w:r>
+        <w:rPr>
+          <w:rStyle w:val="VerbatimChar"/>
+        </w:rPr>
+        <w:t xml:space="preserve">      face p</w:t>
+      </w:r>
+      <w:r>
+        <w:br/>
+      </w:r>
+      <w:r>
+        <w:rPr>
+          <w:rStyle w:val="VerbatimChar"/>
+        </w:rPr>
+        <w:t xml:space="preserve">      move-to p</w:t>
+      </w:r>
+      <w:r>
+        <w:br/>
+      </w:r>
+      <w:r>
+        <w:rPr>
+          <w:rStyle w:val="VerbatimChar"/>
+        </w:rPr>
+        <w:t xml:space="preserve">      </w:t>
+      </w:r>
+      <w:r>
+        <w:br/>
+      </w:r>
+      <w:r>
+        <w:rPr>
+          <w:rStyle w:val="VerbatimChar"/>
+        </w:rPr>
+        <w:t xml:space="preserve">      ;; Count time spent</w:t>
+      </w:r>
+      <w:r>
+        <w:br/>
+      </w:r>
+      <w:r>
+        <w:rPr>
+          <w:rStyle w:val="VerbatimChar"/>
+        </w:rPr>
+        <w:t xml:space="preserve">      ask p [</w:t>
+      </w:r>
+      <w:r>
+        <w:br/>
+      </w:r>
+      <w:r>
+        <w:rPr>
+          <w:rStyle w:val="VerbatimChar"/>
+        </w:rPr>
+        <w:t xml:space="preserve">        set ticks-spent-stripedbass ticks-spent-stripedbass + 1</w:t>
+      </w:r>
+      <w:r>
+        <w:br/>
+      </w:r>
+      <w:r>
+        <w:rPr>
+          <w:rStyle w:val="VerbatimChar"/>
+        </w:rPr>
+        <w:t xml:space="preserve">      ]</w:t>
+      </w:r>
+      <w:r>
+        <w:br/>
+      </w:r>
+      <w:r>
+        <w:rPr>
+          <w:rStyle w:val="VerbatimChar"/>
+        </w:rPr>
+        <w:t xml:space="preserve">    ]</w:t>
+      </w:r>
+      <w:r>
+        <w:br/>
+      </w:r>
+      <w:r>
+        <w:rPr>
+          <w:rStyle w:val="VerbatimChar"/>
+        </w:rPr>
+        <w:t xml:space="preserve">  ]</w:t>
+      </w:r>
+      <w:r>
+        <w:br/>
+      </w:r>
+      <w:r>
+        <w:br/>
+      </w:r>
+      <w:r>
+        <w:rPr>
+          <w:rStyle w:val="VerbatimChar"/>
+        </w:rPr>
+        <w:t xml:space="preserve">  ;; 6. If we moved, compute difficulty of the final patch</w:t>
+      </w:r>
+      <w:r>
+        <w:br/>
+      </w:r>
+      <w:r>
+        <w:rPr>
+          <w:rStyle w:val="VerbatimChar"/>
+        </w:rPr>
+        <w:t xml:space="preserve">  let next-step last move-patches</w:t>
+      </w:r>
+      <w:r>
+        <w:br/>
+      </w:r>
+      <w:r>
+        <w:rPr>
+          <w:rStyle w:val="VerbatimChar"/>
+        </w:rPr>
+        <w:t xml:space="preserve">  ;calculate-chase-difficulty next-step</w:t>
+      </w:r>
+      <w:r>
+        <w:br/>
+      </w:r>
+      <w:r>
+        <w:rPr>
+          <w:rStyle w:val="VerbatimChar"/>
+        </w:rPr>
+        <w:t xml:space="preserve">  </w:t>
+      </w:r>
+      <w:r>
+        <w:br/>
+      </w:r>
+      <w:r>
+        <w:rPr>
+          <w:rStyle w:val="VerbatimChar"/>
+        </w:rPr>
+        <w:t xml:space="preserve">  ;; 7. Deduct hydrodynamic swimming energy</w:t>
+      </w:r>
+      <w:r>
+        <w:br/>
+      </w:r>
+      <w:r>
+        <w:rPr>
+          <w:rStyle w:val="VerbatimChar"/>
+        </w:rPr>
+        <w:t xml:space="preserve">  calculate-swim-energy</w:t>
+      </w:r>
+      <w:r>
+        <w:br/>
+      </w:r>
+      <w:r>
+        <w:rPr>
+          <w:rStyle w:val="VerbatimChar"/>
+        </w:rPr>
+        <w:t xml:space="preserve">  </w:t>
+      </w:r>
+      <w:r>
+        <w:br/>
+      </w:r>
+      <w:r>
+        <w:rPr>
+          <w:rStyle w:val="VerbatimChar"/>
+        </w:rPr>
+        <w:t xml:space="preserve">  if not member? patch-here trail [</w:t>
+      </w:r>
+      <w:r>
+        <w:br/>
+      </w:r>
+      <w:r>
+        <w:rPr>
+          <w:rStyle w:val="VerbatimChar"/>
+        </w:rPr>
+        <w:t xml:space="preserve">  set trail lput patch-here trail</w:t>
+      </w:r>
+      <w:r>
+        <w:br/>
+      </w:r>
+      <w:r>
+        <w:rPr>
+          <w:rStyle w:val="VerbatimChar"/>
+        </w:rPr>
+        <w:t xml:space="preserve">]</w:t>
+      </w:r>
+      <w:r>
+        <w:br/>
+      </w:r>
+      <w:r>
+        <w:rPr>
+          <w:rStyle w:val="VerbatimChar"/>
+        </w:rPr>
+        <w:t xml:space="preserve">end</w:t>
+      </w:r>
+      <w:r>
+        <w:br/>
+      </w:r>
+      <w:r>
+        <w:br/>
+      </w:r>
+      <w:r>
+        <w:rPr>
+          <w:rStyle w:val="VerbatimChar"/>
+        </w:rPr>
+        <w:t xml:space="preserve">;to chase-nearest-alewife ;; predator procedure</w:t>
+      </w:r>
+      <w:r>
+        <w:br/>
+      </w:r>
+      <w:r>
+        <w:rPr>
+          <w:rStyle w:val="VerbatimChar"/>
+        </w:rPr>
+        <w:t xml:space="preserve">;    let alewife-prey prey-in-vision with [breed = alewives and (patchtype != "sea")] ; only chase alewives in outside of sea</w:t>
+      </w:r>
+      <w:r>
+        <w:br/>
+      </w:r>
+      <w:r>
+        <w:rPr>
+          <w:rStyle w:val="VerbatimChar"/>
+        </w:rPr>
+        <w:t xml:space="preserve">;  if any? alewife-prey [</w:t>
+      </w:r>
+      <w:r>
+        <w:br/>
+      </w:r>
+      <w:r>
+        <w:rPr>
+          <w:rStyle w:val="VerbatimChar"/>
+        </w:rPr>
+        <w:t xml:space="preserve">;    let nearest-alewife-prey min-one-of alewife-prey [distance myself]</w:t>
+      </w:r>
+      <w:r>
+        <w:br/>
+      </w:r>
+      <w:r>
+        <w:rPr>
+          <w:rStyle w:val="VerbatimChar"/>
+        </w:rPr>
+        <w:t xml:space="preserve">;    if nearest-alewife-prey != nobody [</w:t>
+      </w:r>
+      <w:r>
+        <w:br/>
+      </w:r>
+      <w:r>
+        <w:rPr>
+          <w:rStyle w:val="VerbatimChar"/>
+        </w:rPr>
+        <w:t xml:space="preserve">;      face nearest-alewife-prey</w:t>
+      </w:r>
+      <w:r>
+        <w:br/>
+      </w:r>
+      <w:r>
+        <w:rPr>
+          <w:rStyle w:val="VerbatimChar"/>
+        </w:rPr>
+        <w:t xml:space="preserve">;    ]</w:t>
+      </w:r>
+      <w:r>
+        <w:br/>
+      </w:r>
+      <w:r>
+        <w:rPr>
+          <w:rStyle w:val="VerbatimChar"/>
+        </w:rPr>
+        <w:t xml:space="preserve">;    </w:t>
+      </w:r>
+      <w:r>
+        <w:br/>
+      </w:r>
+      <w:r>
+        <w:rPr>
+          <w:rStyle w:val="VerbatimChar"/>
+        </w:rPr>
+        <w:t xml:space="preserve">;    let travel-distance (speed / 3)</w:t>
+      </w:r>
+      <w:r>
+        <w:br/>
+      </w:r>
+      <w:r>
+        <w:rPr>
+          <w:rStyle w:val="VerbatimChar"/>
+        </w:rPr>
+        <w:t xml:space="preserve">;;; 4. Determine how many patches to move this tick</w:t>
+      </w:r>
+      <w:r>
+        <w:br/>
+      </w:r>
+      <w:r>
+        <w:rPr>
+          <w:rStyle w:val="VerbatimChar"/>
+        </w:rPr>
+        <w:t xml:space="preserve">;   fd travel-distance</w:t>
+      </w:r>
+      <w:r>
+        <w:br/>
+      </w:r>
+      <w:r>
+        <w:rPr>
+          <w:rStyle w:val="VerbatimChar"/>
+        </w:rPr>
+        <w:t xml:space="preserve">;  ]</w:t>
+      </w:r>
+      <w:r>
+        <w:br/>
+      </w:r>
+      <w:r>
+        <w:rPr>
+          <w:rStyle w:val="VerbatimChar"/>
+        </w:rPr>
+        <w:t xml:space="preserve">;end</w:t>
+      </w:r>
+      <w:r>
+        <w:br/>
+      </w:r>
+      <w:r>
+        <w:br/>
+      </w:r>
+      <w:r>
+        <w:rPr>
+          <w:rStyle w:val="VerbatimChar"/>
+        </w:rPr>
+        <w:t xml:space="preserve">to decide-chase-direction</w:t>
+      </w:r>
+      <w:r>
+        <w:br/>
+      </w:r>
+      <w:r>
+        <w:rPr>
+          <w:rStyle w:val="VerbatimChar"/>
+        </w:rPr>
+        <w:t xml:space="preserve">  if [velocity] of patch-here &gt; 0 [</w:t>
+      </w:r>
+      <w:r>
+        <w:br/>
+      </w:r>
+      <w:r>
+        <w:rPr>
+          <w:rStyle w:val="VerbatimChar"/>
+        </w:rPr>
+        <w:t xml:space="preserve">    set chase-direction "seaward"</w:t>
+      </w:r>
+      <w:r>
+        <w:br/>
+      </w:r>
+      <w:r>
+        <w:rPr>
+          <w:rStyle w:val="VerbatimChar"/>
+        </w:rPr>
+        <w:t xml:space="preserve">    calculate-difficulty-seaward   ;; uses vel inside logic</w:t>
+      </w:r>
+      <w:r>
+        <w:br/>
+      </w:r>
+      <w:r>
+        <w:rPr>
+          <w:rStyle w:val="VerbatimChar"/>
+        </w:rPr>
+        <w:t xml:space="preserve">    calculate-swimming-speed-seaward</w:t>
+      </w:r>
+      <w:r>
+        <w:br/>
+      </w:r>
+      <w:r>
+        <w:rPr>
+          <w:rStyle w:val="VerbatimChar"/>
+        </w:rPr>
+        <w:t xml:space="preserve">  ]</w:t>
+      </w:r>
+      <w:r>
+        <w:br/>
+      </w:r>
+      <w:r>
+        <w:rPr>
+          <w:rStyle w:val="VerbatimChar"/>
+        </w:rPr>
+        <w:t xml:space="preserve">  if [velocity] of patch-here &lt;= 0 [</w:t>
+      </w:r>
+      <w:r>
+        <w:br/>
+      </w:r>
+      <w:r>
+        <w:rPr>
+          <w:rStyle w:val="VerbatimChar"/>
+        </w:rPr>
+        <w:t xml:space="preserve">    set chase-direction "landward"</w:t>
+      </w:r>
+      <w:r>
+        <w:br/>
+      </w:r>
+      <w:r>
+        <w:rPr>
+          <w:rStyle w:val="VerbatimChar"/>
+        </w:rPr>
+        <w:t xml:space="preserve">    calculate-difficulty-landward</w:t>
+      </w:r>
+      <w:r>
+        <w:br/>
+      </w:r>
+      <w:r>
+        <w:rPr>
+          <w:rStyle w:val="VerbatimChar"/>
+        </w:rPr>
+        <w:t xml:space="preserve">    calculate-swimming-speed-landward</w:t>
+      </w:r>
+      <w:r>
+        <w:br/>
+      </w:r>
+      <w:r>
+        <w:rPr>
+          <w:rStyle w:val="VerbatimChar"/>
+        </w:rPr>
+        <w:t xml:space="preserve">  ]</w:t>
+      </w:r>
+      <w:r>
+        <w:br/>
+      </w:r>
+      <w:r>
+        <w:rPr>
+          <w:rStyle w:val="VerbatimChar"/>
+        </w:rPr>
+        <w:t xml:space="preserve">end</w:t>
+      </w:r>
+      <w:r>
+        <w:br/>
+      </w:r>
+      <w:r>
+        <w:br/>
+      </w:r>
+      <w:r>
+        <w:rPr>
+          <w:rStyle w:val="VerbatimChar"/>
+        </w:rPr>
+        <w:t xml:space="preserve">to find-target-prey</w:t>
+      </w:r>
+      <w:r>
+        <w:br/>
+      </w:r>
+      <w:r>
+        <w:br/>
+      </w:r>
+      <w:r>
+        <w:rPr>
+          <w:rStyle w:val="VerbatimChar"/>
+        </w:rPr>
+        <w:t xml:space="preserve">  let candidates alewives with [</w:t>
+      </w:r>
+      <w:r>
+        <w:br/>
+      </w:r>
+      <w:r>
+        <w:rPr>
+          <w:rStyle w:val="VerbatimChar"/>
+        </w:rPr>
+        <w:t xml:space="preserve">    [patchtype] of patch-here != "sea"</w:t>
+      </w:r>
+      <w:r>
+        <w:br/>
+      </w:r>
+      <w:r>
+        <w:rPr>
+          <w:rStyle w:val="VerbatimChar"/>
+        </w:rPr>
+        <w:t xml:space="preserve">  ]</w:t>
+      </w:r>
+      <w:r>
+        <w:br/>
+      </w:r>
+      <w:r>
+        <w:br/>
+      </w:r>
+      <w:r>
+        <w:rPr>
+          <w:rStyle w:val="VerbatimChar"/>
+        </w:rPr>
+        <w:t xml:space="preserve">  ifelse any? candidates [</w:t>
+      </w:r>
+      <w:r>
+        <w:br/>
+      </w:r>
+      <w:r>
+        <w:rPr>
+          <w:rStyle w:val="VerbatimChar"/>
+        </w:rPr>
+        <w:t xml:space="preserve">    ;; Filter for only edible prey (based on gape size)</w:t>
+      </w:r>
+      <w:r>
+        <w:br/>
+      </w:r>
+      <w:r>
+        <w:rPr>
+          <w:rStyle w:val="VerbatimChar"/>
+        </w:rPr>
+        <w:t xml:space="preserve">    let edible-prey candidates with [</w:t>
+      </w:r>
+      <w:r>
+        <w:br/>
+      </w:r>
+      <w:r>
+        <w:rPr>
+          <w:rStyle w:val="VerbatimChar"/>
+        </w:rPr>
+        <w:t xml:space="preserve">      body-depth &lt;= [gape-size] of myself</w:t>
+      </w:r>
+      <w:r>
+        <w:br/>
+      </w:r>
+      <w:r>
+        <w:rPr>
+          <w:rStyle w:val="VerbatimChar"/>
+        </w:rPr>
+        <w:t xml:space="preserve">    ]</w:t>
+      </w:r>
+      <w:r>
+        <w:br/>
+      </w:r>
+      <w:r>
+        <w:rPr>
+          <w:rStyle w:val="VerbatimChar"/>
+        </w:rPr>
+        <w:t xml:space="preserve">    set target-prey min-one-of candidates [distance myself]</w:t>
+      </w:r>
+      <w:r>
+        <w:br/>
+      </w:r>
+      <w:r>
+        <w:rPr>
+          <w:rStyle w:val="VerbatimChar"/>
+        </w:rPr>
+        <w:t xml:space="preserve">  ] [</w:t>
+      </w:r>
+      <w:r>
+        <w:br/>
+      </w:r>
+      <w:r>
+        <w:rPr>
+          <w:rStyle w:val="VerbatimChar"/>
+        </w:rPr>
+        <w:t xml:space="preserve">    set target-prey nobody</w:t>
+      </w:r>
+      <w:r>
+        <w:br/>
+      </w:r>
+      <w:r>
+        <w:rPr>
+          <w:rStyle w:val="VerbatimChar"/>
+        </w:rPr>
+        <w:t xml:space="preserve">  ]</w:t>
+      </w:r>
+      <w:r>
+        <w:br/>
+      </w:r>
+      <w:r>
+        <w:rPr>
+          <w:rStyle w:val="VerbatimChar"/>
+        </w:rPr>
+        <w:t xml:space="preserve">end</w:t>
+      </w:r>
+      <w:r>
+        <w:br/>
+      </w:r>
+      <w:r>
+        <w:br/>
+      </w:r>
+      <w:r>
+        <w:rPr>
+          <w:rStyle w:val="VerbatimChar"/>
+        </w:rPr>
+        <w:t xml:space="preserve">to calculate-chase-difficulty [next-patch]</w:t>
+      </w:r>
+      <w:r>
+        <w:br/>
+      </w:r>
+      <w:r>
+        <w:br/>
+      </w:r>
+      <w:r>
+        <w:rPr>
+          <w:rStyle w:val="VerbatimChar"/>
+        </w:rPr>
+        <w:t xml:space="preserve">  let vel [velocity] of next-patch</w:t>
+      </w:r>
+      <w:r>
+        <w:br/>
+      </w:r>
+      <w:r>
+        <w:br/>
+      </w:r>
+      <w:r>
+        <w:rPr>
+          <w:rStyle w:val="VerbatimChar"/>
+        </w:rPr>
+        <w:t xml:space="preserve">  if chase-direction = "landward" [</w:t>
+      </w:r>
+      <w:r>
+        <w:br/>
+      </w:r>
+      <w:r>
+        <w:rPr>
+          <w:rStyle w:val="VerbatimChar"/>
+        </w:rPr>
+        <w:t xml:space="preserve">    calculate-difficulty-landward   ;; uses vel inside logic</w:t>
+      </w:r>
+      <w:r>
+        <w:br/>
+      </w:r>
+      <w:r>
+        <w:rPr>
+          <w:rStyle w:val="VerbatimChar"/>
+        </w:rPr>
+        <w:t xml:space="preserve">    calculate-swimming-speed-landward</w:t>
+      </w:r>
+      <w:r>
+        <w:br/>
+      </w:r>
+      <w:r>
+        <w:rPr>
+          <w:rStyle w:val="VerbatimChar"/>
+        </w:rPr>
+        <w:t xml:space="preserve">  ]</w:t>
+      </w:r>
+      <w:r>
+        <w:br/>
+      </w:r>
+      <w:r>
+        <w:br/>
+      </w:r>
+      <w:r>
+        <w:rPr>
+          <w:rStyle w:val="VerbatimChar"/>
+        </w:rPr>
+        <w:t xml:space="preserve">  if chase-direction = "seaward" [</w:t>
+      </w:r>
+      <w:r>
+        <w:br/>
+      </w:r>
+      <w:r>
+        <w:rPr>
+          <w:rStyle w:val="VerbatimChar"/>
+        </w:rPr>
+        <w:t xml:space="preserve">    calculate-difficulty-seaward</w:t>
+      </w:r>
+      <w:r>
+        <w:br/>
+      </w:r>
+      <w:r>
+        <w:rPr>
+          <w:rStyle w:val="VerbatimChar"/>
+        </w:rPr>
+        <w:t xml:space="preserve">    calculate-swimming-speed-seaward</w:t>
+      </w:r>
+      <w:r>
+        <w:br/>
+      </w:r>
+      <w:r>
+        <w:rPr>
+          <w:rStyle w:val="VerbatimChar"/>
+        </w:rPr>
+        <w:t xml:space="preserve">  ]</w:t>
+      </w:r>
+      <w:r>
+        <w:br/>
+      </w:r>
+      <w:r>
+        <w:rPr>
+          <w:rStyle w:val="VerbatimChar"/>
+        </w:rPr>
+        <w:t xml:space="preserve">end</w:t>
+      </w:r>
+      <w:r>
+        <w:br/>
+      </w:r>
+      <w:r>
+        <w:br/>
+      </w:r>
+      <w:r>
+        <w:rPr>
+          <w:rStyle w:val="VerbatimChar"/>
+        </w:rPr>
+        <w:t xml:space="preserve">to calculate-cost-to-prey [prey-patch]</w:t>
+      </w:r>
+      <w:r>
+        <w:br/>
+      </w:r>
+      <w:r>
+        <w:br/>
+      </w:r>
+      <w:r>
+        <w:rPr>
+          <w:rStyle w:val="VerbatimChar"/>
+        </w:rPr>
+        <w:t xml:space="preserve">  ;; set initial conditions</w:t>
+      </w:r>
+      <w:r>
+        <w:br/>
+      </w:r>
+      <w:r>
+        <w:rPr>
+          <w:rStyle w:val="VerbatimChar"/>
+        </w:rPr>
+        <w:t xml:space="preserve">  ask patch-here [ set cost-to-prey 1e9 ]</w:t>
+      </w:r>
+      <w:r>
+        <w:br/>
+      </w:r>
+      <w:r>
+        <w:rPr>
+          <w:rStyle w:val="VerbatimChar"/>
+        </w:rPr>
+        <w:t xml:space="preserve">  ask prey-patch [ set cost-to-prey 0 ]</w:t>
+      </w:r>
+      <w:r>
+        <w:br/>
+      </w:r>
+      <w:r>
+        <w:br/>
+      </w:r>
+      <w:r>
+        <w:rPr>
+          <w:rStyle w:val="VerbatimChar"/>
+        </w:rPr>
+        <w:t xml:space="preserve">  ;; Start with a list containing the home patch</w:t>
+      </w:r>
+      <w:r>
+        <w:br/>
+      </w:r>
+      <w:r>
+        <w:rPr>
+          <w:rStyle w:val="VerbatimChar"/>
+        </w:rPr>
+        <w:t xml:space="preserve">  let frontier (list prey-patch)</w:t>
+      </w:r>
+      <w:r>
+        <w:br/>
+      </w:r>
+      <w:r>
+        <w:rPr>
+          <w:rStyle w:val="VerbatimChar"/>
+        </w:rPr>
+        <w:t xml:space="preserve">  let df difficulty-factor           ;; capture it locally</w:t>
+      </w:r>
+      <w:r>
+        <w:br/>
+      </w:r>
+      <w:r>
+        <w:br/>
+      </w:r>
+      <w:r>
+        <w:rPr>
+          <w:rStyle w:val="VerbatimChar"/>
+        </w:rPr>
+        <w:t xml:space="preserve">  while [not empty? frontier] [</w:t>
+      </w:r>
+      <w:r>
+        <w:br/>
+      </w:r>
+      <w:r>
+        <w:rPr>
+          <w:rStyle w:val="VerbatimChar"/>
+        </w:rPr>
+        <w:t xml:space="preserve">    let current first frontier</w:t>
+      </w:r>
+      <w:r>
+        <w:br/>
+      </w:r>
+      <w:r>
+        <w:rPr>
+          <w:rStyle w:val="VerbatimChar"/>
+        </w:rPr>
+        <w:t xml:space="preserve">    set frontier but-first frontier</w:t>
+      </w:r>
+      <w:r>
+        <w:br/>
+      </w:r>
+      <w:r>
+        <w:br/>
+      </w:r>
+      <w:r>
+        <w:rPr>
+          <w:rStyle w:val="VerbatimChar"/>
+        </w:rPr>
+        <w:t xml:space="preserve">    ask current [</w:t>
+      </w:r>
+      <w:r>
+        <w:br/>
+      </w:r>
+      <w:r>
+        <w:rPr>
+          <w:rStyle w:val="VerbatimChar"/>
+        </w:rPr>
+        <w:t xml:space="preserve">      let current-cost cost-to-prey</w:t>
+      </w:r>
+      <w:r>
+        <w:br/>
+      </w:r>
+      <w:r>
+        <w:rPr>
+          <w:rStyle w:val="VerbatimChar"/>
+        </w:rPr>
+        <w:t xml:space="preserve">      </w:t>
+      </w:r>
+      <w:r>
+        <w:br/>
+      </w:r>
+      <w:r>
+        <w:rPr>
+          <w:rStyle w:val="VerbatimChar"/>
+        </w:rPr>
+        <w:t xml:space="preserve">      ask neighbors4 with [patch-terrain = "water"] [</w:t>
+      </w:r>
+      <w:r>
+        <w:br/>
+      </w:r>
+      <w:r>
+        <w:rPr>
+          <w:rStyle w:val="VerbatimChar"/>
+        </w:rPr>
+        <w:t xml:space="preserve">        let travel-cost compute-travel-cost current self df</w:t>
+      </w:r>
+      <w:r>
+        <w:br/>
+      </w:r>
+      <w:r>
+        <w:rPr>
+          <w:rStyle w:val="VerbatimChar"/>
+        </w:rPr>
+        <w:t xml:space="preserve">        let new-cost current-cost + travel-cost</w:t>
+      </w:r>
+      <w:r>
+        <w:br/>
+      </w:r>
+      <w:r>
+        <w:br/>
+      </w:r>
+      <w:r>
+        <w:rPr>
+          <w:rStyle w:val="VerbatimChar"/>
+        </w:rPr>
+        <w:t xml:space="preserve">        if new-cost &lt; cost-to-prey [</w:t>
+      </w:r>
+      <w:r>
+        <w:br/>
+      </w:r>
+      <w:r>
+        <w:rPr>
+          <w:rStyle w:val="VerbatimChar"/>
+        </w:rPr>
+        <w:t xml:space="preserve">          set cost-to-prey new-cost</w:t>
+      </w:r>
+      <w:r>
+        <w:br/>
+      </w:r>
+      <w:r>
+        <w:rPr>
+          <w:rStyle w:val="VerbatimChar"/>
+        </w:rPr>
+        <w:t xml:space="preserve">          set frontier lput self frontier</w:t>
+      </w:r>
+      <w:r>
+        <w:br/>
+      </w:r>
+      <w:r>
+        <w:rPr>
+          <w:rStyle w:val="VerbatimChar"/>
+        </w:rPr>
+        <w:t xml:space="preserve">        ]</w:t>
+      </w:r>
+      <w:r>
+        <w:br/>
+      </w:r>
+      <w:r>
+        <w:rPr>
+          <w:rStyle w:val="VerbatimChar"/>
+        </w:rPr>
+        <w:t xml:space="preserve">      ]</w:t>
+      </w:r>
+      <w:r>
+        <w:br/>
+      </w:r>
+      <w:r>
+        <w:rPr>
+          <w:rStyle w:val="VerbatimChar"/>
+        </w:rPr>
+        <w:t xml:space="preserve">    ]</w:t>
+      </w:r>
+      <w:r>
+        <w:br/>
+      </w:r>
+      <w:r>
+        <w:rPr>
+          <w:rStyle w:val="VerbatimChar"/>
+        </w:rPr>
+        <w:t xml:space="preserve">  ]</w:t>
+      </w:r>
+      <w:r>
+        <w:br/>
+      </w:r>
+      <w:r>
+        <w:rPr>
+          <w:rStyle w:val="VerbatimChar"/>
+        </w:rPr>
+        <w:t xml:space="preserve">  </w:t>
+      </w:r>
+      <w:r>
+        <w:br/>
+      </w:r>
+      <w:r>
+        <w:rPr>
+          <w:rStyle w:val="VerbatimChar"/>
+        </w:rPr>
+        <w:t xml:space="preserve">end</w:t>
+      </w:r>
+      <w:r>
+        <w:br/>
+      </w:r>
+      <w:r>
+        <w:br/>
+      </w:r>
+      <w:r>
+        <w:rPr>
+          <w:rStyle w:val="VerbatimChar"/>
+        </w:rPr>
+        <w:t xml:space="preserve">to-report build-path-to-prey [start-patch prey-patch]</w:t>
+      </w:r>
+      <w:r>
+        <w:br/>
+      </w:r>
+      <w:r>
+        <w:rPr>
+          <w:rStyle w:val="VerbatimChar"/>
+        </w:rPr>
+        <w:t xml:space="preserve">  let path (list start-patch)</w:t>
+      </w:r>
+      <w:r>
+        <w:br/>
+      </w:r>
+      <w:r>
+        <w:rPr>
+          <w:rStyle w:val="VerbatimChar"/>
+        </w:rPr>
+        <w:t xml:space="preserve">  let cur start-patch</w:t>
+      </w:r>
+      <w:r>
+        <w:br/>
+      </w:r>
+      <w:r>
+        <w:rPr>
+          <w:rStyle w:val="VerbatimChar"/>
+        </w:rPr>
+        <w:t xml:space="preserve">  let max-steps 500</w:t>
+      </w:r>
+      <w:r>
+        <w:br/>
+      </w:r>
+      <w:r>
+        <w:br/>
+      </w:r>
+      <w:r>
+        <w:rPr>
+          <w:rStyle w:val="VerbatimChar"/>
+        </w:rPr>
+        <w:t xml:space="preserve">  while [cur != prey-patch and max-steps &gt; 0] [</w:t>
+      </w:r>
+      <w:r>
+        <w:br/>
+      </w:r>
+      <w:r>
+        <w:rPr>
+          <w:rStyle w:val="VerbatimChar"/>
+        </w:rPr>
+        <w:t xml:space="preserve">    set max-steps max-steps - 1</w:t>
+      </w:r>
+      <w:r>
+        <w:br/>
+      </w:r>
+      <w:r>
+        <w:br/>
+      </w:r>
+      <w:r>
+        <w:rPr>
+          <w:rStyle w:val="VerbatimChar"/>
+        </w:rPr>
+        <w:t xml:space="preserve">    let candidates neighbors4 with [</w:t>
+      </w:r>
+      <w:r>
+        <w:br/>
+      </w:r>
+      <w:r>
+        <w:rPr>
+          <w:rStyle w:val="VerbatimChar"/>
+        </w:rPr>
+        <w:t xml:space="preserve">      patch-terrain = "water" and</w:t>
+      </w:r>
+      <w:r>
+        <w:br/>
+      </w:r>
+      <w:r>
+        <w:rPr>
+          <w:rStyle w:val="VerbatimChar"/>
+        </w:rPr>
+        <w:t xml:space="preserve">      cost-to-prey &lt; [cost-to-prey] of cur</w:t>
+      </w:r>
+      <w:r>
+        <w:br/>
+      </w:r>
+      <w:r>
+        <w:rPr>
+          <w:rStyle w:val="VerbatimChar"/>
+        </w:rPr>
+        <w:t xml:space="preserve">    ]</w:t>
+      </w:r>
+      <w:r>
+        <w:br/>
+      </w:r>
+      <w:r>
+        <w:br/>
+      </w:r>
+      <w:r>
+        <w:rPr>
+          <w:rStyle w:val="VerbatimChar"/>
+        </w:rPr>
+        <w:t xml:space="preserve">    if not any? candidates [ report path ]</w:t>
+      </w:r>
+      <w:r>
+        <w:br/>
+      </w:r>
+      <w:r>
+        <w:br/>
+      </w:r>
+      <w:r>
+        <w:rPr>
+          <w:rStyle w:val="VerbatimChar"/>
+        </w:rPr>
+        <w:t xml:space="preserve">    let next-p min-one-of candidates [cost-to-prey]</w:t>
+      </w:r>
+      <w:r>
+        <w:br/>
+      </w:r>
+      <w:r>
+        <w:rPr>
+          <w:rStyle w:val="VerbatimChar"/>
+        </w:rPr>
+        <w:t xml:space="preserve">    set path lput next-p path</w:t>
+      </w:r>
+      <w:r>
+        <w:br/>
+      </w:r>
+      <w:r>
+        <w:rPr>
+          <w:rStyle w:val="VerbatimChar"/>
+        </w:rPr>
+        <w:t xml:space="preserve">    set cur next-p</w:t>
+      </w:r>
+      <w:r>
+        <w:br/>
+      </w:r>
+      <w:r>
+        <w:rPr>
+          <w:rStyle w:val="VerbatimChar"/>
+        </w:rPr>
+        <w:t xml:space="preserve">  ]</w:t>
+      </w:r>
+      <w:r>
+        <w:br/>
+      </w:r>
+      <w:r>
+        <w:br/>
+      </w:r>
+      <w:r>
+        <w:rPr>
+          <w:rStyle w:val="VerbatimChar"/>
+        </w:rPr>
+        <w:t xml:space="preserve">  report path</w:t>
+      </w:r>
+      <w:r>
+        <w:br/>
+      </w:r>
+      <w:r>
+        <w:rPr>
+          <w:rStyle w:val="VerbatimChar"/>
+        </w:rPr>
+        <w:t xml:space="preserve">end</w:t>
+      </w:r>
+    </w:p>
+    <w:bookmarkEnd w:id="28"/>
+    <w:bookmarkStart w:id="29" w:name="predator-speed"/>
+    <w:p>
+      <w:pPr>
+        <w:pStyle w:val="Heading3"/>
+      </w:pPr>
+      <w:r>
+        <w:t xml:space="preserve">Predator Speed</w:t>
+      </w:r>
+    </w:p>
+    <w:p>
+      <w:pPr>
+        <w:pStyle w:val="SourceCode"/>
+      </w:pPr>
+      <w:r>
+        <w:rPr>
+          <w:rStyle w:val="VerbatimChar"/>
+        </w:rPr>
+        <w:t xml:space="preserve">to adjust-stripedbass-speed ;; predator procedure</w:t>
+      </w:r>
+      <w:r>
+        <w:br/>
+      </w:r>
+      <w:r>
+        <w:rPr>
+          <w:rStyle w:val="VerbatimChar"/>
+        </w:rPr>
+        <w:t xml:space="preserve">  let travel-distance (speed / 3)</w:t>
+      </w:r>
+      <w:r>
+        <w:br/>
+      </w:r>
+      <w:r>
+        <w:rPr>
+          <w:rStyle w:val="VerbatimChar"/>
+        </w:rPr>
+        <w:t xml:space="preserve">  set prey-in-front alewives in-radius vision-distance </w:t>
+      </w:r>
+      <w:r>
+        <w:br/>
+      </w:r>
+      <w:r>
+        <w:br/>
+      </w:r>
+      <w:r>
+        <w:rPr>
+          <w:rStyle w:val="VerbatimChar"/>
+        </w:rPr>
+        <w:t xml:space="preserve">  ifelse any? prey-in-front and energy &gt; 0 ;; burst if there is a target and have energy</w:t>
+      </w:r>
+      <w:r>
+        <w:br/>
+      </w:r>
+      <w:r>
+        <w:rPr>
+          <w:rStyle w:val="VerbatimChar"/>
+        </w:rPr>
+        <w:t xml:space="preserve">  [ set bursting? true ]</w:t>
+      </w:r>
+      <w:r>
+        <w:br/>
+      </w:r>
+      <w:r>
+        <w:rPr>
+          <w:rStyle w:val="VerbatimChar"/>
+        </w:rPr>
+        <w:t xml:space="preserve">  [ set bursting? false ]</w:t>
+      </w:r>
+      <w:r>
+        <w:br/>
+      </w:r>
+      <w:r>
+        <w:br/>
+      </w:r>
+      <w:r>
+        <w:rPr>
+          <w:rStyle w:val="VerbatimChar"/>
+        </w:rPr>
+        <w:t xml:space="preserve">  ifelse bursting?</w:t>
+      </w:r>
+      <w:r>
+        <w:br/>
+      </w:r>
+      <w:r>
+        <w:rPr>
+          <w:rStyle w:val="VerbatimChar"/>
+        </w:rPr>
+        <w:t xml:space="preserve">  [ if speed &lt;= max-speed</w:t>
+      </w:r>
+      <w:r>
+        <w:br/>
+      </w:r>
+      <w:r>
+        <w:rPr>
+          <w:rStyle w:val="VerbatimChar"/>
+        </w:rPr>
+        <w:t xml:space="preserve">    [ set speed (speed + (speed * 0.3))</w:t>
+      </w:r>
+      <w:r>
+        <w:br/>
+      </w:r>
+      <w:r>
+        <w:rPr>
+          <w:rStyle w:val="VerbatimChar"/>
+        </w:rPr>
+        <w:t xml:space="preserve">      let burst-energy (E-swim * 0.3)</w:t>
+      </w:r>
+      <w:r>
+        <w:br/>
+      </w:r>
+      <w:r>
+        <w:rPr>
+          <w:rStyle w:val="VerbatimChar"/>
+        </w:rPr>
+        <w:t xml:space="preserve">      set energy (energy - burst-energy) ]</w:t>
+      </w:r>
+      <w:r>
+        <w:br/>
+      </w:r>
+      <w:r>
+        <w:rPr>
+          <w:rStyle w:val="VerbatimChar"/>
+        </w:rPr>
+        <w:t xml:space="preserve">  ]</w:t>
+      </w:r>
+      <w:r>
+        <w:br/>
+      </w:r>
+      <w:r>
+        <w:rPr>
+          <w:rStyle w:val="VerbatimChar"/>
+        </w:rPr>
+        <w:t xml:space="preserve">  </w:t>
+      </w:r>
+      <w:r>
+        <w:br/>
+      </w:r>
+      <w:r>
+        <w:rPr>
+          <w:rStyle w:val="VerbatimChar"/>
+        </w:rPr>
+        <w:t xml:space="preserve">  [ set speed (max-speed / 4) ]</w:t>
+      </w:r>
+      <w:r>
+        <w:br/>
+      </w:r>
+      <w:r>
+        <w:rPr>
+          <w:rStyle w:val="VerbatimChar"/>
+        </w:rPr>
+        <w:t xml:space="preserve">end</w:t>
+      </w:r>
+    </w:p>
+    <w:bookmarkEnd w:id="29"/>
+    <w:bookmarkStart w:id="36" w:name="consume-prey"/>
+    <w:p>
+      <w:pPr>
+        <w:pStyle w:val="Heading3"/>
+      </w:pPr>
+      <w:r>
+        <w:t xml:space="preserve">Consume Prey</w:t>
+      </w:r>
+    </w:p>
+    <w:p>
+      <w:pPr>
+        <w:pStyle w:val="SourceCode"/>
+      </w:pPr>
+      <w:r>
+        <w:rPr>
+          <w:rStyle w:val="VerbatimChar"/>
+        </w:rPr>
+        <w:t xml:space="preserve">to eat  ;; predator procedure</w:t>
+      </w:r>
+      <w:r>
+        <w:br/>
+      </w:r>
+      <w:r>
+        <w:rPr>
+          <w:rStyle w:val="VerbatimChar"/>
+        </w:rPr>
+        <w:t xml:space="preserve">   if stomach-contents &lt; stomach-capacity [</w:t>
+      </w:r>
+      <w:r>
+        <w:br/>
+      </w:r>
+      <w:r>
+        <w:rPr>
+          <w:rStyle w:val="VerbatimChar"/>
+        </w:rPr>
+        <w:t xml:space="preserve">    ;; Find prey on the same patch</w:t>
+      </w:r>
+      <w:r>
+        <w:br/>
+      </w:r>
+      <w:r>
+        <w:rPr>
+          <w:rStyle w:val="VerbatimChar"/>
+        </w:rPr>
+        <w:t xml:space="preserve">   let nearby (turtle-set alewives-here alewives-on neighbors)</w:t>
+      </w:r>
+      <w:r>
+        <w:br/>
+      </w:r>
+      <w:r>
+        <w:br/>
+      </w:r>
+      <w:r>
+        <w:rPr>
+          <w:rStyle w:val="VerbatimChar"/>
+        </w:rPr>
+        <w:t xml:space="preserve">    ;; Filter for only edible prey (based on gape size)</w:t>
+      </w:r>
+      <w:r>
+        <w:br/>
+      </w:r>
+      <w:r>
+        <w:rPr>
+          <w:rStyle w:val="VerbatimChar"/>
+        </w:rPr>
+        <w:t xml:space="preserve">    let edible-prey nearby with [</w:t>
+      </w:r>
+      <w:r>
+        <w:br/>
+      </w:r>
+      <w:r>
+        <w:rPr>
+          <w:rStyle w:val="VerbatimChar"/>
+        </w:rPr>
+        <w:t xml:space="preserve">      body-depth &lt;= [gape-size] of myself</w:t>
+      </w:r>
+      <w:r>
+        <w:br/>
+      </w:r>
+      <w:r>
+        <w:rPr>
+          <w:rStyle w:val="VerbatimChar"/>
+        </w:rPr>
+        <w:t xml:space="preserve">    ]</w:t>
+      </w:r>
+      <w:r>
+        <w:br/>
+      </w:r>
+      <w:r>
+        <w:br/>
+      </w:r>
+      <w:r>
+        <w:rPr>
+          <w:rStyle w:val="VerbatimChar"/>
+        </w:rPr>
+        <w:t xml:space="preserve">    if any? edible-prey [</w:t>
+      </w:r>
+      <w:r>
+        <w:br/>
+      </w:r>
+      <w:r>
+        <w:rPr>
+          <w:rStyle w:val="VerbatimChar"/>
+        </w:rPr>
+        <w:t xml:space="preserve">      let meal one-of edible-prey</w:t>
+      </w:r>
+      <w:r>
+        <w:br/>
+      </w:r>
+      <w:r>
+        <w:rPr>
+          <w:rStyle w:val="VerbatimChar"/>
+        </w:rPr>
+        <w:t xml:space="preserve">      ;; Digestible mass (75% of whole prey weight)</w:t>
+      </w:r>
+      <w:r>
+        <w:br/>
+      </w:r>
+      <w:r>
+        <w:rPr>
+          <w:rStyle w:val="VerbatimChar"/>
+        </w:rPr>
+        <w:t xml:space="preserve">      let meal-weight ([weight] of meal) * 0.75</w:t>
+      </w:r>
+      <w:r>
+        <w:br/>
+      </w:r>
+      <w:r>
+        <w:br/>
+      </w:r>
+      <w:r>
+        <w:rPr>
+          <w:rStyle w:val="VerbatimChar"/>
+        </w:rPr>
+        <w:t xml:space="preserve">      ;; Remaining capacity</w:t>
+      </w:r>
+      <w:r>
+        <w:br/>
+      </w:r>
+      <w:r>
+        <w:rPr>
+          <w:rStyle w:val="VerbatimChar"/>
+        </w:rPr>
+        <w:t xml:space="preserve">      let space-available (stomach-capacity - stomach-contents)</w:t>
+      </w:r>
+      <w:r>
+        <w:br/>
+      </w:r>
+      <w:r>
+        <w:br/>
+      </w:r>
+      <w:r>
+        <w:rPr>
+          <w:rStyle w:val="VerbatimChar"/>
+        </w:rPr>
+        <w:t xml:space="preserve">      ;; You can only eat as much as fits</w:t>
+      </w:r>
+      <w:r>
+        <w:br/>
+      </w:r>
+      <w:r>
+        <w:rPr>
+          <w:rStyle w:val="VerbatimChar"/>
+        </w:rPr>
+        <w:t xml:space="preserve">      let intake (min (list meal-weight space-available))</w:t>
+      </w:r>
+      <w:r>
+        <w:br/>
+      </w:r>
+      <w:r>
+        <w:br/>
+      </w:r>
+      <w:r>
+        <w:rPr>
+          <w:rStyle w:val="VerbatimChar"/>
+        </w:rPr>
+        <w:t xml:space="preserve">      ;; Add biomass to stomach</w:t>
+      </w:r>
+      <w:r>
+        <w:br/>
+      </w:r>
+      <w:r>
+        <w:rPr>
+          <w:rStyle w:val="VerbatimChar"/>
+        </w:rPr>
+        <w:t xml:space="preserve">      set stomach-contents (stomach-contents + intake)</w:t>
+      </w:r>
+      <w:r>
+        <w:br/>
+      </w:r>
+      <w:r>
+        <w:rPr>
+          <w:rStyle w:val="VerbatimChar"/>
+        </w:rPr>
+        <w:t xml:space="preserve">      </w:t>
+      </w:r>
+      <w:r>
+        <w:br/>
+      </w:r>
+      <w:r>
+        <w:rPr>
+          <w:rStyle w:val="VerbatimChar"/>
+        </w:rPr>
+        <w:t xml:space="preserve">      ;; add mercury</w:t>
+      </w:r>
+      <w:r>
+        <w:br/>
+      </w:r>
+      <w:r>
+        <w:rPr>
+          <w:rStyle w:val="VerbatimChar"/>
+        </w:rPr>
+        <w:t xml:space="preserve">      ;; accumulates from prey eaten</w:t>
+      </w:r>
+      <w:r>
+        <w:br/>
+      </w:r>
+      <w:r>
+        <w:rPr>
+          <w:rStyle w:val="VerbatimChar"/>
+        </w:rPr>
+        <w:t xml:space="preserve">      let mehg-prey-risk [mehg-total] of meal</w:t>
+      </w:r>
+      <w:r>
+        <w:br/>
+      </w:r>
+      <w:r>
+        <w:rPr>
+          <w:rStyle w:val="VerbatimChar"/>
+        </w:rPr>
+        <w:t xml:space="preserve">      let hg-prey-risk [hg-total] of meal</w:t>
+      </w:r>
+      <w:r>
+        <w:br/>
+      </w:r>
+      <w:r>
+        <w:rPr>
+          <w:rStyle w:val="VerbatimChar"/>
+        </w:rPr>
+        <w:t xml:space="preserve">      set mehg-foraging-undigested mehg-prey-risk</w:t>
+      </w:r>
+      <w:r>
+        <w:br/>
+      </w:r>
+      <w:r>
+        <w:rPr>
+          <w:rStyle w:val="VerbatimChar"/>
+        </w:rPr>
+        <w:t xml:space="preserve">      set hg-foraging-undigested hg-prey-risk</w:t>
+      </w:r>
+      <w:r>
+        <w:br/>
+      </w:r>
+      <w:r>
+        <w:rPr>
+          <w:rStyle w:val="VerbatimChar"/>
+        </w:rPr>
+        <w:t xml:space="preserve">      set stomach-contents-Hg (stomach-contents-Hg + hg-prey-risk);; mercury stomach amount</w:t>
+      </w:r>
+      <w:r>
+        <w:br/>
+      </w:r>
+      <w:r>
+        <w:rPr>
+          <w:rStyle w:val="VerbatimChar"/>
+        </w:rPr>
+        <w:t xml:space="preserve">      set stomach-contents-MeHg (stomach-contents-MeHg + mehg-prey-risk);; methylmercury stomach amount</w:t>
+      </w:r>
+      <w:r>
+        <w:br/>
+      </w:r>
+      <w:r>
+        <w:rPr>
+          <w:rStyle w:val="VerbatimChar"/>
+        </w:rPr>
+        <w:t xml:space="preserve">      </w:t>
+      </w:r>
+      <w:r>
+        <w:br/>
+      </w:r>
+      <w:r>
+        <w:rPr>
+          <w:rStyle w:val="VerbatimChar"/>
+        </w:rPr>
+        <w:t xml:space="preserve">      ask meal [</w:t>
+      </w:r>
+      <w:r>
+        <w:br/>
+      </w:r>
+      <w:r>
+        <w:rPr>
+          <w:rStyle w:val="VerbatimChar"/>
+        </w:rPr>
+        <w:t xml:space="preserve">        die</w:t>
+      </w:r>
+      <w:r>
+        <w:br/>
+      </w:r>
+      <w:r>
+        <w:rPr>
+          <w:rStyle w:val="VerbatimChar"/>
+        </w:rPr>
+        <w:t xml:space="preserve">      ]</w:t>
+      </w:r>
+      <w:r>
+        <w:br/>
+      </w:r>
+      <w:r>
+        <w:rPr>
+          <w:rStyle w:val="VerbatimChar"/>
+        </w:rPr>
+        <w:t xml:space="preserve">            ;; Update counters</w:t>
+      </w:r>
+      <w:r>
+        <w:br/>
+      </w:r>
+      <w:r>
+        <w:rPr>
+          <w:rStyle w:val="VerbatimChar"/>
+        </w:rPr>
+        <w:t xml:space="preserve">      set completed-action? true</w:t>
+      </w:r>
+      <w:r>
+        <w:br/>
+      </w:r>
+      <w:r>
+        <w:rPr>
+          <w:rStyle w:val="VerbatimChar"/>
+        </w:rPr>
+        <w:t xml:space="preserve">      set numAlewivesEaten numAlewivesEaten + 1</w:t>
+      </w:r>
+      <w:r>
+        <w:br/>
+      </w:r>
+      <w:r>
+        <w:rPr>
+          <w:rStyle w:val="VerbatimChar"/>
+        </w:rPr>
+        <w:t xml:space="preserve">      set daytime-prey-eaten daytime-prey-eaten + 1</w:t>
+      </w:r>
+      <w:r>
+        <w:br/>
+      </w:r>
+      <w:r>
+        <w:rPr>
+          <w:rStyle w:val="VerbatimChar"/>
+        </w:rPr>
+        <w:t xml:space="preserve">      mark-foraging-event</w:t>
+      </w:r>
+      <w:r>
+        <w:br/>
+      </w:r>
+      <w:r>
+        <w:rPr>
+          <w:rStyle w:val="VerbatimChar"/>
+        </w:rPr>
+        <w:t xml:space="preserve">      </w:t>
+      </w:r>
+      <w:r>
+        <w:br/>
+      </w:r>
+      <w:r>
+        <w:rPr>
+          <w:rStyle w:val="VerbatimChar"/>
+        </w:rPr>
+        <w:t xml:space="preserve">      ask patch-here [</w:t>
+      </w:r>
+      <w:r>
+        <w:br/>
+      </w:r>
+      <w:r>
+        <w:rPr>
+          <w:rStyle w:val="VerbatimChar"/>
+        </w:rPr>
+        <w:t xml:space="preserve">      set prey-eaten-in-patch prey-eaten-in-patch + 1</w:t>
+      </w:r>
+      <w:r>
+        <w:br/>
+      </w:r>
+      <w:r>
+        <w:rPr>
+          <w:rStyle w:val="VerbatimChar"/>
+        </w:rPr>
+        <w:t xml:space="preserve">      ]</w:t>
+      </w:r>
+      <w:r>
+        <w:br/>
+      </w:r>
+      <w:r>
+        <w:rPr>
+          <w:rStyle w:val="VerbatimChar"/>
+        </w:rPr>
+        <w:t xml:space="preserve">    ]</w:t>
+      </w:r>
+      <w:r>
+        <w:br/>
+      </w:r>
+      <w:r>
+        <w:br/>
+      </w:r>
+      <w:r>
+        <w:rPr>
+          <w:rStyle w:val="VerbatimChar"/>
+        </w:rPr>
+        <w:t xml:space="preserve">  ]</w:t>
+      </w:r>
+      <w:r>
+        <w:br/>
+      </w:r>
+      <w:r>
+        <w:rPr>
+          <w:rStyle w:val="VerbatimChar"/>
+        </w:rPr>
+        <w:t xml:space="preserve"> </w:t>
+      </w:r>
+      <w:r>
+        <w:br/>
+      </w:r>
+      <w:r>
+        <w:rPr>
+          <w:rStyle w:val="VerbatimChar"/>
+        </w:rPr>
+        <w:t xml:space="preserve">end</w:t>
+      </w:r>
+    </w:p>
+    <w:bookmarkStart w:id="35" w:name="refs"/>
+    <w:bookmarkStart w:id="31" w:name="ref-diz-pita_predatorprey_2021"/>
     <w:p>
       <w:pPr>
         <w:pStyle w:val="Bibliography"/>
@@ -15868,7 +19556,7 @@
       <w:r>
         <w:t xml:space="preserve"> </w:t>
       </w:r>
-      <w:hyperlink r:id="rId24">
+      <w:hyperlink r:id="rId30">
         <w:r>
           <w:rPr>
             <w:rStyle w:val="Hyperlink"/>
@@ -15880,8 +19568,8 @@
         <w:t xml:space="preserve">.</w:t>
       </w:r>
     </w:p>
-    <w:bookmarkEnd w:id="25"/>
-    <w:bookmarkStart w:id="26" w:name="ref-dobon_netlogo_2018"/>
+    <w:bookmarkEnd w:id="31"/>
+    <w:bookmarkStart w:id="32" w:name="ref-dobon_netlogo_2018"/>
     <w:p>
       <w:pPr>
         <w:pStyle w:val="Bibliography"/>
@@ -15903,8 +19591,8 @@
         <w:t xml:space="preserve">. Northwestern University.</w:t>
       </w:r>
     </w:p>
-    <w:bookmarkEnd w:id="26"/>
-    <w:bookmarkStart w:id="28" w:name="ref-northfield_spatial_2017"/>
+    <w:bookmarkEnd w:id="32"/>
+    <w:bookmarkStart w:id="34" w:name="ref-northfield_spatial_2017"/>
     <w:p>
       <w:pPr>
         <w:pStyle w:val="Bibliography"/>
@@ -15937,7 +19625,7 @@
       <w:r>
         <w:t xml:space="preserve"> </w:t>
       </w:r>
-      <w:hyperlink r:id="rId27">
+      <w:hyperlink r:id="rId33">
         <w:r>
           <w:rPr>
             <w:rStyle w:val="Hyperlink"/>
@@ -15949,11 +19637,11 @@
         <w:t xml:space="preserve">.</w:t>
       </w:r>
     </w:p>
-    <w:bookmarkEnd w:id="28"/>
-    <w:bookmarkEnd w:id="29"/>
-    <w:bookmarkEnd w:id="30"/>
-    <w:bookmarkEnd w:id="31"/>
-    <w:bookmarkEnd w:id="32"/>
+    <w:bookmarkEnd w:id="34"/>
+    <w:bookmarkEnd w:id="35"/>
+    <w:bookmarkEnd w:id="36"/>
+    <w:bookmarkEnd w:id="37"/>
+    <w:bookmarkEnd w:id="38"/>
     <w:sectPr>
       <w:pgSz w:h="15840" w:w="12240"/>
       <w:pgMar w:bottom="1440" w:footer="708" w:gutter="0" w:header="708" w:left="1440" w:right="1440" w:top="1440"/>
